--- a/MODUL AJAR/MA MTK/BAB 3 - MA Matematika Kls 1.docx
+++ b/MODUL AJAR/MA MTK/BAB 3 - MA Matematika Kls 1.docx
@@ -1,6 +1,6 @@
 
 <file path=word/document.xml><?xml version="1.0" encoding="utf-8"?>
-<w:document xmlns:wpc="http://schemas.microsoft.com/office/word/2010/wordprocessingCanvas" xmlns:cx="http://schemas.microsoft.com/office/drawing/2014/chartex" xmlns:cx1="http://schemas.microsoft.com/office/drawing/2015/9/8/chartex" xmlns:cx2="http://schemas.microsoft.com/office/drawing/2015/10/21/chartex" xmlns:cx3="http://schemas.microsoft.com/office/drawing/2016/5/9/chartex" xmlns:cx4="http://schemas.microsoft.com/office/drawing/2016/5/10/chartex" xmlns:cx5="http://schemas.microsoft.com/office/drawing/2016/5/11/chartex" xmlns:cx6="http://schemas.microsoft.com/office/drawing/2016/5/12/chartex" xmlns:cx7="http://schemas.microsoft.com/office/drawing/2016/5/13/chartex" xmlns:cx8="http://schemas.microsoft.com/office/drawing/2016/5/14/chartex" xmlns:mc="http://schemas.openxmlformats.org/markup-compatibility/2006" xmlns:aink="http://schemas.microsoft.com/office/drawing/2016/ink" xmlns:am3d="http://schemas.microsoft.com/office/drawing/2017/model3d" xmlns:o="urn:schemas-microsoft-com:office:office" xmlns:oel="http://schemas.microsoft.com/office/2019/extlst" xmlns:r="http://schemas.openxmlformats.org/officeDocument/2006/relationships" xmlns:m="http://schemas.openxmlformats.org/officeDocument/2006/math" xmlns:v="urn:schemas-microsoft-com:vml" xmlns:wp14="http://schemas.microsoft.com/office/word/2010/wordprocessingDrawing" xmlns:wp="http://schemas.openxmlformats.org/drawingml/2006/wordprocessingDrawing" xmlns:w10="urn:schemas-microsoft-com:office:word" xmlns:w="http://schemas.openxmlformats.org/wordprocessingml/2006/main" xmlns:w14="http://schemas.microsoft.com/office/word/2010/wordml" xmlns:w15="http://schemas.microsoft.com/office/word/2012/wordml" xmlns:w16cex="http://schemas.microsoft.com/office/word/2018/wordml/cex" xmlns:w16cid="http://schemas.microsoft.com/office/word/2016/wordml/cid" xmlns:w16="http://schemas.microsoft.com/office/word/2018/wordml" xmlns:w16sdtdh="http://schemas.microsoft.com/office/word/2020/wordml/sdtdatahash" xmlns:w16se="http://schemas.microsoft.com/office/word/2015/wordml/symex" xmlns:wpg="http://schemas.microsoft.com/office/word/2010/wordprocessingGroup" xmlns:wpi="http://schemas.microsoft.com/office/word/2010/wordprocessingInk" xmlns:wne="http://schemas.microsoft.com/office/word/2006/wordml" xmlns:wps="http://schemas.microsoft.com/office/word/2010/wordprocessingShape" mc:Ignorable="w14 w15 w16se w16cid w16 w16cex w16sdtdh wp14">
+<w:document xmlns:wpc="http://schemas.microsoft.com/office/word/2010/wordprocessingCanvas" xmlns:cx="http://schemas.microsoft.com/office/drawing/2014/chartex" xmlns:cx1="http://schemas.microsoft.com/office/drawing/2015/9/8/chartex" xmlns:cx2="http://schemas.microsoft.com/office/drawing/2015/10/21/chartex" xmlns:cx3="http://schemas.microsoft.com/office/drawing/2016/5/9/chartex" xmlns:cx4="http://schemas.microsoft.com/office/drawing/2016/5/10/chartex" xmlns:cx5="http://schemas.microsoft.com/office/drawing/2016/5/11/chartex" xmlns:cx6="http://schemas.microsoft.com/office/drawing/2016/5/12/chartex" xmlns:cx7="http://schemas.microsoft.com/office/drawing/2016/5/13/chartex" xmlns:cx8="http://schemas.microsoft.com/office/drawing/2016/5/14/chartex" xmlns:mc="http://schemas.openxmlformats.org/markup-compatibility/2006" xmlns:aink="http://schemas.microsoft.com/office/drawing/2016/ink" xmlns:am3d="http://schemas.microsoft.com/office/drawing/2017/model3d" xmlns:o="urn:schemas-microsoft-com:office:office" xmlns:oel="http://schemas.microsoft.com/office/2019/extlst" xmlns:r="http://schemas.openxmlformats.org/officeDocument/2006/relationships" xmlns:m="http://schemas.openxmlformats.org/officeDocument/2006/math" xmlns:v="urn:schemas-microsoft-com:vml" xmlns:wp14="http://schemas.microsoft.com/office/word/2010/wordprocessingDrawing" xmlns:wp="http://schemas.openxmlformats.org/drawingml/2006/wordprocessingDrawing" xmlns:w10="urn:schemas-microsoft-com:office:word" xmlns:w="http://schemas.openxmlformats.org/wordprocessingml/2006/main" xmlns:w14="http://schemas.microsoft.com/office/word/2010/wordml" xmlns:w15="http://schemas.microsoft.com/office/word/2012/wordml" xmlns:w16cex="http://schemas.microsoft.com/office/word/2018/wordml/cex" xmlns:w16cid="http://schemas.microsoft.com/office/word/2016/wordml/cid" xmlns:w16="http://schemas.microsoft.com/office/word/2018/wordml" xmlns:w16du="http://schemas.microsoft.com/office/word/2023/wordml/word16du" xmlns:w16sdtdh="http://schemas.microsoft.com/office/word/2020/wordml/sdtdatahash" xmlns:w16sdtfl="http://schemas.microsoft.com/office/word/2024/wordml/sdtformatlock" xmlns:w16se="http://schemas.microsoft.com/office/word/2015/wordml/symex" xmlns:wpg="http://schemas.microsoft.com/office/word/2010/wordprocessingGroup" xmlns:wpi="http://schemas.microsoft.com/office/word/2010/wordprocessingInk" xmlns:wne="http://schemas.microsoft.com/office/word/2006/wordml" xmlns:wps="http://schemas.microsoft.com/office/word/2010/wordprocessingShape" mc:Ignorable="w14 w15 w16se w16cid w16 w16cex w16sdtdh w16sdtfl w16du wp14">
   <w:body>
     <w:p>
       <w:pPr>
@@ -727,7 +727,17 @@
                 <w:sz w:val="28"/>
                 <w:szCs w:val="28"/>
               </w:rPr>
-              <w:t xml:space="preserve">                  </w:t>
+              <w:t xml:space="preserve">                </w:t>
+            </w:r>
+            <w:proofErr w:type="gramStart"/>
+            <w:r>
+              <w:rPr>
+                <w:b/>
+                <w:bCs/>
+                <w:sz w:val="28"/>
+                <w:szCs w:val="28"/>
+              </w:rPr>
+              <w:t xml:space="preserve">  </w:t>
             </w:r>
             <w:r>
               <w:rPr>
@@ -739,6 +749,7 @@
               </w:rPr>
               <w:t>:</w:t>
             </w:r>
+            <w:proofErr w:type="gramEnd"/>
             <w:r>
               <w:rPr>
                 <w:b/>
@@ -775,7 +786,6 @@
                 <w:lang w:val="pt-BR"/>
               </w:rPr>
             </w:pPr>
-            <w:proofErr w:type="spellStart"/>
             <w:r>
               <w:rPr>
                 <w:b/>
@@ -783,17 +793,7 @@
                 <w:sz w:val="28"/>
                 <w:szCs w:val="28"/>
               </w:rPr>
-              <w:t>Fase</w:t>
-            </w:r>
-            <w:proofErr w:type="spellEnd"/>
-            <w:r>
-              <w:rPr>
-                <w:b/>
-                <w:bCs/>
-                <w:sz w:val="28"/>
-                <w:szCs w:val="28"/>
-              </w:rPr>
-              <w:t xml:space="preserve">, </w:t>
+              <w:t xml:space="preserve">Fase, </w:t>
             </w:r>
             <w:r>
               <w:rPr>
@@ -880,7 +880,16 @@
                 <w:lang w:val="pt-BR"/>
               </w:rPr>
               <w:tab/>
-              <w:t>2025/2026</w:t>
+            </w:r>
+            <w:r>
+              <w:rPr>
+                <w:b/>
+                <w:bCs/>
+                <w:sz w:val="28"/>
+                <w:szCs w:val="28"/>
+                <w:lang w:val="pt-BR"/>
+              </w:rPr>
+              <w:t>2026/2027</w:t>
             </w:r>
           </w:p>
           <w:p>
@@ -1060,18 +1069,8 @@
           <w:sz w:val="24"/>
           <w:szCs w:val="24"/>
         </w:rPr>
-        <w:t xml:space="preserve">Nama </w:t>
-      </w:r>
-      <w:proofErr w:type="spellStart"/>
-      <w:r>
-        <w:rPr>
-          <w:b/>
-          <w:sz w:val="24"/>
-          <w:szCs w:val="24"/>
-        </w:rPr>
-        <w:t>Sekolah</w:t>
-      </w:r>
-      <w:proofErr w:type="spellEnd"/>
+        <w:t>Nama Sekolah</w:t>
+      </w:r>
       <w:r>
         <w:rPr>
           <w:b/>
@@ -1158,6 +1157,7 @@
         <w:t xml:space="preserve">SRI DEWI YULIA, </w:t>
       </w:r>
       <w:proofErr w:type="spellStart"/>
+      <w:proofErr w:type="gramStart"/>
       <w:r>
         <w:rPr>
           <w:b/>
@@ -1168,6 +1168,7 @@
         <w:t>S.Pd</w:t>
       </w:r>
       <w:proofErr w:type="spellEnd"/>
+      <w:proofErr w:type="gramEnd"/>
     </w:p>
     <w:p>
       <w:pPr>
@@ -1224,23 +1225,13 @@
           <w:szCs w:val="24"/>
         </w:rPr>
       </w:pPr>
-      <w:proofErr w:type="spellStart"/>
       <w:r>
         <w:rPr>
           <w:b/>
           <w:sz w:val="24"/>
           <w:szCs w:val="24"/>
         </w:rPr>
-        <w:t>Fase</w:t>
-      </w:r>
-      <w:proofErr w:type="spellEnd"/>
-      <w:r>
-        <w:rPr>
-          <w:b/>
-          <w:sz w:val="24"/>
-          <w:szCs w:val="24"/>
-        </w:rPr>
-        <w:t xml:space="preserve"> / </w:t>
+        <w:t xml:space="preserve">Fase / </w:t>
       </w:r>
       <w:proofErr w:type="spellStart"/>
       <w:r>
@@ -1356,7 +1347,6 @@
           <w:szCs w:val="24"/>
         </w:rPr>
       </w:pPr>
-      <w:proofErr w:type="spellStart"/>
       <w:r>
         <w:rPr>
           <w:b/>
@@ -1366,7 +1356,6 @@
         </w:rPr>
         <w:t>Materi</w:t>
       </w:r>
-      <w:proofErr w:type="spellEnd"/>
       <w:r>
         <w:rPr>
           <w:b/>
@@ -1555,7 +1544,6 @@
           <w:szCs w:val="24"/>
         </w:rPr>
         <w:tab/>
-        <w:t>20</w:t>
       </w:r>
       <w:r>
         <w:rPr>
@@ -1564,7 +1552,7 @@
           <w:sz w:val="24"/>
           <w:szCs w:val="24"/>
         </w:rPr>
-        <w:t>25/2026</w:t>
+        <w:t>2026/2027</w:t>
       </w:r>
     </w:p>
     <w:p>
@@ -1657,23 +1645,7 @@
           <w:sz w:val="24"/>
           <w:szCs w:val="24"/>
         </w:rPr>
-        <w:t xml:space="preserve"> </w:t>
-      </w:r>
-      <w:proofErr w:type="spellStart"/>
-      <w:r>
-        <w:rPr>
-          <w:sz w:val="24"/>
-          <w:szCs w:val="24"/>
-        </w:rPr>
-        <w:t>Fase</w:t>
-      </w:r>
-      <w:proofErr w:type="spellEnd"/>
-      <w:r>
-        <w:rPr>
-          <w:sz w:val="24"/>
-          <w:szCs w:val="24"/>
-        </w:rPr>
-        <w:t xml:space="preserve"> A, </w:t>
+        <w:t xml:space="preserve"> Fase A, </w:t>
       </w:r>
       <w:proofErr w:type="spellStart"/>
       <w:r>
@@ -1913,23 +1885,7 @@
           <w:sz w:val="24"/>
           <w:szCs w:val="24"/>
         </w:rPr>
-        <w:t xml:space="preserve">. </w:t>
-      </w:r>
-      <w:proofErr w:type="spellStart"/>
-      <w:r>
-        <w:rPr>
-          <w:sz w:val="24"/>
-          <w:szCs w:val="24"/>
-        </w:rPr>
-        <w:t>Mereka</w:t>
-      </w:r>
-      <w:proofErr w:type="spellEnd"/>
-      <w:r>
-        <w:rPr>
-          <w:sz w:val="24"/>
-          <w:szCs w:val="24"/>
-        </w:rPr>
-        <w:t xml:space="preserve"> </w:t>
+        <w:t xml:space="preserve">. Mereka </w:t>
       </w:r>
       <w:proofErr w:type="spellStart"/>
       <w:r>
@@ -2137,23 +2093,7 @@
           <w:sz w:val="24"/>
           <w:szCs w:val="24"/>
         </w:rPr>
-        <w:t xml:space="preserve">. </w:t>
-      </w:r>
-      <w:proofErr w:type="spellStart"/>
-      <w:r>
-        <w:rPr>
-          <w:sz w:val="24"/>
-          <w:szCs w:val="24"/>
-        </w:rPr>
-        <w:t>Mereka</w:t>
-      </w:r>
-      <w:proofErr w:type="spellEnd"/>
-      <w:r>
-        <w:rPr>
-          <w:sz w:val="24"/>
-          <w:szCs w:val="24"/>
-        </w:rPr>
-        <w:t xml:space="preserve"> </w:t>
+        <w:t xml:space="preserve">. Mereka </w:t>
       </w:r>
       <w:proofErr w:type="spellStart"/>
       <w:r>
@@ -2233,23 +2173,7 @@
           <w:sz w:val="24"/>
           <w:szCs w:val="24"/>
         </w:rPr>
-        <w:t xml:space="preserve">. </w:t>
-      </w:r>
-      <w:proofErr w:type="spellStart"/>
-      <w:r>
-        <w:rPr>
-          <w:sz w:val="24"/>
-          <w:szCs w:val="24"/>
-        </w:rPr>
-        <w:t>Mereka</w:t>
-      </w:r>
-      <w:proofErr w:type="spellEnd"/>
-      <w:r>
-        <w:rPr>
-          <w:sz w:val="24"/>
-          <w:szCs w:val="24"/>
-        </w:rPr>
-        <w:t xml:space="preserve"> </w:t>
+        <w:t xml:space="preserve">. Mereka </w:t>
       </w:r>
       <w:proofErr w:type="spellStart"/>
       <w:r>
@@ -2361,23 +2285,7 @@
           <w:sz w:val="24"/>
           <w:szCs w:val="24"/>
         </w:rPr>
-        <w:t xml:space="preserve">. </w:t>
-      </w:r>
-      <w:proofErr w:type="spellStart"/>
-      <w:r>
-        <w:rPr>
-          <w:sz w:val="24"/>
-          <w:szCs w:val="24"/>
-        </w:rPr>
-        <w:t>Mereka</w:t>
-      </w:r>
-      <w:proofErr w:type="spellEnd"/>
-      <w:r>
-        <w:rPr>
-          <w:sz w:val="24"/>
-          <w:szCs w:val="24"/>
-        </w:rPr>
-        <w:t xml:space="preserve"> </w:t>
+        <w:t xml:space="preserve">. Mereka </w:t>
       </w:r>
       <w:proofErr w:type="spellStart"/>
       <w:r>
@@ -2681,23 +2589,7 @@
           <w:sz w:val="24"/>
           <w:szCs w:val="24"/>
         </w:rPr>
-        <w:t xml:space="preserve"> lain. </w:t>
-      </w:r>
-      <w:proofErr w:type="spellStart"/>
-      <w:r>
-        <w:rPr>
-          <w:sz w:val="24"/>
-          <w:szCs w:val="24"/>
-        </w:rPr>
-        <w:t>Mereka</w:t>
-      </w:r>
-      <w:proofErr w:type="spellEnd"/>
-      <w:r>
-        <w:rPr>
-          <w:sz w:val="24"/>
-          <w:szCs w:val="24"/>
-        </w:rPr>
-        <w:t xml:space="preserve"> </w:t>
+        <w:t xml:space="preserve"> lain. Mereka </w:t>
       </w:r>
       <w:proofErr w:type="spellStart"/>
       <w:r>
@@ -2910,7 +2802,7 @@
     </w:p>
     <w:p>
       <w:pPr>
-        <w:pStyle w:val="DaftarParagraf"/>
+        <w:pStyle w:val="ListParagraph"/>
         <w:numPr>
           <w:ilvl w:val="0"/>
           <w:numId w:val="1"/>
@@ -3048,25 +2940,7 @@
           <w:sz w:val="24"/>
           <w:szCs w:val="24"/>
         </w:rPr>
-        <w:t xml:space="preserve"> </w:t>
-      </w:r>
-      <w:proofErr w:type="spellStart"/>
-      <w:r>
-        <w:rPr>
-          <w:rFonts w:eastAsia="Bookman Old Style"/>
-          <w:sz w:val="24"/>
-          <w:szCs w:val="24"/>
-        </w:rPr>
-        <w:t>Tuhan</w:t>
-      </w:r>
-      <w:proofErr w:type="spellEnd"/>
-      <w:r>
-        <w:rPr>
-          <w:rFonts w:eastAsia="Bookman Old Style"/>
-          <w:sz w:val="24"/>
-          <w:szCs w:val="24"/>
-        </w:rPr>
-        <w:t xml:space="preserve"> Yang Maha Esa dan </w:t>
+        <w:t xml:space="preserve"> Tuhan Yang Maha Esa dan </w:t>
       </w:r>
       <w:proofErr w:type="spellStart"/>
       <w:r>
@@ -3284,7 +3158,7 @@
     </w:p>
     <w:p>
       <w:pPr>
-        <w:pStyle w:val="DaftarParagraf"/>
+        <w:pStyle w:val="ListParagraph"/>
         <w:numPr>
           <w:ilvl w:val="0"/>
           <w:numId w:val="10"/>
@@ -3389,7 +3263,7 @@
     </w:p>
     <w:p>
       <w:pPr>
-        <w:pStyle w:val="DaftarParagraf"/>
+        <w:pStyle w:val="ListParagraph"/>
         <w:spacing w:before="60" w:after="60"/>
         <w:rPr>
           <w:rFonts w:eastAsia="Calibri"/>
@@ -3626,7 +3500,7 @@
     </w:p>
     <w:p>
       <w:pPr>
-        <w:pStyle w:val="DaftarParagraf"/>
+        <w:pStyle w:val="ListParagraph"/>
         <w:numPr>
           <w:ilvl w:val="0"/>
           <w:numId w:val="10"/>
@@ -3655,7 +3529,7 @@
     </w:p>
     <w:p>
       <w:pPr>
-        <w:pStyle w:val="DaftarParagraf"/>
+        <w:pStyle w:val="ListParagraph"/>
         <w:spacing w:before="60" w:after="60"/>
         <w:rPr>
           <w:rFonts w:eastAsia="Calibri"/>
@@ -4072,7 +3946,7 @@
     </w:p>
     <w:p>
       <w:pPr>
-        <w:pStyle w:val="DaftarParagraf"/>
+        <w:pStyle w:val="ListParagraph"/>
         <w:numPr>
           <w:ilvl w:val="0"/>
           <w:numId w:val="10"/>
@@ -4123,7 +3997,7 @@
     </w:p>
     <w:p>
       <w:pPr>
-        <w:pStyle w:val="DaftarParagraf"/>
+        <w:pStyle w:val="ListParagraph"/>
         <w:spacing w:before="60" w:after="60"/>
         <w:rPr>
           <w:rFonts w:eastAsia="Calibri"/>
@@ -4414,7 +4288,7 @@
     </w:p>
     <w:p>
       <w:pPr>
-        <w:pStyle w:val="DaftarParagraf"/>
+        <w:pStyle w:val="ListParagraph"/>
         <w:numPr>
           <w:ilvl w:val="0"/>
           <w:numId w:val="10"/>
@@ -4443,7 +4317,7 @@
     </w:p>
     <w:p>
       <w:pPr>
-        <w:pStyle w:val="DaftarParagraf"/>
+        <w:pStyle w:val="ListParagraph"/>
         <w:spacing w:before="60" w:after="60"/>
         <w:rPr>
           <w:rFonts w:eastAsia="Calibri"/>
@@ -4734,7 +4608,7 @@
     </w:p>
     <w:p>
       <w:pPr>
-        <w:pStyle w:val="DaftarParagraf"/>
+        <w:pStyle w:val="ListParagraph"/>
         <w:numPr>
           <w:ilvl w:val="0"/>
           <w:numId w:val="10"/>
@@ -4763,7 +4637,7 @@
     </w:p>
     <w:p>
       <w:pPr>
-        <w:pStyle w:val="DaftarParagraf"/>
+        <w:pStyle w:val="ListParagraph"/>
         <w:spacing w:before="60" w:after="60"/>
         <w:rPr>
           <w:rFonts w:eastAsia="Calibri"/>
@@ -5072,7 +4946,7 @@
     </w:p>
     <w:p>
       <w:pPr>
-        <w:pStyle w:val="DaftarParagraf"/>
+        <w:pStyle w:val="ListParagraph"/>
         <w:numPr>
           <w:ilvl w:val="0"/>
           <w:numId w:val="10"/>
@@ -5101,7 +4975,7 @@
     </w:p>
     <w:p>
       <w:pPr>
-        <w:pStyle w:val="DaftarParagraf"/>
+        <w:pStyle w:val="ListParagraph"/>
         <w:spacing w:before="60" w:after="60"/>
         <w:rPr>
           <w:rFonts w:eastAsia="Calibri"/>
@@ -5491,7 +5365,7 @@
     </w:p>
     <w:p>
       <w:pPr>
-        <w:pStyle w:val="DaftarParagraf"/>
+        <w:pStyle w:val="ListParagraph"/>
         <w:numPr>
           <w:ilvl w:val="0"/>
           <w:numId w:val="10"/>
@@ -5518,7 +5392,7 @@
     </w:p>
     <w:p>
       <w:pPr>
-        <w:pStyle w:val="DaftarParagraf"/>
+        <w:pStyle w:val="ListParagraph"/>
         <w:spacing w:before="60" w:after="60"/>
         <w:rPr>
           <w:rFonts w:eastAsia="Calibri"/>
@@ -5781,7 +5655,7 @@
     </w:p>
     <w:p>
       <w:pPr>
-        <w:pStyle w:val="DaftarParagraf"/>
+        <w:pStyle w:val="ListParagraph"/>
         <w:numPr>
           <w:ilvl w:val="0"/>
           <w:numId w:val="10"/>
@@ -5809,7 +5683,7 @@
     </w:p>
     <w:p>
       <w:pPr>
-        <w:pStyle w:val="DaftarParagraf"/>
+        <w:pStyle w:val="ListParagraph"/>
         <w:spacing w:before="60" w:after="60" w:line="276" w:lineRule="auto"/>
         <w:rPr>
           <w:rFonts w:eastAsia="Calibri"/>
@@ -6371,7 +6245,7 @@
     </w:p>
     <w:p>
       <w:pPr>
-        <w:pStyle w:val="DaftarParagraf"/>
+        <w:pStyle w:val="ListParagraph"/>
         <w:tabs>
           <w:tab w:val="left" w:pos="2268"/>
           <w:tab w:val="left" w:pos="2552"/>
@@ -6479,7 +6353,7 @@
     </w:p>
     <w:p>
       <w:pPr>
-        <w:pStyle w:val="DaftarParagraf"/>
+        <w:pStyle w:val="ListParagraph"/>
         <w:tabs>
           <w:tab w:val="left" w:pos="2268"/>
           <w:tab w:val="left" w:pos="2552"/>
@@ -6658,7 +6532,7 @@
     </w:p>
     <w:p>
       <w:pPr>
-        <w:pStyle w:val="DaftarParagraf"/>
+        <w:pStyle w:val="ListParagraph"/>
         <w:spacing w:before="60" w:after="60"/>
         <w:ind w:left="426"/>
         <w:contextualSpacing w:val="0"/>
@@ -6770,7 +6644,7 @@
     </w:p>
     <w:p>
       <w:pPr>
-        <w:pStyle w:val="DaftarParagraf"/>
+        <w:pStyle w:val="ListParagraph"/>
         <w:spacing w:before="60" w:after="60"/>
         <w:ind w:left="426"/>
         <w:contextualSpacing w:val="0"/>
@@ -6952,23 +6826,13 @@
           <w:szCs w:val="24"/>
         </w:rPr>
       </w:pPr>
-      <w:proofErr w:type="spellStart"/>
-      <w:r>
-        <w:rPr>
-          <w:rFonts w:eastAsia="Bookman Old Style"/>
-          <w:sz w:val="24"/>
-          <w:szCs w:val="24"/>
-        </w:rPr>
-        <w:t>Metode</w:t>
-      </w:r>
-      <w:proofErr w:type="spellEnd"/>
-      <w:r>
-        <w:rPr>
-          <w:rFonts w:eastAsia="Bookman Old Style"/>
-          <w:sz w:val="24"/>
-          <w:szCs w:val="24"/>
-        </w:rPr>
-        <w:t xml:space="preserve"> PJBL</w:t>
+      <w:r>
+        <w:rPr>
+          <w:rFonts w:eastAsia="Bookman Old Style"/>
+          <w:sz w:val="24"/>
+          <w:szCs w:val="24"/>
+        </w:rPr>
+        <w:t>Metode PJBL</w:t>
       </w:r>
     </w:p>
     <w:p>
@@ -6986,23 +6850,13 @@
           <w:szCs w:val="24"/>
         </w:rPr>
       </w:pPr>
-      <w:proofErr w:type="spellStart"/>
-      <w:r>
-        <w:rPr>
-          <w:rFonts w:eastAsia="Bookman Old Style"/>
-          <w:sz w:val="24"/>
-          <w:szCs w:val="24"/>
-        </w:rPr>
-        <w:t>Metode</w:t>
-      </w:r>
-      <w:proofErr w:type="spellEnd"/>
-      <w:r>
-        <w:rPr>
-          <w:rFonts w:eastAsia="Bookman Old Style"/>
-          <w:sz w:val="24"/>
-          <w:szCs w:val="24"/>
-        </w:rPr>
-        <w:t xml:space="preserve"> Deep Learning (mindful, </w:t>
+      <w:r>
+        <w:rPr>
+          <w:rFonts w:eastAsia="Bookman Old Style"/>
+          <w:sz w:val="24"/>
+          <w:szCs w:val="24"/>
+        </w:rPr>
+        <w:t xml:space="preserve">Metode Deep Learning (mindful, </w:t>
       </w:r>
       <w:proofErr w:type="spellStart"/>
       <w:r>
@@ -7115,7 +6969,7 @@
     </w:p>
     <w:p>
       <w:pPr>
-        <w:pStyle w:val="DaftarParagraf"/>
+        <w:pStyle w:val="ListParagraph"/>
         <w:numPr>
           <w:ilvl w:val="0"/>
           <w:numId w:val="3"/>
@@ -7353,7 +7207,7 @@
     </w:p>
     <w:p>
       <w:pPr>
-        <w:pStyle w:val="DaftarParagraf"/>
+        <w:pStyle w:val="ListParagraph"/>
         <w:numPr>
           <w:ilvl w:val="0"/>
           <w:numId w:val="3"/>
@@ -7511,7 +7365,7 @@
     </w:p>
     <w:p>
       <w:pPr>
-        <w:pStyle w:val="DaftarParagraf"/>
+        <w:pStyle w:val="ListParagraph"/>
         <w:numPr>
           <w:ilvl w:val="0"/>
           <w:numId w:val="3"/>
@@ -7637,7 +7491,7 @@
     </w:p>
     <w:p>
       <w:pPr>
-        <w:pStyle w:val="DaftarParagraf"/>
+        <w:pStyle w:val="ListParagraph"/>
         <w:numPr>
           <w:ilvl w:val="0"/>
           <w:numId w:val="3"/>
@@ -7779,7 +7633,7 @@
     </w:p>
     <w:p>
       <w:pPr>
-        <w:pStyle w:val="DaftarParagraf"/>
+        <w:pStyle w:val="ListParagraph"/>
         <w:ind w:left="553" w:right="57"/>
         <w:rPr>
           <w:sz w:val="24"/>
@@ -7921,6 +7775,7 @@
         <w:t xml:space="preserve"> </w:t>
       </w:r>
       <w:proofErr w:type="spellStart"/>
+      <w:proofErr w:type="gramStart"/>
       <w:r>
         <w:rPr>
           <w:bCs/>
@@ -7938,10 +7793,11 @@
         </w:rPr>
         <w:t xml:space="preserve"> :</w:t>
       </w:r>
+      <w:proofErr w:type="gramEnd"/>
     </w:p>
     <w:p>
       <w:pPr>
-        <w:pStyle w:val="DaftarParagraf"/>
+        <w:pStyle w:val="ListParagraph"/>
         <w:numPr>
           <w:ilvl w:val="0"/>
           <w:numId w:val="4"/>
@@ -7954,7 +7810,6 @@
           <w:szCs w:val="24"/>
         </w:rPr>
       </w:pPr>
-      <w:proofErr w:type="spellStart"/>
       <w:r>
         <w:rPr>
           <w:color w:val="1C1C1C"/>
@@ -7962,9 +7817,9 @@
           <w:sz w:val="24"/>
           <w:szCs w:val="24"/>
         </w:rPr>
-        <w:t>Cerita</w:t>
-      </w:r>
-      <w:proofErr w:type="spellEnd"/>
+        <w:t xml:space="preserve">Cerita </w:t>
+      </w:r>
+      <w:proofErr w:type="spellStart"/>
       <w:r>
         <w:rPr>
           <w:color w:val="1C1C1C"/>
@@ -7972,23 +7827,13 @@
           <w:sz w:val="24"/>
           <w:szCs w:val="24"/>
         </w:rPr>
-        <w:t xml:space="preserve"> </w:t>
-      </w:r>
-      <w:proofErr w:type="spellStart"/>
-      <w:r>
-        <w:rPr>
-          <w:color w:val="1C1C1C"/>
-          <w:w w:val="110"/>
-          <w:sz w:val="24"/>
-          <w:szCs w:val="24"/>
-        </w:rPr>
         <w:t>Pengurangan</w:t>
       </w:r>
       <w:proofErr w:type="spellEnd"/>
     </w:p>
     <w:p>
       <w:pPr>
-        <w:pStyle w:val="DaftarParagraf"/>
+        <w:pStyle w:val="ListParagraph"/>
         <w:numPr>
           <w:ilvl w:val="0"/>
           <w:numId w:val="4"/>
@@ -8055,7 +7900,7 @@
     </w:p>
     <w:p>
       <w:pPr>
-        <w:pStyle w:val="DaftarParagraf"/>
+        <w:pStyle w:val="ListParagraph"/>
         <w:numPr>
           <w:ilvl w:val="0"/>
           <w:numId w:val="4"/>
@@ -8122,7 +7967,7 @@
     </w:p>
     <w:p>
       <w:pPr>
-        <w:pStyle w:val="DaftarParagraf"/>
+        <w:pStyle w:val="ListParagraph"/>
         <w:numPr>
           <w:ilvl w:val="0"/>
           <w:numId w:val="4"/>
@@ -8135,7 +7980,6 @@
           <w:szCs w:val="24"/>
         </w:rPr>
       </w:pPr>
-      <w:proofErr w:type="spellStart"/>
       <w:r>
         <w:rPr>
           <w:color w:val="1C1C1C"/>
@@ -8143,9 +7987,9 @@
           <w:sz w:val="24"/>
           <w:szCs w:val="24"/>
         </w:rPr>
-        <w:t>Soal</w:t>
-      </w:r>
-      <w:proofErr w:type="spellEnd"/>
+        <w:t xml:space="preserve">Soal Cerita </w:t>
+      </w:r>
+      <w:proofErr w:type="spellStart"/>
       <w:r>
         <w:rPr>
           <w:color w:val="1C1C1C"/>
@@ -8153,43 +7997,13 @@
           <w:sz w:val="24"/>
           <w:szCs w:val="24"/>
         </w:rPr>
-        <w:t xml:space="preserve"> </w:t>
-      </w:r>
-      <w:proofErr w:type="spellStart"/>
-      <w:r>
-        <w:rPr>
-          <w:color w:val="1C1C1C"/>
-          <w:w w:val="110"/>
-          <w:sz w:val="24"/>
-          <w:szCs w:val="24"/>
-        </w:rPr>
-        <w:t>Cerita</w:t>
-      </w:r>
-      <w:proofErr w:type="spellEnd"/>
-      <w:r>
-        <w:rPr>
-          <w:color w:val="1C1C1C"/>
-          <w:w w:val="110"/>
-          <w:sz w:val="24"/>
-          <w:szCs w:val="24"/>
-        </w:rPr>
-        <w:t xml:space="preserve"> </w:t>
-      </w:r>
-      <w:proofErr w:type="spellStart"/>
-      <w:r>
-        <w:rPr>
-          <w:color w:val="1C1C1C"/>
-          <w:w w:val="110"/>
-          <w:sz w:val="24"/>
-          <w:szCs w:val="24"/>
-        </w:rPr>
         <w:t>Pengurngan</w:t>
       </w:r>
       <w:proofErr w:type="spellEnd"/>
     </w:p>
     <w:p>
       <w:pPr>
-        <w:pStyle w:val="DaftarParagraf"/>
+        <w:pStyle w:val="ListParagraph"/>
         <w:ind w:left="643" w:right="113"/>
         <w:rPr>
           <w:color w:val="1C1C1C"/>
@@ -8243,7 +8057,7 @@
     </w:p>
     <w:p>
       <w:pPr>
-        <w:pStyle w:val="DaftarParagraf"/>
+        <w:pStyle w:val="ListParagraph"/>
         <w:numPr>
           <w:ilvl w:val="0"/>
           <w:numId w:val="2"/>
@@ -8493,7 +8307,7 @@
     </w:p>
     <w:p>
       <w:pPr>
-        <w:pStyle w:val="DaftarParagraf"/>
+        <w:pStyle w:val="ListParagraph"/>
         <w:numPr>
           <w:ilvl w:val="0"/>
           <w:numId w:val="1"/>
@@ -8609,7 +8423,7 @@
     </w:p>
     <w:p>
       <w:pPr>
-        <w:pStyle w:val="DaftarParagraf"/>
+        <w:pStyle w:val="ListParagraph"/>
         <w:numPr>
           <w:ilvl w:val="0"/>
           <w:numId w:val="1"/>
@@ -8861,7 +8675,7 @@
     </w:p>
     <w:p>
       <w:pPr>
-        <w:pStyle w:val="DaftarParagraf"/>
+        <w:pStyle w:val="ListParagraph"/>
         <w:numPr>
           <w:ilvl w:val="0"/>
           <w:numId w:val="1"/>
@@ -9031,7 +8845,7 @@
     </w:p>
     <w:p>
       <w:pPr>
-        <w:pStyle w:val="DaftarParagraf"/>
+        <w:pStyle w:val="ListParagraph"/>
         <w:numPr>
           <w:ilvl w:val="0"/>
           <w:numId w:val="1"/>
@@ -9289,25 +9103,7 @@
           <w:sz w:val="24"/>
           <w:szCs w:val="24"/>
         </w:rPr>
-        <w:t xml:space="preserve"> </w:t>
-      </w:r>
-      <w:proofErr w:type="spellStart"/>
-      <w:r>
-        <w:rPr>
-          <w:rFonts w:eastAsia="Bookman Old Style"/>
-          <w:sz w:val="24"/>
-          <w:szCs w:val="24"/>
-        </w:rPr>
-        <w:t>Tuhan</w:t>
-      </w:r>
-      <w:proofErr w:type="spellEnd"/>
-      <w:r>
-        <w:rPr>
-          <w:rFonts w:eastAsia="Bookman Old Style"/>
-          <w:sz w:val="24"/>
-          <w:szCs w:val="24"/>
-        </w:rPr>
-        <w:t xml:space="preserve"> Yang Maha Esa dan </w:t>
+        <w:t xml:space="preserve"> Tuhan Yang Maha Esa dan </w:t>
       </w:r>
       <w:proofErr w:type="spellStart"/>
       <w:r>
@@ -9465,7 +9261,7 @@
     </w:p>
     <w:p>
       <w:pPr>
-        <w:pStyle w:val="DaftarParagraf"/>
+        <w:pStyle w:val="ListParagraph"/>
         <w:numPr>
           <w:ilvl w:val="0"/>
           <w:numId w:val="1"/>
@@ -9670,7 +9466,7 @@
     </w:p>
     <w:p>
       <w:pPr>
-        <w:pStyle w:val="DaftarParagraf"/>
+        <w:pStyle w:val="ListParagraph"/>
         <w:numPr>
           <w:ilvl w:val="0"/>
           <w:numId w:val="1"/>
@@ -9855,7 +9651,7 @@
     </w:p>
     <w:p>
       <w:pPr>
-        <w:pStyle w:val="DaftarParagraf"/>
+        <w:pStyle w:val="ListParagraph"/>
         <w:numPr>
           <w:ilvl w:val="0"/>
           <w:numId w:val="1"/>
@@ -10082,6 +9878,7 @@
           <w:szCs w:val="24"/>
         </w:rPr>
       </w:pPr>
+      <w:proofErr w:type="gramStart"/>
       <w:r>
         <w:rPr>
           <w:rFonts w:hAnsi="Symbol"/>
@@ -10104,7 +9901,17 @@
           <w:sz w:val="24"/>
           <w:szCs w:val="24"/>
         </w:rPr>
-        <w:t>Ice Breaker</w:t>
+        <w:t>Ice</w:t>
+      </w:r>
+      <w:proofErr w:type="gramEnd"/>
+      <w:r>
+        <w:rPr>
+          <w:b/>
+          <w:bCs/>
+          <w:sz w:val="24"/>
+          <w:szCs w:val="24"/>
+        </w:rPr>
+        <w:t xml:space="preserve"> Breaker</w:t>
       </w:r>
       <w:r>
         <w:rPr>
@@ -10550,6 +10357,7 @@
           <w:szCs w:val="24"/>
         </w:rPr>
       </w:pPr>
+      <w:proofErr w:type="gramStart"/>
       <w:r>
         <w:rPr>
           <w:rFonts w:hAnsi="Symbol"/>
@@ -10576,6 +10384,7 @@
         <w:t>Apersepsi</w:t>
       </w:r>
       <w:proofErr w:type="spellEnd"/>
+      <w:proofErr w:type="gramEnd"/>
       <w:r>
         <w:rPr>
           <w:sz w:val="24"/>
@@ -10965,6 +10774,7 @@
           <w:szCs w:val="24"/>
         </w:rPr>
       </w:pPr>
+      <w:proofErr w:type="gramStart"/>
       <w:r>
         <w:rPr>
           <w:rFonts w:hAnsi="Symbol"/>
@@ -10980,7 +10790,6 @@
         </w:rPr>
         <w:t xml:space="preserve">  </w:t>
       </w:r>
-      <w:proofErr w:type="spellStart"/>
       <w:r>
         <w:rPr>
           <w:b/>
@@ -10990,7 +10799,7 @@
         </w:rPr>
         <w:t>Tujuan</w:t>
       </w:r>
-      <w:proofErr w:type="spellEnd"/>
+      <w:proofErr w:type="gramEnd"/>
       <w:r>
         <w:rPr>
           <w:b/>
@@ -13637,7 +13446,7 @@
     </w:p>
     <w:p>
       <w:pPr>
-        <w:pStyle w:val="DaftarParagraf"/>
+        <w:pStyle w:val="ListParagraph"/>
         <w:numPr>
           <w:ilvl w:val="0"/>
           <w:numId w:val="5"/>
@@ -13987,7 +13796,7 @@
     </w:p>
     <w:p>
       <w:pPr>
-        <w:pStyle w:val="DaftarParagraf"/>
+        <w:pStyle w:val="ListParagraph"/>
         <w:numPr>
           <w:ilvl w:val="0"/>
           <w:numId w:val="5"/>
@@ -14282,7 +14091,7 @@
     </w:p>
     <w:p>
       <w:pPr>
-        <w:pStyle w:val="DaftarParagraf"/>
+        <w:pStyle w:val="ListParagraph"/>
         <w:numPr>
           <w:ilvl w:val="0"/>
           <w:numId w:val="5"/>
@@ -14401,7 +14210,7 @@
     </w:p>
     <w:p>
       <w:pPr>
-        <w:pStyle w:val="DaftarParagraf"/>
+        <w:pStyle w:val="ListParagraph"/>
         <w:numPr>
           <w:ilvl w:val="0"/>
           <w:numId w:val="5"/>
@@ -14568,7 +14377,7 @@
     </w:p>
     <w:p>
       <w:pPr>
-        <w:pStyle w:val="DaftarParagraf"/>
+        <w:pStyle w:val="ListParagraph"/>
         <w:numPr>
           <w:ilvl w:val="0"/>
           <w:numId w:val="5"/>
@@ -14712,7 +14521,7 @@
     </w:p>
     <w:p>
       <w:pPr>
-        <w:pStyle w:val="DaftarParagraf"/>
+        <w:pStyle w:val="ListParagraph"/>
         <w:numPr>
           <w:ilvl w:val="0"/>
           <w:numId w:val="5"/>
@@ -14783,7 +14592,7 @@
     </w:p>
     <w:p>
       <w:pPr>
-        <w:pStyle w:val="DaftarParagraf"/>
+        <w:pStyle w:val="ListParagraph"/>
         <w:numPr>
           <w:ilvl w:val="0"/>
           <w:numId w:val="5"/>
@@ -14934,7 +14743,7 @@
     </w:p>
     <w:p>
       <w:pPr>
-        <w:pStyle w:val="DaftarParagraf"/>
+        <w:pStyle w:val="ListParagraph"/>
         <w:numPr>
           <w:ilvl w:val="0"/>
           <w:numId w:val="5"/>
@@ -15062,7 +14871,7 @@
     </w:p>
     <w:p>
       <w:pPr>
-        <w:pStyle w:val="DaftarParagraf"/>
+        <w:pStyle w:val="ListParagraph"/>
         <w:numPr>
           <w:ilvl w:val="0"/>
           <w:numId w:val="5"/>
@@ -15277,7 +15086,7 @@
     </w:p>
     <w:p>
       <w:pPr>
-        <w:pStyle w:val="DaftarParagraf"/>
+        <w:pStyle w:val="ListParagraph"/>
         <w:numPr>
           <w:ilvl w:val="0"/>
           <w:numId w:val="5"/>
@@ -15444,7 +15253,7 @@
     </w:p>
     <w:p>
       <w:pPr>
-        <w:pStyle w:val="DaftarParagraf"/>
+        <w:pStyle w:val="ListParagraph"/>
         <w:numPr>
           <w:ilvl w:val="0"/>
           <w:numId w:val="5"/>
@@ -15580,7 +15389,7 @@
     </w:p>
     <w:p>
       <w:pPr>
-        <w:pStyle w:val="DaftarParagraf"/>
+        <w:pStyle w:val="ListParagraph"/>
         <w:numPr>
           <w:ilvl w:val="0"/>
           <w:numId w:val="5"/>
@@ -15852,7 +15661,7 @@
     </w:p>
     <w:p>
       <w:pPr>
-        <w:pStyle w:val="DaftarParagraf"/>
+        <w:pStyle w:val="ListParagraph"/>
         <w:numPr>
           <w:ilvl w:val="0"/>
           <w:numId w:val="5"/>
@@ -16428,7 +16237,7 @@
     </w:p>
     <w:p>
       <w:pPr>
-        <w:pStyle w:val="DaftarParagraf"/>
+        <w:pStyle w:val="ListParagraph"/>
         <w:numPr>
           <w:ilvl w:val="0"/>
           <w:numId w:val="5"/>
@@ -16627,7 +16436,7 @@
     </w:p>
     <w:p>
       <w:pPr>
-        <w:pStyle w:val="DaftarParagraf"/>
+        <w:pStyle w:val="ListParagraph"/>
         <w:numPr>
           <w:ilvl w:val="0"/>
           <w:numId w:val="5"/>
@@ -16810,7 +16619,7 @@
     </w:p>
     <w:p>
       <w:pPr>
-        <w:pStyle w:val="DaftarParagraf"/>
+        <w:pStyle w:val="ListParagraph"/>
         <w:numPr>
           <w:ilvl w:val="0"/>
           <w:numId w:val="5"/>
@@ -17025,7 +16834,7 @@
     </w:p>
     <w:p>
       <w:pPr>
-        <w:pStyle w:val="DaftarParagraf"/>
+        <w:pStyle w:val="ListParagraph"/>
         <w:numPr>
           <w:ilvl w:val="0"/>
           <w:numId w:val="5"/>
@@ -17153,7 +16962,7 @@
     </w:p>
     <w:p>
       <w:pPr>
-        <w:pStyle w:val="DaftarParagraf"/>
+        <w:pStyle w:val="ListParagraph"/>
         <w:numPr>
           <w:ilvl w:val="0"/>
           <w:numId w:val="5"/>
@@ -17320,7 +17129,7 @@
     </w:p>
     <w:p>
       <w:pPr>
-        <w:pStyle w:val="DaftarParagraf"/>
+        <w:pStyle w:val="ListParagraph"/>
         <w:numPr>
           <w:ilvl w:val="0"/>
           <w:numId w:val="5"/>
@@ -17496,7 +17305,7 @@
     </w:p>
     <w:p>
       <w:pPr>
-        <w:pStyle w:val="DaftarParagraf"/>
+        <w:pStyle w:val="ListParagraph"/>
         <w:numPr>
           <w:ilvl w:val="0"/>
           <w:numId w:val="5"/>
@@ -17679,7 +17488,7 @@
     </w:p>
     <w:p>
       <w:pPr>
-        <w:pStyle w:val="DaftarParagraf"/>
+        <w:pStyle w:val="ListParagraph"/>
         <w:numPr>
           <w:ilvl w:val="0"/>
           <w:numId w:val="5"/>
@@ -17846,7 +17655,7 @@
     </w:p>
     <w:p>
       <w:pPr>
-        <w:pStyle w:val="DaftarParagraf"/>
+        <w:pStyle w:val="ListParagraph"/>
         <w:numPr>
           <w:ilvl w:val="0"/>
           <w:numId w:val="5"/>
@@ -18013,7 +17822,7 @@
     </w:p>
     <w:p>
       <w:pPr>
-        <w:pStyle w:val="DaftarParagraf"/>
+        <w:pStyle w:val="ListParagraph"/>
         <w:numPr>
           <w:ilvl w:val="0"/>
           <w:numId w:val="5"/>
@@ -18148,7 +17957,7 @@
     </w:p>
     <w:p>
       <w:pPr>
-        <w:pStyle w:val="DaftarParagraf"/>
+        <w:pStyle w:val="ListParagraph"/>
         <w:numPr>
           <w:ilvl w:val="0"/>
           <w:numId w:val="5"/>
@@ -18396,7 +18205,7 @@
     </w:p>
     <w:p>
       <w:pPr>
-        <w:pStyle w:val="DaftarParagraf"/>
+        <w:pStyle w:val="ListParagraph"/>
         <w:numPr>
           <w:ilvl w:val="0"/>
           <w:numId w:val="1"/>
@@ -18540,7 +18349,7 @@
     </w:p>
     <w:p>
       <w:pPr>
-        <w:pStyle w:val="DaftarParagraf"/>
+        <w:pStyle w:val="ListParagraph"/>
         <w:numPr>
           <w:ilvl w:val="0"/>
           <w:numId w:val="1"/>
@@ -18730,7 +18539,7 @@
     </w:p>
     <w:p>
       <w:pPr>
-        <w:pStyle w:val="DaftarParagraf"/>
+        <w:pStyle w:val="ListParagraph"/>
         <w:numPr>
           <w:ilvl w:val="0"/>
           <w:numId w:val="1"/>
@@ -18990,7 +18799,7 @@
     </w:p>
     <w:p>
       <w:pPr>
-        <w:pStyle w:val="DaftarParagraf"/>
+        <w:pStyle w:val="ListParagraph"/>
         <w:spacing w:before="60" w:after="60"/>
         <w:ind w:left="709"/>
         <w:contextualSpacing w:val="0"/>
@@ -19112,7 +18921,7 @@
     </w:p>
     <w:p>
       <w:pPr>
-        <w:pStyle w:val="DaftarParagraf"/>
+        <w:pStyle w:val="ListParagraph"/>
         <w:numPr>
           <w:ilvl w:val="0"/>
           <w:numId w:val="1"/>
@@ -19228,7 +19037,7 @@
     </w:p>
     <w:p>
       <w:pPr>
-        <w:pStyle w:val="DaftarParagraf"/>
+        <w:pStyle w:val="ListParagraph"/>
         <w:numPr>
           <w:ilvl w:val="0"/>
           <w:numId w:val="1"/>
@@ -19480,7 +19289,7 @@
     </w:p>
     <w:p>
       <w:pPr>
-        <w:pStyle w:val="DaftarParagraf"/>
+        <w:pStyle w:val="ListParagraph"/>
         <w:numPr>
           <w:ilvl w:val="0"/>
           <w:numId w:val="1"/>
@@ -19650,7 +19459,7 @@
     </w:p>
     <w:p>
       <w:pPr>
-        <w:pStyle w:val="DaftarParagraf"/>
+        <w:pStyle w:val="ListParagraph"/>
         <w:numPr>
           <w:ilvl w:val="0"/>
           <w:numId w:val="1"/>
@@ -19908,25 +19717,7 @@
           <w:sz w:val="24"/>
           <w:szCs w:val="24"/>
         </w:rPr>
-        <w:t xml:space="preserve"> </w:t>
-      </w:r>
-      <w:proofErr w:type="spellStart"/>
-      <w:r>
-        <w:rPr>
-          <w:rFonts w:eastAsia="Bookman Old Style"/>
-          <w:sz w:val="24"/>
-          <w:szCs w:val="24"/>
-        </w:rPr>
-        <w:t>Tuhan</w:t>
-      </w:r>
-      <w:proofErr w:type="spellEnd"/>
-      <w:r>
-        <w:rPr>
-          <w:rFonts w:eastAsia="Bookman Old Style"/>
-          <w:sz w:val="24"/>
-          <w:szCs w:val="24"/>
-        </w:rPr>
-        <w:t xml:space="preserve"> Yang Maha Esa dan </w:t>
+        <w:t xml:space="preserve"> Tuhan Yang Maha Esa dan </w:t>
       </w:r>
       <w:proofErr w:type="spellStart"/>
       <w:r>
@@ -20084,7 +19875,7 @@
     </w:p>
     <w:p>
       <w:pPr>
-        <w:pStyle w:val="DaftarParagraf"/>
+        <w:pStyle w:val="ListParagraph"/>
         <w:numPr>
           <w:ilvl w:val="0"/>
           <w:numId w:val="1"/>
@@ -20282,7 +20073,7 @@
     </w:p>
     <w:p>
       <w:pPr>
-        <w:pStyle w:val="DaftarParagraf"/>
+        <w:pStyle w:val="ListParagraph"/>
         <w:numPr>
           <w:ilvl w:val="0"/>
           <w:numId w:val="1"/>
@@ -20467,7 +20258,7 @@
     </w:p>
     <w:p>
       <w:pPr>
-        <w:pStyle w:val="DaftarParagraf"/>
+        <w:pStyle w:val="ListParagraph"/>
         <w:numPr>
           <w:ilvl w:val="0"/>
           <w:numId w:val="1"/>
@@ -21603,7 +21394,6 @@
           <w:szCs w:val="24"/>
         </w:rPr>
       </w:pPr>
-      <w:proofErr w:type="spellStart"/>
       <w:r>
         <w:rPr>
           <w:b/>
@@ -21611,17 +21401,7 @@
           <w:sz w:val="24"/>
           <w:szCs w:val="24"/>
         </w:rPr>
-        <w:t>Tujuan</w:t>
-      </w:r>
-      <w:proofErr w:type="spellEnd"/>
-      <w:r>
-        <w:rPr>
-          <w:b/>
-          <w:bCs/>
-          <w:sz w:val="24"/>
-          <w:szCs w:val="24"/>
-        </w:rPr>
-        <w:t xml:space="preserve"> </w:t>
+        <w:t xml:space="preserve">Tujuan </w:t>
       </w:r>
       <w:proofErr w:type="spellStart"/>
       <w:r>
@@ -21990,6 +21770,7 @@
           <w:szCs w:val="24"/>
         </w:rPr>
       </w:pPr>
+      <w:proofErr w:type="gramStart"/>
       <w:r>
         <w:rPr>
           <w:rFonts w:hAnsi="Symbol"/>
@@ -22012,7 +21793,17 @@
           <w:sz w:val="24"/>
           <w:szCs w:val="24"/>
         </w:rPr>
-        <w:t>Mindful Learning (</w:t>
+        <w:t>Mindful</w:t>
+      </w:r>
+      <w:proofErr w:type="gramEnd"/>
+      <w:r>
+        <w:rPr>
+          <w:b/>
+          <w:bCs/>
+          <w:sz w:val="24"/>
+          <w:szCs w:val="24"/>
+        </w:rPr>
+        <w:t xml:space="preserve"> Learning (</w:t>
       </w:r>
       <w:proofErr w:type="spellStart"/>
       <w:r>
@@ -22798,6 +22589,7 @@
           <w:szCs w:val="24"/>
         </w:rPr>
       </w:pPr>
+      <w:proofErr w:type="gramStart"/>
       <w:r>
         <w:rPr>
           <w:rFonts w:hAnsi="Symbol"/>
@@ -22820,7 +22612,17 @@
           <w:sz w:val="24"/>
           <w:szCs w:val="24"/>
         </w:rPr>
-        <w:t>Joyful Learning (</w:t>
+        <w:t>Joyful</w:t>
+      </w:r>
+      <w:proofErr w:type="gramEnd"/>
+      <w:r>
+        <w:rPr>
+          <w:b/>
+          <w:bCs/>
+          <w:sz w:val="24"/>
+          <w:szCs w:val="24"/>
+        </w:rPr>
+        <w:t xml:space="preserve"> Learning (</w:t>
       </w:r>
       <w:proofErr w:type="spellStart"/>
       <w:r>
@@ -23628,6 +23430,7 @@
           <w:szCs w:val="24"/>
         </w:rPr>
       </w:pPr>
+      <w:proofErr w:type="gramStart"/>
       <w:r>
         <w:rPr>
           <w:rFonts w:hAnsi="Symbol"/>
@@ -23650,7 +23453,17 @@
           <w:sz w:val="24"/>
           <w:szCs w:val="24"/>
         </w:rPr>
-        <w:t>Meaningful Learning (</w:t>
+        <w:t>Meaningful</w:t>
+      </w:r>
+      <w:proofErr w:type="gramEnd"/>
+      <w:r>
+        <w:rPr>
+          <w:b/>
+          <w:bCs/>
+          <w:sz w:val="24"/>
+          <w:szCs w:val="24"/>
+        </w:rPr>
+        <w:t xml:space="preserve"> Learning (</w:t>
       </w:r>
       <w:proofErr w:type="spellStart"/>
       <w:r>
@@ -24397,7 +24210,7 @@
     </w:p>
     <w:p>
       <w:pPr>
-        <w:pStyle w:val="DaftarParagraf"/>
+        <w:pStyle w:val="ListParagraph"/>
         <w:numPr>
           <w:ilvl w:val="0"/>
           <w:numId w:val="6"/>
@@ -24494,7 +24307,7 @@
     </w:p>
     <w:p>
       <w:pPr>
-        <w:pStyle w:val="DaftarParagraf"/>
+        <w:pStyle w:val="ListParagraph"/>
         <w:numPr>
           <w:ilvl w:val="0"/>
           <w:numId w:val="6"/>
@@ -24688,12 +24501,28 @@
           <w:sz w:val="24"/>
           <w:szCs w:val="24"/>
         </w:rPr>
-        <w:t xml:space="preserve">: 7 – 4 = .… </w:t>
+        <w:t xml:space="preserve">: 7 – 4 </w:t>
+      </w:r>
+      <w:proofErr w:type="gramStart"/>
+      <w:r>
+        <w:rPr>
+          <w:sz w:val="24"/>
+          <w:szCs w:val="24"/>
+        </w:rPr>
+        <w:t>= .</w:t>
+      </w:r>
+      <w:proofErr w:type="gramEnd"/>
+      <w:r>
+        <w:rPr>
+          <w:sz w:val="24"/>
+          <w:szCs w:val="24"/>
+        </w:rPr>
+        <w:t xml:space="preserve">… </w:t>
       </w:r>
     </w:p>
     <w:p>
       <w:pPr>
-        <w:pStyle w:val="DaftarParagraf"/>
+        <w:pStyle w:val="ListParagraph"/>
         <w:numPr>
           <w:ilvl w:val="0"/>
           <w:numId w:val="6"/>
@@ -24796,7 +24625,7 @@
     </w:p>
     <w:p>
       <w:pPr>
-        <w:pStyle w:val="DaftarParagraf"/>
+        <w:pStyle w:val="ListParagraph"/>
         <w:numPr>
           <w:ilvl w:val="0"/>
           <w:numId w:val="6"/>
@@ -24892,7 +24721,7 @@
     </w:p>
     <w:p>
       <w:pPr>
-        <w:pStyle w:val="DaftarParagraf"/>
+        <w:pStyle w:val="ListParagraph"/>
         <w:numPr>
           <w:ilvl w:val="0"/>
           <w:numId w:val="6"/>
@@ -25043,7 +24872,7 @@
     </w:p>
     <w:p>
       <w:pPr>
-        <w:pStyle w:val="DaftarParagraf"/>
+        <w:pStyle w:val="ListParagraph"/>
         <w:numPr>
           <w:ilvl w:val="0"/>
           <w:numId w:val="6"/>
@@ -25194,7 +25023,7 @@
     </w:p>
     <w:p>
       <w:pPr>
-        <w:pStyle w:val="DaftarParagraf"/>
+        <w:pStyle w:val="ListParagraph"/>
         <w:numPr>
           <w:ilvl w:val="0"/>
           <w:numId w:val="6"/>
@@ -25329,7 +25158,7 @@
     </w:p>
     <w:p>
       <w:pPr>
-        <w:pStyle w:val="DaftarParagraf"/>
+        <w:pStyle w:val="ListParagraph"/>
         <w:numPr>
           <w:ilvl w:val="0"/>
           <w:numId w:val="6"/>
@@ -25528,7 +25357,7 @@
     </w:p>
     <w:p>
       <w:pPr>
-        <w:pStyle w:val="DaftarParagraf"/>
+        <w:pStyle w:val="ListParagraph"/>
         <w:numPr>
           <w:ilvl w:val="0"/>
           <w:numId w:val="6"/>
@@ -25729,7 +25558,7 @@
     </w:p>
     <w:p>
       <w:pPr>
-        <w:pStyle w:val="DaftarParagraf"/>
+        <w:pStyle w:val="ListParagraph"/>
         <w:numPr>
           <w:ilvl w:val="0"/>
           <w:numId w:val="6"/>
@@ -25914,7 +25743,7 @@
     </w:p>
     <w:p>
       <w:pPr>
-        <w:pStyle w:val="DaftarParagraf"/>
+        <w:pStyle w:val="ListParagraph"/>
         <w:numPr>
           <w:ilvl w:val="0"/>
           <w:numId w:val="6"/>
@@ -26227,7 +26056,7 @@
     </w:p>
     <w:p>
       <w:pPr>
-        <w:pStyle w:val="DaftarParagraf"/>
+        <w:pStyle w:val="ListParagraph"/>
         <w:numPr>
           <w:ilvl w:val="0"/>
           <w:numId w:val="6"/>
@@ -26364,7 +26193,7 @@
     </w:p>
     <w:p>
       <w:pPr>
-        <w:pStyle w:val="DaftarParagraf"/>
+        <w:pStyle w:val="ListParagraph"/>
         <w:numPr>
           <w:ilvl w:val="0"/>
           <w:numId w:val="6"/>
@@ -26603,7 +26432,7 @@
     </w:p>
     <w:p>
       <w:pPr>
-        <w:pStyle w:val="DaftarParagraf"/>
+        <w:pStyle w:val="ListParagraph"/>
         <w:numPr>
           <w:ilvl w:val="0"/>
           <w:numId w:val="1"/>
@@ -26747,7 +26576,7 @@
     </w:p>
     <w:p>
       <w:pPr>
-        <w:pStyle w:val="DaftarParagraf"/>
+        <w:pStyle w:val="ListParagraph"/>
         <w:numPr>
           <w:ilvl w:val="0"/>
           <w:numId w:val="1"/>
@@ -26937,7 +26766,7 @@
     </w:p>
     <w:p>
       <w:pPr>
-        <w:pStyle w:val="DaftarParagraf"/>
+        <w:pStyle w:val="ListParagraph"/>
         <w:numPr>
           <w:ilvl w:val="0"/>
           <w:numId w:val="1"/>
@@ -27305,7 +27134,7 @@
     </w:p>
     <w:p>
       <w:pPr>
-        <w:pStyle w:val="DaftarParagraf"/>
+        <w:pStyle w:val="ListParagraph"/>
         <w:numPr>
           <w:ilvl w:val="0"/>
           <w:numId w:val="1"/>
@@ -27421,7 +27250,7 @@
     </w:p>
     <w:p>
       <w:pPr>
-        <w:pStyle w:val="DaftarParagraf"/>
+        <w:pStyle w:val="ListParagraph"/>
         <w:numPr>
           <w:ilvl w:val="0"/>
           <w:numId w:val="1"/>
@@ -27673,7 +27502,7 @@
     </w:p>
     <w:p>
       <w:pPr>
-        <w:pStyle w:val="DaftarParagraf"/>
+        <w:pStyle w:val="ListParagraph"/>
         <w:numPr>
           <w:ilvl w:val="0"/>
           <w:numId w:val="1"/>
@@ -27843,7 +27672,7 @@
     </w:p>
     <w:p>
       <w:pPr>
-        <w:pStyle w:val="DaftarParagraf"/>
+        <w:pStyle w:val="ListParagraph"/>
         <w:numPr>
           <w:ilvl w:val="0"/>
           <w:numId w:val="1"/>
@@ -28101,25 +27930,7 @@
           <w:sz w:val="24"/>
           <w:szCs w:val="24"/>
         </w:rPr>
-        <w:t xml:space="preserve"> </w:t>
-      </w:r>
-      <w:proofErr w:type="spellStart"/>
-      <w:r>
-        <w:rPr>
-          <w:rFonts w:eastAsia="Bookman Old Style"/>
-          <w:sz w:val="24"/>
-          <w:szCs w:val="24"/>
-        </w:rPr>
-        <w:t>Tuhan</w:t>
-      </w:r>
-      <w:proofErr w:type="spellEnd"/>
-      <w:r>
-        <w:rPr>
-          <w:rFonts w:eastAsia="Bookman Old Style"/>
-          <w:sz w:val="24"/>
-          <w:szCs w:val="24"/>
-        </w:rPr>
-        <w:t xml:space="preserve"> Yang Maha Esa dan </w:t>
+        <w:t xml:space="preserve"> Tuhan Yang Maha Esa dan </w:t>
       </w:r>
       <w:proofErr w:type="spellStart"/>
       <w:r>
@@ -28277,7 +28088,7 @@
     </w:p>
     <w:p>
       <w:pPr>
-        <w:pStyle w:val="DaftarParagraf"/>
+        <w:pStyle w:val="ListParagraph"/>
         <w:numPr>
           <w:ilvl w:val="0"/>
           <w:numId w:val="1"/>
@@ -28475,7 +28286,7 @@
     </w:p>
     <w:p>
       <w:pPr>
-        <w:pStyle w:val="DaftarParagraf"/>
+        <w:pStyle w:val="ListParagraph"/>
         <w:numPr>
           <w:ilvl w:val="0"/>
           <w:numId w:val="1"/>
@@ -28660,7 +28471,7 @@
     </w:p>
     <w:p>
       <w:pPr>
-        <w:pStyle w:val="DaftarParagraf"/>
+        <w:pStyle w:val="ListParagraph"/>
         <w:numPr>
           <w:ilvl w:val="0"/>
           <w:numId w:val="1"/>
@@ -28887,6 +28698,7 @@
           <w:szCs w:val="24"/>
         </w:rPr>
       </w:pPr>
+      <w:proofErr w:type="gramStart"/>
       <w:r>
         <w:rPr>
           <w:rFonts w:hAnsi="Symbol"/>
@@ -28909,7 +28721,17 @@
           <w:sz w:val="24"/>
           <w:szCs w:val="24"/>
         </w:rPr>
-        <w:t>Ice Breaker:</w:t>
+        <w:t>Ice</w:t>
+      </w:r>
+      <w:proofErr w:type="gramEnd"/>
+      <w:r>
+        <w:rPr>
+          <w:b/>
+          <w:bCs/>
+          <w:sz w:val="24"/>
+          <w:szCs w:val="24"/>
+        </w:rPr>
+        <w:t xml:space="preserve"> Breaker:</w:t>
       </w:r>
     </w:p>
     <w:p>
@@ -29184,6 +29006,7 @@
           <w:szCs w:val="24"/>
         </w:rPr>
       </w:pPr>
+      <w:proofErr w:type="gramStart"/>
       <w:r>
         <w:rPr>
           <w:rFonts w:hAnsi="Symbol"/>
@@ -29211,6 +29034,7 @@
         <w:t>Apersepsi</w:t>
       </w:r>
       <w:proofErr w:type="spellEnd"/>
+      <w:proofErr w:type="gramEnd"/>
       <w:r>
         <w:rPr>
           <w:b/>
@@ -29505,6 +29329,7 @@
           <w:szCs w:val="24"/>
         </w:rPr>
       </w:pPr>
+      <w:proofErr w:type="gramStart"/>
       <w:r>
         <w:rPr>
           <w:rFonts w:hAnsi="Symbol"/>
@@ -29520,7 +29345,6 @@
         </w:rPr>
         <w:t xml:space="preserve">  </w:t>
       </w:r>
-      <w:proofErr w:type="spellStart"/>
       <w:r>
         <w:rPr>
           <w:b/>
@@ -29530,7 +29354,7 @@
         </w:rPr>
         <w:t>Tujuan</w:t>
       </w:r>
-      <w:proofErr w:type="spellEnd"/>
+      <w:proofErr w:type="gramEnd"/>
       <w:r>
         <w:rPr>
           <w:b/>
@@ -29928,6 +29752,7 @@
           <w:szCs w:val="24"/>
         </w:rPr>
       </w:pPr>
+      <w:proofErr w:type="gramStart"/>
       <w:r>
         <w:rPr>
           <w:rFonts w:hAnsi="Symbol"/>
@@ -29950,7 +29775,17 @@
           <w:sz w:val="24"/>
           <w:szCs w:val="24"/>
         </w:rPr>
-        <w:t>Mindful Learning (</w:t>
+        <w:t>Mindful</w:t>
+      </w:r>
+      <w:proofErr w:type="gramEnd"/>
+      <w:r>
+        <w:rPr>
+          <w:b/>
+          <w:bCs/>
+          <w:sz w:val="24"/>
+          <w:szCs w:val="24"/>
+        </w:rPr>
+        <w:t xml:space="preserve"> Learning (</w:t>
       </w:r>
       <w:proofErr w:type="spellStart"/>
       <w:r>
@@ -30043,27 +29878,7 @@
           <w:sz w:val="24"/>
           <w:szCs w:val="24"/>
         </w:rPr>
-        <w:t xml:space="preserve"> </w:t>
-      </w:r>
-      <w:proofErr w:type="spellStart"/>
-      <w:r>
-        <w:rPr>
-          <w:b/>
-          <w:bCs/>
-          <w:sz w:val="24"/>
-          <w:szCs w:val="24"/>
-        </w:rPr>
-        <w:t>Materi</w:t>
-      </w:r>
-      <w:proofErr w:type="spellEnd"/>
-      <w:r>
-        <w:rPr>
-          <w:b/>
-          <w:bCs/>
-          <w:sz w:val="24"/>
-          <w:szCs w:val="24"/>
-        </w:rPr>
-        <w:t xml:space="preserve"> </w:t>
+        <w:t xml:space="preserve"> Materi </w:t>
       </w:r>
       <w:proofErr w:type="spellStart"/>
       <w:r>
@@ -30917,23 +30732,7 @@
           <w:sz w:val="24"/>
           <w:szCs w:val="24"/>
         </w:rPr>
-        <w:t xml:space="preserve">. </w:t>
-      </w:r>
-      <w:proofErr w:type="spellStart"/>
-      <w:r>
-        <w:rPr>
-          <w:sz w:val="24"/>
-          <w:szCs w:val="24"/>
-        </w:rPr>
-        <w:t>Mereka</w:t>
-      </w:r>
-      <w:proofErr w:type="spellEnd"/>
-      <w:r>
-        <w:rPr>
-          <w:sz w:val="24"/>
-          <w:szCs w:val="24"/>
-        </w:rPr>
-        <w:t xml:space="preserve"> </w:t>
+        <w:t xml:space="preserve">. Mereka </w:t>
       </w:r>
       <w:proofErr w:type="spellStart"/>
       <w:r>
@@ -31072,6 +30871,7 @@
           <w:szCs w:val="24"/>
         </w:rPr>
       </w:pPr>
+      <w:proofErr w:type="gramStart"/>
       <w:r>
         <w:rPr>
           <w:rFonts w:hAnsi="Symbol"/>
@@ -31094,7 +30894,17 @@
           <w:sz w:val="24"/>
           <w:szCs w:val="24"/>
         </w:rPr>
-        <w:t>Joyful Learning (</w:t>
+        <w:t>Joyful</w:t>
+      </w:r>
+      <w:proofErr w:type="gramEnd"/>
+      <w:r>
+        <w:rPr>
+          <w:b/>
+          <w:bCs/>
+          <w:sz w:val="24"/>
+          <w:szCs w:val="24"/>
+        </w:rPr>
+        <w:t xml:space="preserve"> Learning (</w:t>
       </w:r>
       <w:proofErr w:type="spellStart"/>
       <w:r>
@@ -31696,7 +31506,7 @@
           <w:sz w:val="24"/>
           <w:szCs w:val="24"/>
         </w:rPr>
-        <w:t xml:space="preserve"> “</w:t>
+        <w:t xml:space="preserve"> “Kereta Angka” (10 </w:t>
       </w:r>
       <w:proofErr w:type="spellStart"/>
       <w:r>
@@ -31706,7 +31516,7 @@
           <w:sz w:val="24"/>
           <w:szCs w:val="24"/>
         </w:rPr>
-        <w:t>Kereta</w:t>
+        <w:t>Menit</w:t>
       </w:r>
       <w:proofErr w:type="spellEnd"/>
       <w:r>
@@ -31716,9 +31526,376 @@
           <w:sz w:val="24"/>
           <w:szCs w:val="24"/>
         </w:rPr>
-        <w:t xml:space="preserve"> Angka” (10 </w:t>
-      </w:r>
-      <w:proofErr w:type="spellStart"/>
+        <w:t>):</w:t>
+      </w:r>
+      <w:r>
+        <w:rPr>
+          <w:sz w:val="24"/>
+          <w:szCs w:val="24"/>
+        </w:rPr>
+        <w:br/>
+      </w:r>
+      <w:proofErr w:type="spellStart"/>
+      <w:r>
+        <w:rPr>
+          <w:sz w:val="24"/>
+          <w:szCs w:val="24"/>
+        </w:rPr>
+        <w:t>Siswa</w:t>
+      </w:r>
+      <w:proofErr w:type="spellEnd"/>
+      <w:r>
+        <w:rPr>
+          <w:sz w:val="24"/>
+          <w:szCs w:val="24"/>
+        </w:rPr>
+        <w:t xml:space="preserve"> </w:t>
+      </w:r>
+      <w:proofErr w:type="spellStart"/>
+      <w:r>
+        <w:rPr>
+          <w:sz w:val="24"/>
+          <w:szCs w:val="24"/>
+        </w:rPr>
+        <w:t>diajak</w:t>
+      </w:r>
+      <w:proofErr w:type="spellEnd"/>
+      <w:r>
+        <w:rPr>
+          <w:sz w:val="24"/>
+          <w:szCs w:val="24"/>
+        </w:rPr>
+        <w:t xml:space="preserve"> </w:t>
+      </w:r>
+      <w:proofErr w:type="spellStart"/>
+      <w:r>
+        <w:rPr>
+          <w:sz w:val="24"/>
+          <w:szCs w:val="24"/>
+        </w:rPr>
+        <w:t>berbaris</w:t>
+      </w:r>
+      <w:proofErr w:type="spellEnd"/>
+      <w:r>
+        <w:rPr>
+          <w:sz w:val="24"/>
+          <w:szCs w:val="24"/>
+        </w:rPr>
+        <w:t xml:space="preserve"> </w:t>
+      </w:r>
+      <w:proofErr w:type="spellStart"/>
+      <w:r>
+        <w:rPr>
+          <w:sz w:val="24"/>
+          <w:szCs w:val="24"/>
+        </w:rPr>
+        <w:t>seperti</w:t>
+      </w:r>
+      <w:proofErr w:type="spellEnd"/>
+      <w:r>
+        <w:rPr>
+          <w:sz w:val="24"/>
+          <w:szCs w:val="24"/>
+        </w:rPr>
+        <w:t xml:space="preserve"> </w:t>
+      </w:r>
+      <w:proofErr w:type="spellStart"/>
+      <w:r>
+        <w:rPr>
+          <w:sz w:val="24"/>
+          <w:szCs w:val="24"/>
+        </w:rPr>
+        <w:t>kereta</w:t>
+      </w:r>
+      <w:proofErr w:type="spellEnd"/>
+      <w:r>
+        <w:rPr>
+          <w:sz w:val="24"/>
+          <w:szCs w:val="24"/>
+        </w:rPr>
+        <w:t xml:space="preserve">, </w:t>
+      </w:r>
+      <w:proofErr w:type="spellStart"/>
+      <w:r>
+        <w:rPr>
+          <w:sz w:val="24"/>
+          <w:szCs w:val="24"/>
+        </w:rPr>
+        <w:t>dengan</w:t>
+      </w:r>
+      <w:proofErr w:type="spellEnd"/>
+      <w:r>
+        <w:rPr>
+          <w:sz w:val="24"/>
+          <w:szCs w:val="24"/>
+        </w:rPr>
+        <w:t xml:space="preserve"> masing-masing </w:t>
+      </w:r>
+      <w:proofErr w:type="spellStart"/>
+      <w:r>
+        <w:rPr>
+          <w:sz w:val="24"/>
+          <w:szCs w:val="24"/>
+        </w:rPr>
+        <w:t>anak</w:t>
+      </w:r>
+      <w:proofErr w:type="spellEnd"/>
+      <w:r>
+        <w:rPr>
+          <w:sz w:val="24"/>
+          <w:szCs w:val="24"/>
+        </w:rPr>
+        <w:t xml:space="preserve"> </w:t>
+      </w:r>
+      <w:proofErr w:type="spellStart"/>
+      <w:r>
+        <w:rPr>
+          <w:sz w:val="24"/>
+          <w:szCs w:val="24"/>
+        </w:rPr>
+        <w:t>memegang</w:t>
+      </w:r>
+      <w:proofErr w:type="spellEnd"/>
+      <w:r>
+        <w:rPr>
+          <w:sz w:val="24"/>
+          <w:szCs w:val="24"/>
+        </w:rPr>
+        <w:t xml:space="preserve"> </w:t>
+      </w:r>
+      <w:proofErr w:type="spellStart"/>
+      <w:r>
+        <w:rPr>
+          <w:sz w:val="24"/>
+          <w:szCs w:val="24"/>
+        </w:rPr>
+        <w:t>angka</w:t>
+      </w:r>
+      <w:proofErr w:type="spellEnd"/>
+      <w:r>
+        <w:rPr>
+          <w:sz w:val="24"/>
+          <w:szCs w:val="24"/>
+        </w:rPr>
+        <w:t xml:space="preserve">. Guru </w:t>
+      </w:r>
+      <w:proofErr w:type="spellStart"/>
+      <w:r>
+        <w:rPr>
+          <w:sz w:val="24"/>
+          <w:szCs w:val="24"/>
+        </w:rPr>
+        <w:t>akan</w:t>
+      </w:r>
+      <w:proofErr w:type="spellEnd"/>
+      <w:r>
+        <w:rPr>
+          <w:sz w:val="24"/>
+          <w:szCs w:val="24"/>
+        </w:rPr>
+        <w:t xml:space="preserve"> </w:t>
+      </w:r>
+      <w:proofErr w:type="spellStart"/>
+      <w:r>
+        <w:rPr>
+          <w:sz w:val="24"/>
+          <w:szCs w:val="24"/>
+        </w:rPr>
+        <w:t>memberikan</w:t>
+      </w:r>
+      <w:proofErr w:type="spellEnd"/>
+      <w:r>
+        <w:rPr>
+          <w:sz w:val="24"/>
+          <w:szCs w:val="24"/>
+        </w:rPr>
+        <w:t xml:space="preserve"> </w:t>
+      </w:r>
+      <w:proofErr w:type="spellStart"/>
+      <w:r>
+        <w:rPr>
+          <w:sz w:val="24"/>
+          <w:szCs w:val="24"/>
+        </w:rPr>
+        <w:t>soal</w:t>
+      </w:r>
+      <w:proofErr w:type="spellEnd"/>
+      <w:r>
+        <w:rPr>
+          <w:sz w:val="24"/>
+          <w:szCs w:val="24"/>
+        </w:rPr>
+        <w:t xml:space="preserve"> </w:t>
+      </w:r>
+      <w:proofErr w:type="spellStart"/>
+      <w:r>
+        <w:rPr>
+          <w:sz w:val="24"/>
+          <w:szCs w:val="24"/>
+        </w:rPr>
+        <w:t>pengurangan</w:t>
+      </w:r>
+      <w:proofErr w:type="spellEnd"/>
+      <w:r>
+        <w:rPr>
+          <w:sz w:val="24"/>
+          <w:szCs w:val="24"/>
+        </w:rPr>
+        <w:t xml:space="preserve">, dan </w:t>
+      </w:r>
+      <w:proofErr w:type="spellStart"/>
+      <w:r>
+        <w:rPr>
+          <w:sz w:val="24"/>
+          <w:szCs w:val="24"/>
+        </w:rPr>
+        <w:t>siswa</w:t>
+      </w:r>
+      <w:proofErr w:type="spellEnd"/>
+      <w:r>
+        <w:rPr>
+          <w:sz w:val="24"/>
+          <w:szCs w:val="24"/>
+        </w:rPr>
+        <w:t xml:space="preserve"> yang </w:t>
+      </w:r>
+      <w:proofErr w:type="spellStart"/>
+      <w:r>
+        <w:rPr>
+          <w:sz w:val="24"/>
+          <w:szCs w:val="24"/>
+        </w:rPr>
+        <w:t>memegang</w:t>
+      </w:r>
+      <w:proofErr w:type="spellEnd"/>
+      <w:r>
+        <w:rPr>
+          <w:sz w:val="24"/>
+          <w:szCs w:val="24"/>
+        </w:rPr>
+        <w:t xml:space="preserve"> </w:t>
+      </w:r>
+      <w:proofErr w:type="spellStart"/>
+      <w:r>
+        <w:rPr>
+          <w:sz w:val="24"/>
+          <w:szCs w:val="24"/>
+        </w:rPr>
+        <w:t>hasil</w:t>
+      </w:r>
+      <w:proofErr w:type="spellEnd"/>
+      <w:r>
+        <w:rPr>
+          <w:sz w:val="24"/>
+          <w:szCs w:val="24"/>
+        </w:rPr>
+        <w:t xml:space="preserve"> </w:t>
+      </w:r>
+      <w:proofErr w:type="spellStart"/>
+      <w:r>
+        <w:rPr>
+          <w:sz w:val="24"/>
+          <w:szCs w:val="24"/>
+        </w:rPr>
+        <w:t>dari</w:t>
+      </w:r>
+      <w:proofErr w:type="spellEnd"/>
+      <w:r>
+        <w:rPr>
+          <w:sz w:val="24"/>
+          <w:szCs w:val="24"/>
+        </w:rPr>
+        <w:t xml:space="preserve"> </w:t>
+      </w:r>
+      <w:proofErr w:type="spellStart"/>
+      <w:r>
+        <w:rPr>
+          <w:sz w:val="24"/>
+          <w:szCs w:val="24"/>
+        </w:rPr>
+        <w:t>pengurangan</w:t>
+      </w:r>
+      <w:proofErr w:type="spellEnd"/>
+      <w:r>
+        <w:rPr>
+          <w:sz w:val="24"/>
+          <w:szCs w:val="24"/>
+        </w:rPr>
+        <w:t xml:space="preserve"> </w:t>
+      </w:r>
+      <w:proofErr w:type="spellStart"/>
+      <w:r>
+        <w:rPr>
+          <w:sz w:val="24"/>
+          <w:szCs w:val="24"/>
+        </w:rPr>
+        <w:t>tersebut</w:t>
+      </w:r>
+      <w:proofErr w:type="spellEnd"/>
+      <w:r>
+        <w:rPr>
+          <w:sz w:val="24"/>
+          <w:szCs w:val="24"/>
+        </w:rPr>
+        <w:t xml:space="preserve"> </w:t>
+      </w:r>
+      <w:proofErr w:type="spellStart"/>
+      <w:r>
+        <w:rPr>
+          <w:sz w:val="24"/>
+          <w:szCs w:val="24"/>
+        </w:rPr>
+        <w:t>harus</w:t>
+      </w:r>
+      <w:proofErr w:type="spellEnd"/>
+      <w:r>
+        <w:rPr>
+          <w:sz w:val="24"/>
+          <w:szCs w:val="24"/>
+        </w:rPr>
+        <w:t xml:space="preserve"> </w:t>
+      </w:r>
+      <w:proofErr w:type="spellStart"/>
+      <w:r>
+        <w:rPr>
+          <w:sz w:val="24"/>
+          <w:szCs w:val="24"/>
+        </w:rPr>
+        <w:t>maju</w:t>
+      </w:r>
+      <w:proofErr w:type="spellEnd"/>
+      <w:r>
+        <w:rPr>
+          <w:sz w:val="24"/>
+          <w:szCs w:val="24"/>
+        </w:rPr>
+        <w:t>.</w:t>
+      </w:r>
+    </w:p>
+    <w:p>
+      <w:pPr>
+        <w:spacing w:before="100" w:beforeAutospacing="1" w:after="100" w:afterAutospacing="1"/>
+        <w:rPr>
+          <w:sz w:val="24"/>
+          <w:szCs w:val="24"/>
+        </w:rPr>
+      </w:pPr>
+      <w:proofErr w:type="gramStart"/>
+      <w:r>
+        <w:rPr>
+          <w:rFonts w:hAnsi="Symbol"/>
+          <w:sz w:val="24"/>
+          <w:szCs w:val="24"/>
+        </w:rPr>
+        <w:t></w:t>
+      </w:r>
+      <w:r>
+        <w:rPr>
+          <w:sz w:val="24"/>
+          <w:szCs w:val="24"/>
+        </w:rPr>
+        <w:t xml:space="preserve">  </w:t>
+      </w:r>
       <w:r>
         <w:rPr>
           <w:b/>
@@ -31726,9 +31903,9 @@
           <w:sz w:val="24"/>
           <w:szCs w:val="24"/>
         </w:rPr>
-        <w:t>Menit</w:t>
-      </w:r>
-      <w:proofErr w:type="spellEnd"/>
+        <w:t>Meaningful</w:t>
+      </w:r>
+      <w:proofErr w:type="gramEnd"/>
       <w:r>
         <w:rPr>
           <w:b/>
@@ -31736,383 +31913,7 @@
           <w:sz w:val="24"/>
           <w:szCs w:val="24"/>
         </w:rPr>
-        <w:t>):</w:t>
-      </w:r>
-      <w:r>
-        <w:rPr>
-          <w:sz w:val="24"/>
-          <w:szCs w:val="24"/>
-        </w:rPr>
-        <w:br/>
-      </w:r>
-      <w:proofErr w:type="spellStart"/>
-      <w:r>
-        <w:rPr>
-          <w:sz w:val="24"/>
-          <w:szCs w:val="24"/>
-        </w:rPr>
-        <w:t>Siswa</w:t>
-      </w:r>
-      <w:proofErr w:type="spellEnd"/>
-      <w:r>
-        <w:rPr>
-          <w:sz w:val="24"/>
-          <w:szCs w:val="24"/>
-        </w:rPr>
-        <w:t xml:space="preserve"> </w:t>
-      </w:r>
-      <w:proofErr w:type="spellStart"/>
-      <w:r>
-        <w:rPr>
-          <w:sz w:val="24"/>
-          <w:szCs w:val="24"/>
-        </w:rPr>
-        <w:t>diajak</w:t>
-      </w:r>
-      <w:proofErr w:type="spellEnd"/>
-      <w:r>
-        <w:rPr>
-          <w:sz w:val="24"/>
-          <w:szCs w:val="24"/>
-        </w:rPr>
-        <w:t xml:space="preserve"> </w:t>
-      </w:r>
-      <w:proofErr w:type="spellStart"/>
-      <w:r>
-        <w:rPr>
-          <w:sz w:val="24"/>
-          <w:szCs w:val="24"/>
-        </w:rPr>
-        <w:t>berbaris</w:t>
-      </w:r>
-      <w:proofErr w:type="spellEnd"/>
-      <w:r>
-        <w:rPr>
-          <w:sz w:val="24"/>
-          <w:szCs w:val="24"/>
-        </w:rPr>
-        <w:t xml:space="preserve"> </w:t>
-      </w:r>
-      <w:proofErr w:type="spellStart"/>
-      <w:r>
-        <w:rPr>
-          <w:sz w:val="24"/>
-          <w:szCs w:val="24"/>
-        </w:rPr>
-        <w:t>seperti</w:t>
-      </w:r>
-      <w:proofErr w:type="spellEnd"/>
-      <w:r>
-        <w:rPr>
-          <w:sz w:val="24"/>
-          <w:szCs w:val="24"/>
-        </w:rPr>
-        <w:t xml:space="preserve"> </w:t>
-      </w:r>
-      <w:proofErr w:type="spellStart"/>
-      <w:r>
-        <w:rPr>
-          <w:sz w:val="24"/>
-          <w:szCs w:val="24"/>
-        </w:rPr>
-        <w:t>kereta</w:t>
-      </w:r>
-      <w:proofErr w:type="spellEnd"/>
-      <w:r>
-        <w:rPr>
-          <w:sz w:val="24"/>
-          <w:szCs w:val="24"/>
-        </w:rPr>
-        <w:t xml:space="preserve">, </w:t>
-      </w:r>
-      <w:proofErr w:type="spellStart"/>
-      <w:r>
-        <w:rPr>
-          <w:sz w:val="24"/>
-          <w:szCs w:val="24"/>
-        </w:rPr>
-        <w:t>dengan</w:t>
-      </w:r>
-      <w:proofErr w:type="spellEnd"/>
-      <w:r>
-        <w:rPr>
-          <w:sz w:val="24"/>
-          <w:szCs w:val="24"/>
-        </w:rPr>
-        <w:t xml:space="preserve"> masing-masing </w:t>
-      </w:r>
-      <w:proofErr w:type="spellStart"/>
-      <w:r>
-        <w:rPr>
-          <w:sz w:val="24"/>
-          <w:szCs w:val="24"/>
-        </w:rPr>
-        <w:t>anak</w:t>
-      </w:r>
-      <w:proofErr w:type="spellEnd"/>
-      <w:r>
-        <w:rPr>
-          <w:sz w:val="24"/>
-          <w:szCs w:val="24"/>
-        </w:rPr>
-        <w:t xml:space="preserve"> </w:t>
-      </w:r>
-      <w:proofErr w:type="spellStart"/>
-      <w:r>
-        <w:rPr>
-          <w:sz w:val="24"/>
-          <w:szCs w:val="24"/>
-        </w:rPr>
-        <w:t>memegang</w:t>
-      </w:r>
-      <w:proofErr w:type="spellEnd"/>
-      <w:r>
-        <w:rPr>
-          <w:sz w:val="24"/>
-          <w:szCs w:val="24"/>
-        </w:rPr>
-        <w:t xml:space="preserve"> </w:t>
-      </w:r>
-      <w:proofErr w:type="spellStart"/>
-      <w:r>
-        <w:rPr>
-          <w:sz w:val="24"/>
-          <w:szCs w:val="24"/>
-        </w:rPr>
-        <w:t>angka</w:t>
-      </w:r>
-      <w:proofErr w:type="spellEnd"/>
-      <w:r>
-        <w:rPr>
-          <w:sz w:val="24"/>
-          <w:szCs w:val="24"/>
-        </w:rPr>
-        <w:t xml:space="preserve">. Guru </w:t>
-      </w:r>
-      <w:proofErr w:type="spellStart"/>
-      <w:r>
-        <w:rPr>
-          <w:sz w:val="24"/>
-          <w:szCs w:val="24"/>
-        </w:rPr>
-        <w:t>akan</w:t>
-      </w:r>
-      <w:proofErr w:type="spellEnd"/>
-      <w:r>
-        <w:rPr>
-          <w:sz w:val="24"/>
-          <w:szCs w:val="24"/>
-        </w:rPr>
-        <w:t xml:space="preserve"> </w:t>
-      </w:r>
-      <w:proofErr w:type="spellStart"/>
-      <w:r>
-        <w:rPr>
-          <w:sz w:val="24"/>
-          <w:szCs w:val="24"/>
-        </w:rPr>
-        <w:t>memberikan</w:t>
-      </w:r>
-      <w:proofErr w:type="spellEnd"/>
-      <w:r>
-        <w:rPr>
-          <w:sz w:val="24"/>
-          <w:szCs w:val="24"/>
-        </w:rPr>
-        <w:t xml:space="preserve"> </w:t>
-      </w:r>
-      <w:proofErr w:type="spellStart"/>
-      <w:r>
-        <w:rPr>
-          <w:sz w:val="24"/>
-          <w:szCs w:val="24"/>
-        </w:rPr>
-        <w:t>soal</w:t>
-      </w:r>
-      <w:proofErr w:type="spellEnd"/>
-      <w:r>
-        <w:rPr>
-          <w:sz w:val="24"/>
-          <w:szCs w:val="24"/>
-        </w:rPr>
-        <w:t xml:space="preserve"> </w:t>
-      </w:r>
-      <w:proofErr w:type="spellStart"/>
-      <w:r>
-        <w:rPr>
-          <w:sz w:val="24"/>
-          <w:szCs w:val="24"/>
-        </w:rPr>
-        <w:t>pengurangan</w:t>
-      </w:r>
-      <w:proofErr w:type="spellEnd"/>
-      <w:r>
-        <w:rPr>
-          <w:sz w:val="24"/>
-          <w:szCs w:val="24"/>
-        </w:rPr>
-        <w:t xml:space="preserve">, dan </w:t>
-      </w:r>
-      <w:proofErr w:type="spellStart"/>
-      <w:r>
-        <w:rPr>
-          <w:sz w:val="24"/>
-          <w:szCs w:val="24"/>
-        </w:rPr>
-        <w:t>siswa</w:t>
-      </w:r>
-      <w:proofErr w:type="spellEnd"/>
-      <w:r>
-        <w:rPr>
-          <w:sz w:val="24"/>
-          <w:szCs w:val="24"/>
-        </w:rPr>
-        <w:t xml:space="preserve"> yang </w:t>
-      </w:r>
-      <w:proofErr w:type="spellStart"/>
-      <w:r>
-        <w:rPr>
-          <w:sz w:val="24"/>
-          <w:szCs w:val="24"/>
-        </w:rPr>
-        <w:t>memegang</w:t>
-      </w:r>
-      <w:proofErr w:type="spellEnd"/>
-      <w:r>
-        <w:rPr>
-          <w:sz w:val="24"/>
-          <w:szCs w:val="24"/>
-        </w:rPr>
-        <w:t xml:space="preserve"> </w:t>
-      </w:r>
-      <w:proofErr w:type="spellStart"/>
-      <w:r>
-        <w:rPr>
-          <w:sz w:val="24"/>
-          <w:szCs w:val="24"/>
-        </w:rPr>
-        <w:t>hasil</w:t>
-      </w:r>
-      <w:proofErr w:type="spellEnd"/>
-      <w:r>
-        <w:rPr>
-          <w:sz w:val="24"/>
-          <w:szCs w:val="24"/>
-        </w:rPr>
-        <w:t xml:space="preserve"> </w:t>
-      </w:r>
-      <w:proofErr w:type="spellStart"/>
-      <w:r>
-        <w:rPr>
-          <w:sz w:val="24"/>
-          <w:szCs w:val="24"/>
-        </w:rPr>
-        <w:t>dari</w:t>
-      </w:r>
-      <w:proofErr w:type="spellEnd"/>
-      <w:r>
-        <w:rPr>
-          <w:sz w:val="24"/>
-          <w:szCs w:val="24"/>
-        </w:rPr>
-        <w:t xml:space="preserve"> </w:t>
-      </w:r>
-      <w:proofErr w:type="spellStart"/>
-      <w:r>
-        <w:rPr>
-          <w:sz w:val="24"/>
-          <w:szCs w:val="24"/>
-        </w:rPr>
-        <w:t>pengurangan</w:t>
-      </w:r>
-      <w:proofErr w:type="spellEnd"/>
-      <w:r>
-        <w:rPr>
-          <w:sz w:val="24"/>
-          <w:szCs w:val="24"/>
-        </w:rPr>
-        <w:t xml:space="preserve"> </w:t>
-      </w:r>
-      <w:proofErr w:type="spellStart"/>
-      <w:r>
-        <w:rPr>
-          <w:sz w:val="24"/>
-          <w:szCs w:val="24"/>
-        </w:rPr>
-        <w:t>tersebut</w:t>
-      </w:r>
-      <w:proofErr w:type="spellEnd"/>
-      <w:r>
-        <w:rPr>
-          <w:sz w:val="24"/>
-          <w:szCs w:val="24"/>
-        </w:rPr>
-        <w:t xml:space="preserve"> </w:t>
-      </w:r>
-      <w:proofErr w:type="spellStart"/>
-      <w:r>
-        <w:rPr>
-          <w:sz w:val="24"/>
-          <w:szCs w:val="24"/>
-        </w:rPr>
-        <w:t>harus</w:t>
-      </w:r>
-      <w:proofErr w:type="spellEnd"/>
-      <w:r>
-        <w:rPr>
-          <w:sz w:val="24"/>
-          <w:szCs w:val="24"/>
-        </w:rPr>
-        <w:t xml:space="preserve"> </w:t>
-      </w:r>
-      <w:proofErr w:type="spellStart"/>
-      <w:r>
-        <w:rPr>
-          <w:sz w:val="24"/>
-          <w:szCs w:val="24"/>
-        </w:rPr>
-        <w:t>maju</w:t>
-      </w:r>
-      <w:proofErr w:type="spellEnd"/>
-      <w:r>
-        <w:rPr>
-          <w:sz w:val="24"/>
-          <w:szCs w:val="24"/>
-        </w:rPr>
-        <w:t>.</w:t>
-      </w:r>
-    </w:p>
-    <w:p>
-      <w:pPr>
-        <w:spacing w:before="100" w:beforeAutospacing="1" w:after="100" w:afterAutospacing="1"/>
-        <w:rPr>
-          <w:sz w:val="24"/>
-          <w:szCs w:val="24"/>
-        </w:rPr>
-      </w:pPr>
-      <w:r>
-        <w:rPr>
-          <w:rFonts w:hAnsi="Symbol"/>
-          <w:sz w:val="24"/>
-          <w:szCs w:val="24"/>
-        </w:rPr>
-        <w:t></w:t>
-      </w:r>
-      <w:r>
-        <w:rPr>
-          <w:sz w:val="24"/>
-          <w:szCs w:val="24"/>
-        </w:rPr>
-        <w:t xml:space="preserve">  </w:t>
-      </w:r>
-      <w:r>
-        <w:rPr>
-          <w:b/>
-          <w:bCs/>
-          <w:sz w:val="24"/>
-          <w:szCs w:val="24"/>
-        </w:rPr>
-        <w:t>Meaningful Learning (</w:t>
+        <w:t xml:space="preserve"> Learning (</w:t>
       </w:r>
       <w:proofErr w:type="spellStart"/>
       <w:r>
@@ -32245,7 +32046,7 @@
           <w:sz w:val="24"/>
           <w:szCs w:val="24"/>
         </w:rPr>
-        <w:t xml:space="preserve"> </w:t>
+        <w:t xml:space="preserve"> Cerita (30 </w:t>
       </w:r>
       <w:proofErr w:type="spellStart"/>
       <w:r>
@@ -32255,7 +32056,7 @@
           <w:sz w:val="24"/>
           <w:szCs w:val="24"/>
         </w:rPr>
-        <w:t>Cerita</w:t>
+        <w:t>Menit</w:t>
       </w:r>
       <w:proofErr w:type="spellEnd"/>
       <w:r>
@@ -32265,26 +32066,6 @@
           <w:sz w:val="24"/>
           <w:szCs w:val="24"/>
         </w:rPr>
-        <w:t xml:space="preserve"> (30 </w:t>
-      </w:r>
-      <w:proofErr w:type="spellStart"/>
-      <w:r>
-        <w:rPr>
-          <w:b/>
-          <w:bCs/>
-          <w:sz w:val="24"/>
-          <w:szCs w:val="24"/>
-        </w:rPr>
-        <w:t>Menit</w:t>
-      </w:r>
-      <w:proofErr w:type="spellEnd"/>
-      <w:r>
-        <w:rPr>
-          <w:b/>
-          <w:bCs/>
-          <w:sz w:val="24"/>
-          <w:szCs w:val="24"/>
-        </w:rPr>
         <w:t>):</w:t>
       </w:r>
       <w:r>
@@ -32628,23 +32409,7 @@
           <w:sz w:val="24"/>
           <w:szCs w:val="24"/>
         </w:rPr>
-        <w:t xml:space="preserve">. </w:t>
-      </w:r>
-      <w:proofErr w:type="spellStart"/>
-      <w:r>
-        <w:rPr>
-          <w:sz w:val="24"/>
-          <w:szCs w:val="24"/>
-        </w:rPr>
-        <w:t>Mereka</w:t>
-      </w:r>
-      <w:proofErr w:type="spellEnd"/>
-      <w:r>
-        <w:rPr>
-          <w:sz w:val="24"/>
-          <w:szCs w:val="24"/>
-        </w:rPr>
-        <w:t xml:space="preserve"> </w:t>
+        <w:t xml:space="preserve">. Mereka </w:t>
       </w:r>
       <w:proofErr w:type="spellStart"/>
       <w:r>
@@ -32822,7 +32587,7 @@
     </w:p>
     <w:p>
       <w:pPr>
-        <w:pStyle w:val="DaftarParagraf"/>
+        <w:pStyle w:val="ListParagraph"/>
         <w:numPr>
           <w:ilvl w:val="0"/>
           <w:numId w:val="7"/>
@@ -33005,7 +32770,7 @@
     </w:p>
     <w:p>
       <w:pPr>
-        <w:pStyle w:val="DaftarParagraf"/>
+        <w:pStyle w:val="ListParagraph"/>
         <w:numPr>
           <w:ilvl w:val="0"/>
           <w:numId w:val="7"/>
@@ -33172,7 +32937,7 @@
     </w:p>
     <w:p>
       <w:pPr>
-        <w:pStyle w:val="DaftarParagraf"/>
+        <w:pStyle w:val="ListParagraph"/>
         <w:numPr>
           <w:ilvl w:val="0"/>
           <w:numId w:val="7"/>
@@ -33221,7 +32986,7 @@
     </w:p>
     <w:p>
       <w:pPr>
-        <w:pStyle w:val="DaftarParagraf"/>
+        <w:pStyle w:val="ListParagraph"/>
         <w:numPr>
           <w:ilvl w:val="0"/>
           <w:numId w:val="7"/>
@@ -33781,7 +33546,7 @@
     </w:p>
     <w:p>
       <w:pPr>
-        <w:pStyle w:val="DaftarParagraf"/>
+        <w:pStyle w:val="ListParagraph"/>
         <w:numPr>
           <w:ilvl w:val="0"/>
           <w:numId w:val="7"/>
@@ -33973,7 +33738,7 @@
     </w:p>
     <w:p>
       <w:pPr>
-        <w:pStyle w:val="DaftarParagraf"/>
+        <w:pStyle w:val="ListParagraph"/>
         <w:numPr>
           <w:ilvl w:val="0"/>
           <w:numId w:val="7"/>
@@ -34448,23 +34213,7 @@
           <w:sz w:val="24"/>
           <w:szCs w:val="24"/>
         </w:rPr>
-        <w:t xml:space="preserve">. </w:t>
-      </w:r>
-      <w:proofErr w:type="spellStart"/>
-      <w:r>
-        <w:rPr>
-          <w:sz w:val="24"/>
-          <w:szCs w:val="24"/>
-        </w:rPr>
-        <w:t>Mereka</w:t>
-      </w:r>
-      <w:proofErr w:type="spellEnd"/>
-      <w:r>
-        <w:rPr>
-          <w:sz w:val="24"/>
-          <w:szCs w:val="24"/>
-        </w:rPr>
-        <w:t xml:space="preserve"> juga </w:t>
+        <w:t xml:space="preserve">. Mereka juga </w:t>
       </w:r>
       <w:proofErr w:type="spellStart"/>
       <w:r>
@@ -34581,7 +34330,7 @@
     </w:p>
     <w:p>
       <w:pPr>
-        <w:pStyle w:val="DaftarParagraf"/>
+        <w:pStyle w:val="ListParagraph"/>
         <w:numPr>
           <w:ilvl w:val="0"/>
           <w:numId w:val="7"/>
@@ -34757,7 +34506,7 @@
     </w:p>
     <w:p>
       <w:pPr>
-        <w:pStyle w:val="DaftarParagraf"/>
+        <w:pStyle w:val="ListParagraph"/>
         <w:numPr>
           <w:ilvl w:val="0"/>
           <w:numId w:val="7"/>
@@ -34949,7 +34698,7 @@
     </w:p>
     <w:p>
       <w:pPr>
-        <w:pStyle w:val="DaftarParagraf"/>
+        <w:pStyle w:val="ListParagraph"/>
         <w:numPr>
           <w:ilvl w:val="0"/>
           <w:numId w:val="7"/>
@@ -35189,7 +34938,7 @@
     </w:p>
     <w:p>
       <w:pPr>
-        <w:pStyle w:val="DaftarParagraf"/>
+        <w:pStyle w:val="ListParagraph"/>
         <w:numPr>
           <w:ilvl w:val="0"/>
           <w:numId w:val="7"/>
@@ -35372,7 +35121,7 @@
     </w:p>
     <w:p>
       <w:pPr>
-        <w:pStyle w:val="DaftarParagraf"/>
+        <w:pStyle w:val="ListParagraph"/>
         <w:numPr>
           <w:ilvl w:val="0"/>
           <w:numId w:val="7"/>
@@ -35539,7 +35288,7 @@
     </w:p>
     <w:p>
       <w:pPr>
-        <w:pStyle w:val="DaftarParagraf"/>
+        <w:pStyle w:val="ListParagraph"/>
         <w:numPr>
           <w:ilvl w:val="0"/>
           <w:numId w:val="7"/>
@@ -35706,7 +35455,7 @@
     </w:p>
     <w:p>
       <w:pPr>
-        <w:pStyle w:val="DaftarParagraf"/>
+        <w:pStyle w:val="ListParagraph"/>
         <w:numPr>
           <w:ilvl w:val="0"/>
           <w:numId w:val="7"/>
@@ -35841,7 +35590,7 @@
     </w:p>
     <w:p>
       <w:pPr>
-        <w:pStyle w:val="DaftarParagraf"/>
+        <w:pStyle w:val="ListParagraph"/>
         <w:numPr>
           <w:ilvl w:val="0"/>
           <w:numId w:val="7"/>
@@ -36068,7 +35817,7 @@
     </w:p>
     <w:p>
       <w:pPr>
-        <w:pStyle w:val="DaftarParagraf"/>
+        <w:pStyle w:val="ListParagraph"/>
         <w:numPr>
           <w:ilvl w:val="0"/>
           <w:numId w:val="1"/>
@@ -36212,7 +35961,7 @@
     </w:p>
     <w:p>
       <w:pPr>
-        <w:pStyle w:val="DaftarParagraf"/>
+        <w:pStyle w:val="ListParagraph"/>
         <w:numPr>
           <w:ilvl w:val="0"/>
           <w:numId w:val="1"/>
@@ -36402,7 +36151,7 @@
     </w:p>
     <w:p>
       <w:pPr>
-        <w:pStyle w:val="DaftarParagraf"/>
+        <w:pStyle w:val="ListParagraph"/>
         <w:numPr>
           <w:ilvl w:val="0"/>
           <w:numId w:val="1"/>
@@ -36781,7 +36530,7 @@
     </w:p>
     <w:p>
       <w:pPr>
-        <w:pStyle w:val="DaftarParagraf"/>
+        <w:pStyle w:val="ListParagraph"/>
         <w:numPr>
           <w:ilvl w:val="0"/>
           <w:numId w:val="1"/>
@@ -36897,7 +36646,7 @@
     </w:p>
     <w:p>
       <w:pPr>
-        <w:pStyle w:val="DaftarParagraf"/>
+        <w:pStyle w:val="ListParagraph"/>
         <w:numPr>
           <w:ilvl w:val="0"/>
           <w:numId w:val="1"/>
@@ -37149,7 +36898,7 @@
     </w:p>
     <w:p>
       <w:pPr>
-        <w:pStyle w:val="DaftarParagraf"/>
+        <w:pStyle w:val="ListParagraph"/>
         <w:numPr>
           <w:ilvl w:val="0"/>
           <w:numId w:val="1"/>
@@ -37319,7 +37068,7 @@
     </w:p>
     <w:p>
       <w:pPr>
-        <w:pStyle w:val="DaftarParagraf"/>
+        <w:pStyle w:val="ListParagraph"/>
         <w:numPr>
           <w:ilvl w:val="0"/>
           <w:numId w:val="1"/>
@@ -37577,25 +37326,7 @@
           <w:sz w:val="24"/>
           <w:szCs w:val="24"/>
         </w:rPr>
-        <w:t xml:space="preserve"> </w:t>
-      </w:r>
-      <w:proofErr w:type="spellStart"/>
-      <w:r>
-        <w:rPr>
-          <w:rFonts w:eastAsia="Bookman Old Style"/>
-          <w:sz w:val="24"/>
-          <w:szCs w:val="24"/>
-        </w:rPr>
-        <w:t>Tuhan</w:t>
-      </w:r>
-      <w:proofErr w:type="spellEnd"/>
-      <w:r>
-        <w:rPr>
-          <w:rFonts w:eastAsia="Bookman Old Style"/>
-          <w:sz w:val="24"/>
-          <w:szCs w:val="24"/>
-        </w:rPr>
-        <w:t xml:space="preserve"> Yang Maha Esa dan </w:t>
+        <w:t xml:space="preserve"> Tuhan Yang Maha Esa dan </w:t>
       </w:r>
       <w:proofErr w:type="spellStart"/>
       <w:r>
@@ -37753,7 +37484,7 @@
     </w:p>
     <w:p>
       <w:pPr>
-        <w:pStyle w:val="DaftarParagraf"/>
+        <w:pStyle w:val="ListParagraph"/>
         <w:numPr>
           <w:ilvl w:val="0"/>
           <w:numId w:val="1"/>
@@ -37951,7 +37682,7 @@
     </w:p>
     <w:p>
       <w:pPr>
-        <w:pStyle w:val="DaftarParagraf"/>
+        <w:pStyle w:val="ListParagraph"/>
         <w:numPr>
           <w:ilvl w:val="0"/>
           <w:numId w:val="1"/>
@@ -38136,7 +37867,7 @@
     </w:p>
     <w:p>
       <w:pPr>
-        <w:pStyle w:val="DaftarParagraf"/>
+        <w:pStyle w:val="ListParagraph"/>
         <w:numPr>
           <w:ilvl w:val="0"/>
           <w:numId w:val="1"/>
@@ -38375,6 +38106,7 @@
           <w:szCs w:val="24"/>
         </w:rPr>
       </w:pPr>
+      <w:proofErr w:type="gramStart"/>
       <w:r>
         <w:rPr>
           <w:rFonts w:hAnsi="Symbol"/>
@@ -38398,7 +38130,17 @@
           <w:sz w:val="24"/>
           <w:szCs w:val="24"/>
         </w:rPr>
-        <w:t>Ice Breaker</w:t>
+        <w:t>Ice</w:t>
+      </w:r>
+      <w:proofErr w:type="gramEnd"/>
+      <w:r>
+        <w:rPr>
+          <w:b/>
+          <w:bCs/>
+          <w:sz w:val="24"/>
+          <w:szCs w:val="24"/>
+        </w:rPr>
+        <w:t xml:space="preserve"> Breaker</w:t>
       </w:r>
       <w:r>
         <w:rPr>
@@ -38839,6 +38581,7 @@
           <w:szCs w:val="24"/>
         </w:rPr>
       </w:pPr>
+      <w:proofErr w:type="gramStart"/>
       <w:r>
         <w:rPr>
           <w:rFonts w:hAnsi="Symbol"/>
@@ -38865,6 +38608,7 @@
         <w:t>Apersepsi</w:t>
       </w:r>
       <w:proofErr w:type="spellEnd"/>
+      <w:proofErr w:type="gramEnd"/>
       <w:r>
         <w:rPr>
           <w:sz w:val="24"/>
@@ -39329,6 +39073,7 @@
           <w:szCs w:val="24"/>
         </w:rPr>
       </w:pPr>
+      <w:proofErr w:type="gramStart"/>
       <w:r>
         <w:rPr>
           <w:rFonts w:hAnsi="Symbol"/>
@@ -39344,7 +39089,6 @@
         </w:rPr>
         <w:t xml:space="preserve">  </w:t>
       </w:r>
-      <w:proofErr w:type="spellStart"/>
       <w:r>
         <w:rPr>
           <w:b/>
@@ -39354,7 +39098,7 @@
         </w:rPr>
         <w:t>Tujuan</w:t>
       </w:r>
-      <w:proofErr w:type="spellEnd"/>
+      <w:proofErr w:type="gramEnd"/>
       <w:r>
         <w:rPr>
           <w:b/>
@@ -39657,6 +39401,7 @@
           <w:szCs w:val="24"/>
         </w:rPr>
       </w:pPr>
+      <w:proofErr w:type="gramStart"/>
       <w:r>
         <w:rPr>
           <w:rFonts w:hAnsi="Symbol"/>
@@ -39683,6 +39428,7 @@
         <w:t>Mindfull</w:t>
       </w:r>
       <w:proofErr w:type="spellEnd"/>
+      <w:proofErr w:type="gramEnd"/>
       <w:r>
         <w:rPr>
           <w:b/>
@@ -39837,27 +39583,7 @@
           <w:sz w:val="24"/>
           <w:szCs w:val="24"/>
         </w:rPr>
-        <w:t xml:space="preserve"> </w:t>
-      </w:r>
-      <w:proofErr w:type="spellStart"/>
-      <w:r>
-        <w:rPr>
-          <w:b/>
-          <w:bCs/>
-          <w:sz w:val="24"/>
-          <w:szCs w:val="24"/>
-        </w:rPr>
-        <w:t>Cerita</w:t>
-      </w:r>
-      <w:proofErr w:type="spellEnd"/>
-      <w:r>
-        <w:rPr>
-          <w:b/>
-          <w:bCs/>
-          <w:sz w:val="24"/>
-          <w:szCs w:val="24"/>
-        </w:rPr>
-        <w:t xml:space="preserve"> (30 </w:t>
+        <w:t xml:space="preserve"> Cerita (30 </w:t>
       </w:r>
       <w:proofErr w:type="spellStart"/>
       <w:r>
@@ -40491,47 +40217,7 @@
           <w:sz w:val="24"/>
           <w:szCs w:val="24"/>
         </w:rPr>
-        <w:t xml:space="preserve">Latihan </w:t>
-      </w:r>
-      <w:proofErr w:type="spellStart"/>
-      <w:r>
-        <w:rPr>
-          <w:b/>
-          <w:bCs/>
-          <w:sz w:val="24"/>
-          <w:szCs w:val="24"/>
-        </w:rPr>
-        <w:t>Soal</w:t>
-      </w:r>
-      <w:proofErr w:type="spellEnd"/>
-      <w:r>
-        <w:rPr>
-          <w:b/>
-          <w:bCs/>
-          <w:sz w:val="24"/>
-          <w:szCs w:val="24"/>
-        </w:rPr>
-        <w:t xml:space="preserve"> </w:t>
-      </w:r>
-      <w:proofErr w:type="spellStart"/>
-      <w:r>
-        <w:rPr>
-          <w:b/>
-          <w:bCs/>
-          <w:sz w:val="24"/>
-          <w:szCs w:val="24"/>
-        </w:rPr>
-        <w:t>Cerita</w:t>
-      </w:r>
-      <w:proofErr w:type="spellEnd"/>
-      <w:r>
-        <w:rPr>
-          <w:b/>
-          <w:bCs/>
-          <w:sz w:val="24"/>
-          <w:szCs w:val="24"/>
-        </w:rPr>
-        <w:t xml:space="preserve"> </w:t>
+        <w:t xml:space="preserve">Latihan Soal Cerita </w:t>
       </w:r>
       <w:proofErr w:type="spellStart"/>
       <w:r>
@@ -40926,6 +40612,7 @@
           <w:szCs w:val="24"/>
         </w:rPr>
       </w:pPr>
+      <w:proofErr w:type="gramStart"/>
       <w:r>
         <w:rPr>
           <w:rFonts w:hAnsi="Symbol"/>
@@ -40952,6 +40639,7 @@
         <w:t>Joyfull</w:t>
       </w:r>
       <w:proofErr w:type="spellEnd"/>
+      <w:proofErr w:type="gramEnd"/>
       <w:r>
         <w:rPr>
           <w:b/>
@@ -42011,6 +41699,7 @@
           <w:szCs w:val="24"/>
         </w:rPr>
       </w:pPr>
+      <w:proofErr w:type="gramStart"/>
       <w:r>
         <w:rPr>
           <w:rFonts w:hAnsi="Symbol"/>
@@ -42038,6 +41727,7 @@
         <w:t>Meaningfull</w:t>
       </w:r>
       <w:proofErr w:type="spellEnd"/>
+      <w:proofErr w:type="gramEnd"/>
       <w:r>
         <w:rPr>
           <w:b/>
@@ -42112,47 +41802,7 @@
           <w:sz w:val="24"/>
           <w:szCs w:val="24"/>
         </w:rPr>
-        <w:t xml:space="preserve"> </w:t>
-      </w:r>
-      <w:proofErr w:type="spellStart"/>
-      <w:r>
-        <w:rPr>
-          <w:b/>
-          <w:bCs/>
-          <w:sz w:val="24"/>
-          <w:szCs w:val="24"/>
-        </w:rPr>
-        <w:t>Soal</w:t>
-      </w:r>
-      <w:proofErr w:type="spellEnd"/>
-      <w:r>
-        <w:rPr>
-          <w:b/>
-          <w:bCs/>
-          <w:sz w:val="24"/>
-          <w:szCs w:val="24"/>
-        </w:rPr>
-        <w:t xml:space="preserve"> </w:t>
-      </w:r>
-      <w:proofErr w:type="spellStart"/>
-      <w:r>
-        <w:rPr>
-          <w:b/>
-          <w:bCs/>
-          <w:sz w:val="24"/>
-          <w:szCs w:val="24"/>
-        </w:rPr>
-        <w:t>Cerita</w:t>
-      </w:r>
-      <w:proofErr w:type="spellEnd"/>
-      <w:r>
-        <w:rPr>
-          <w:b/>
-          <w:bCs/>
-          <w:sz w:val="24"/>
-          <w:szCs w:val="24"/>
-        </w:rPr>
-        <w:t xml:space="preserve"> </w:t>
+        <w:t xml:space="preserve"> Soal Cerita </w:t>
       </w:r>
       <w:proofErr w:type="spellStart"/>
       <w:r>
@@ -42611,7 +42261,7 @@
     </w:p>
     <w:p>
       <w:pPr>
-        <w:pStyle w:val="DaftarParagraf"/>
+        <w:pStyle w:val="ListParagraph"/>
         <w:numPr>
           <w:ilvl w:val="0"/>
           <w:numId w:val="8"/>
@@ -42826,7 +42476,7 @@
     </w:p>
     <w:p>
       <w:pPr>
-        <w:pStyle w:val="DaftarParagraf"/>
+        <w:pStyle w:val="ListParagraph"/>
         <w:numPr>
           <w:ilvl w:val="0"/>
           <w:numId w:val="8"/>
@@ -42908,15 +42558,15 @@
           <w:sz w:val="24"/>
           <w:szCs w:val="24"/>
         </w:rPr>
-        <w:t xml:space="preserve">. a. </w:t>
-      </w:r>
-      <w:proofErr w:type="spellStart"/>
-      <w:r>
-        <w:rPr>
-          <w:sz w:val="24"/>
-          <w:szCs w:val="24"/>
-        </w:rPr>
-        <w:t>Mula-mula</w:t>
+        <w:t>. a. Mula-</w:t>
+      </w:r>
+      <w:proofErr w:type="spellStart"/>
+      <w:r>
+        <w:rPr>
+          <w:sz w:val="24"/>
+          <w:szCs w:val="24"/>
+        </w:rPr>
+        <w:t>mula</w:t>
       </w:r>
       <w:proofErr w:type="spellEnd"/>
       <w:r>
@@ -43089,7 +42739,7 @@
     </w:p>
     <w:p>
       <w:pPr>
-        <w:pStyle w:val="DaftarParagraf"/>
+        <w:pStyle w:val="ListParagraph"/>
         <w:numPr>
           <w:ilvl w:val="0"/>
           <w:numId w:val="8"/>
@@ -43249,7 +42899,7 @@
     </w:p>
     <w:p>
       <w:pPr>
-        <w:pStyle w:val="DaftarParagraf"/>
+        <w:pStyle w:val="ListParagraph"/>
         <w:numPr>
           <w:ilvl w:val="0"/>
           <w:numId w:val="8"/>
@@ -43345,7 +42995,7 @@
     </w:p>
     <w:p>
       <w:pPr>
-        <w:pStyle w:val="DaftarParagraf"/>
+        <w:pStyle w:val="ListParagraph"/>
         <w:numPr>
           <w:ilvl w:val="0"/>
           <w:numId w:val="8"/>
@@ -43585,7 +43235,7 @@
     </w:p>
     <w:p>
       <w:pPr>
-        <w:pStyle w:val="DaftarParagraf"/>
+        <w:pStyle w:val="ListParagraph"/>
         <w:numPr>
           <w:ilvl w:val="0"/>
           <w:numId w:val="8"/>
@@ -43768,7 +43418,7 @@
     </w:p>
     <w:p>
       <w:pPr>
-        <w:pStyle w:val="DaftarParagraf"/>
+        <w:pStyle w:val="ListParagraph"/>
         <w:numPr>
           <w:ilvl w:val="0"/>
           <w:numId w:val="8"/>
@@ -43935,7 +43585,7 @@
     </w:p>
     <w:p>
       <w:pPr>
-        <w:pStyle w:val="DaftarParagraf"/>
+        <w:pStyle w:val="ListParagraph"/>
         <w:numPr>
           <w:ilvl w:val="0"/>
           <w:numId w:val="8"/>
@@ -44102,7 +43752,7 @@
     </w:p>
     <w:p>
       <w:pPr>
-        <w:pStyle w:val="DaftarParagraf"/>
+        <w:pStyle w:val="ListParagraph"/>
         <w:numPr>
           <w:ilvl w:val="0"/>
           <w:numId w:val="8"/>
@@ -44237,7 +43887,7 @@
     </w:p>
     <w:p>
       <w:pPr>
-        <w:pStyle w:val="DaftarParagraf"/>
+        <w:pStyle w:val="ListParagraph"/>
         <w:numPr>
           <w:ilvl w:val="0"/>
           <w:numId w:val="8"/>
@@ -44468,7 +44118,7 @@
     </w:p>
     <w:p>
       <w:pPr>
-        <w:pStyle w:val="DaftarParagraf"/>
+        <w:pStyle w:val="ListParagraph"/>
         <w:numPr>
           <w:ilvl w:val="0"/>
           <w:numId w:val="1"/>
@@ -44612,7 +44262,7 @@
     </w:p>
     <w:p>
       <w:pPr>
-        <w:pStyle w:val="DaftarParagraf"/>
+        <w:pStyle w:val="ListParagraph"/>
         <w:numPr>
           <w:ilvl w:val="0"/>
           <w:numId w:val="1"/>
@@ -44802,7 +44452,7 @@
     </w:p>
     <w:p>
       <w:pPr>
-        <w:pStyle w:val="DaftarParagraf"/>
+        <w:pStyle w:val="ListParagraph"/>
         <w:numPr>
           <w:ilvl w:val="0"/>
           <w:numId w:val="1"/>
@@ -45114,7 +44764,7 @@
     </w:p>
     <w:p>
       <w:pPr>
-        <w:pStyle w:val="DaftarParagraf"/>
+        <w:pStyle w:val="ListParagraph"/>
         <w:numPr>
           <w:ilvl w:val="0"/>
           <w:numId w:val="1"/>
@@ -45607,7 +45257,7 @@
     </w:p>
     <w:p>
       <w:pPr>
-        <w:pStyle w:val="DaftarParagraf"/>
+        <w:pStyle w:val="ListParagraph"/>
         <w:numPr>
           <w:ilvl w:val="0"/>
           <w:numId w:val="1"/>
@@ -45985,7 +45635,7 @@
     </w:p>
     <w:p>
       <w:pPr>
-        <w:pStyle w:val="DaftarParagraf"/>
+        <w:pStyle w:val="ListParagraph"/>
         <w:numPr>
           <w:ilvl w:val="0"/>
           <w:numId w:val="1"/>
@@ -46830,7 +46480,7 @@
     </w:p>
     <w:tbl>
       <w:tblPr>
-        <w:tblStyle w:val="KisiTabel"/>
+        <w:tblStyle w:val="TableGrid"/>
         <w:tblW w:w="8218" w:type="dxa"/>
         <w:tblInd w:w="959" w:type="dxa"/>
         <w:tblLook w:val="04A0" w:firstRow="1" w:lastRow="0" w:firstColumn="1" w:lastColumn="0" w:noHBand="0" w:noVBand="1"/>
@@ -47008,7 +46658,6 @@
                 <w:szCs w:val="24"/>
               </w:rPr>
             </w:pPr>
-            <w:proofErr w:type="spellStart"/>
             <w:r>
               <w:rPr>
                 <w:b/>
@@ -47017,7 +46666,6 @@
               </w:rPr>
               <w:t>Tidak</w:t>
             </w:r>
-            <w:proofErr w:type="spellEnd"/>
           </w:p>
         </w:tc>
       </w:tr>
@@ -48176,6 +47824,13 @@
           <w:szCs w:val="24"/>
         </w:rPr>
         <w:tab/>
+      </w:r>
+      <w:proofErr w:type="gramStart"/>
+      <w:r>
+        <w:rPr>
+          <w:sz w:val="24"/>
+          <w:szCs w:val="24"/>
+        </w:rPr>
         <w:t xml:space="preserve">Non </w:t>
       </w:r>
       <w:proofErr w:type="spellStart"/>
@@ -48187,6 +47842,7 @@
         <w:t>Tes</w:t>
       </w:r>
       <w:proofErr w:type="spellEnd"/>
+      <w:proofErr w:type="gramEnd"/>
       <w:r>
         <w:rPr>
           <w:sz w:val="24"/>
@@ -49032,7 +48688,7 @@
     </w:p>
     <w:p>
       <w:pPr>
-        <w:pStyle w:val="DaftarParagraf"/>
+        <w:pStyle w:val="ListParagraph"/>
         <w:numPr>
           <w:ilvl w:val="0"/>
           <w:numId w:val="1"/>
@@ -49210,7 +48866,7 @@
     </w:p>
     <w:p>
       <w:pPr>
-        <w:pStyle w:val="DaftarParagraf"/>
+        <w:pStyle w:val="ListParagraph"/>
         <w:numPr>
           <w:ilvl w:val="0"/>
           <w:numId w:val="1"/>
@@ -49348,7 +49004,7 @@
     </w:p>
     <w:p>
       <w:pPr>
-        <w:pStyle w:val="DaftarParagraf"/>
+        <w:pStyle w:val="ListParagraph"/>
         <w:numPr>
           <w:ilvl w:val="0"/>
           <w:numId w:val="1"/>
@@ -49528,7 +49184,7 @@
     </w:p>
     <w:p>
       <w:pPr>
-        <w:pStyle w:val="DaftarParagraf"/>
+        <w:pStyle w:val="ListParagraph"/>
         <w:numPr>
           <w:ilvl w:val="0"/>
           <w:numId w:val="1"/>
@@ -50040,7 +49696,7 @@
     </w:p>
     <w:p>
       <w:pPr>
-        <w:pStyle w:val="DaftarParagraf"/>
+        <w:pStyle w:val="ListParagraph"/>
         <w:numPr>
           <w:ilvl w:val="0"/>
           <w:numId w:val="1"/>
@@ -50714,21 +50370,12 @@
           <w:szCs w:val="24"/>
         </w:rPr>
       </w:pPr>
-      <w:proofErr w:type="spellStart"/>
-      <w:r>
-        <w:rPr>
-          <w:sz w:val="24"/>
-          <w:szCs w:val="24"/>
-        </w:rPr>
-        <w:t>Apa</w:t>
-      </w:r>
-      <w:proofErr w:type="spellEnd"/>
-      <w:r>
-        <w:rPr>
-          <w:sz w:val="24"/>
-          <w:szCs w:val="24"/>
-        </w:rPr>
-        <w:t xml:space="preserve"> yang </w:t>
+      <w:r>
+        <w:rPr>
+          <w:sz w:val="24"/>
+          <w:szCs w:val="24"/>
+        </w:rPr>
+        <w:t xml:space="preserve">Apa yang </w:t>
       </w:r>
       <w:proofErr w:type="spellStart"/>
       <w:r>
@@ -51863,27 +51510,7 @@
           <w:sz w:val="24"/>
           <w:szCs w:val="24"/>
         </w:rPr>
-        <w:t xml:space="preserve">B. </w:t>
-      </w:r>
-      <w:proofErr w:type="spellStart"/>
-      <w:r>
-        <w:rPr>
-          <w:b/>
-          <w:bCs/>
-          <w:sz w:val="24"/>
-          <w:szCs w:val="24"/>
-        </w:rPr>
-        <w:t>Tujuan</w:t>
-      </w:r>
-      <w:proofErr w:type="spellEnd"/>
-      <w:r>
-        <w:rPr>
-          <w:b/>
-          <w:bCs/>
-          <w:sz w:val="24"/>
-          <w:szCs w:val="24"/>
-        </w:rPr>
-        <w:t xml:space="preserve"> </w:t>
+        <w:t xml:space="preserve">B. Tujuan </w:t>
       </w:r>
       <w:proofErr w:type="spellStart"/>
       <w:r>
@@ -52392,7 +52019,6 @@
           <w:szCs w:val="24"/>
         </w:rPr>
       </w:pPr>
-      <w:proofErr w:type="spellStart"/>
       <w:r>
         <w:rPr>
           <w:b/>
@@ -52400,17 +52026,7 @@
           <w:sz w:val="24"/>
           <w:szCs w:val="24"/>
         </w:rPr>
-        <w:t>Soal</w:t>
-      </w:r>
-      <w:proofErr w:type="spellEnd"/>
-      <w:r>
-        <w:rPr>
-          <w:b/>
-          <w:bCs/>
-          <w:sz w:val="24"/>
-          <w:szCs w:val="24"/>
-        </w:rPr>
-        <w:t xml:space="preserve"> 1</w:t>
+        <w:t>Soal 1</w:t>
       </w:r>
       <w:r>
         <w:rPr>
@@ -52449,23 +52065,7 @@
           <w:sz w:val="24"/>
           <w:szCs w:val="24"/>
         </w:rPr>
-        <w:t xml:space="preserve">. </w:t>
-      </w:r>
-      <w:proofErr w:type="spellStart"/>
-      <w:r>
-        <w:rPr>
-          <w:sz w:val="24"/>
-          <w:szCs w:val="24"/>
-        </w:rPr>
-        <w:t>Ia</w:t>
-      </w:r>
-      <w:proofErr w:type="spellEnd"/>
-      <w:r>
-        <w:rPr>
-          <w:sz w:val="24"/>
-          <w:szCs w:val="24"/>
-        </w:rPr>
-        <w:t xml:space="preserve"> </w:t>
+        <w:t xml:space="preserve">. Ia </w:t>
       </w:r>
       <w:proofErr w:type="spellStart"/>
       <w:r>
@@ -52688,7 +52288,6 @@
           <w:szCs w:val="24"/>
         </w:rPr>
       </w:pPr>
-      <w:proofErr w:type="spellStart"/>
       <w:r>
         <w:rPr>
           <w:b/>
@@ -52696,17 +52295,7 @@
           <w:sz w:val="24"/>
           <w:szCs w:val="24"/>
         </w:rPr>
-        <w:t>Soal</w:t>
-      </w:r>
-      <w:proofErr w:type="spellEnd"/>
-      <w:r>
-        <w:rPr>
-          <w:b/>
-          <w:bCs/>
-          <w:sz w:val="24"/>
-          <w:szCs w:val="24"/>
-        </w:rPr>
-        <w:t xml:space="preserve"> 2</w:t>
+        <w:t>Soal 2</w:t>
       </w:r>
       <w:r>
         <w:rPr>
@@ -52881,23 +52470,7 @@
           <w:sz w:val="24"/>
           <w:szCs w:val="24"/>
         </w:rPr>
-        <w:t xml:space="preserve">. </w:t>
-      </w:r>
-      <w:proofErr w:type="spellStart"/>
-      <w:r>
-        <w:rPr>
-          <w:sz w:val="24"/>
-          <w:szCs w:val="24"/>
-        </w:rPr>
-        <w:t>Ia</w:t>
-      </w:r>
-      <w:proofErr w:type="spellEnd"/>
-      <w:r>
-        <w:rPr>
-          <w:sz w:val="24"/>
-          <w:szCs w:val="24"/>
-        </w:rPr>
-        <w:t xml:space="preserve"> </w:t>
+        <w:t xml:space="preserve">. Ia </w:t>
       </w:r>
       <w:proofErr w:type="spellStart"/>
       <w:r>
@@ -53095,7 +52668,6 @@
           <w:szCs w:val="24"/>
         </w:rPr>
       </w:pPr>
-      <w:proofErr w:type="spellStart"/>
       <w:r>
         <w:rPr>
           <w:b/>
@@ -53103,17 +52675,7 @@
           <w:sz w:val="24"/>
           <w:szCs w:val="24"/>
         </w:rPr>
-        <w:t>Soal</w:t>
-      </w:r>
-      <w:proofErr w:type="spellEnd"/>
-      <w:r>
-        <w:rPr>
-          <w:b/>
-          <w:bCs/>
-          <w:sz w:val="24"/>
-          <w:szCs w:val="24"/>
-        </w:rPr>
-        <w:t xml:space="preserve"> 3</w:t>
+        <w:t>Soal 3</w:t>
       </w:r>
       <w:r>
         <w:rPr>
@@ -53777,8 +53339,17 @@
           <w:sz w:val="24"/>
           <w:szCs w:val="24"/>
         </w:rPr>
-        <w:t xml:space="preserve"> ajar :</w:t>
-      </w:r>
+        <w:t xml:space="preserve"> </w:t>
+      </w:r>
+      <w:proofErr w:type="gramStart"/>
+      <w:r>
+        <w:rPr>
+          <w:sz w:val="24"/>
+          <w:szCs w:val="24"/>
+        </w:rPr>
+        <w:t>ajar :</w:t>
+      </w:r>
+      <w:proofErr w:type="gramEnd"/>
     </w:p>
     <w:p>
       <w:pPr>
@@ -53869,7 +53440,7 @@
     </w:p>
     <w:p>
       <w:pPr>
-        <w:pStyle w:val="DaftarParagraf"/>
+        <w:pStyle w:val="ListParagraph"/>
         <w:spacing w:before="60" w:after="60"/>
         <w:ind w:left="360"/>
         <w:rPr>
@@ -53951,23 +53522,7 @@
           <w:sz w:val="24"/>
           <w:szCs w:val="24"/>
         </w:rPr>
-        <w:t xml:space="preserve">Dara Retno </w:t>
-      </w:r>
-      <w:proofErr w:type="spellStart"/>
-      <w:r>
-        <w:rPr>
-          <w:sz w:val="24"/>
-          <w:szCs w:val="24"/>
-        </w:rPr>
-        <w:t>Wulan</w:t>
-      </w:r>
-      <w:proofErr w:type="spellEnd"/>
-      <w:r>
-        <w:rPr>
-          <w:sz w:val="24"/>
-          <w:szCs w:val="24"/>
-        </w:rPr>
-        <w:t xml:space="preserve"> dan </w:t>
+        <w:t xml:space="preserve">Dara Retno Wulan dan </w:t>
       </w:r>
       <w:proofErr w:type="spellStart"/>
       <w:r>
@@ -54109,23 +53664,7 @@
           <w:sz w:val="24"/>
           <w:szCs w:val="24"/>
         </w:rPr>
-        <w:t xml:space="preserve">, </w:t>
-      </w:r>
-      <w:proofErr w:type="spellStart"/>
-      <w:r>
-        <w:rPr>
-          <w:sz w:val="24"/>
-          <w:szCs w:val="24"/>
-        </w:rPr>
-        <w:t>Riset</w:t>
-      </w:r>
-      <w:proofErr w:type="spellEnd"/>
-      <w:r>
-        <w:rPr>
-          <w:sz w:val="24"/>
-          <w:szCs w:val="24"/>
-        </w:rPr>
-        <w:t xml:space="preserve">, dan </w:t>
+        <w:t xml:space="preserve">, Riset, dan </w:t>
       </w:r>
       <w:proofErr w:type="spellStart"/>
       <w:r>
@@ -54162,23 +53701,7 @@
           <w:sz w:val="24"/>
           <w:szCs w:val="24"/>
         </w:rPr>
-        <w:t xml:space="preserve">Dara Retno </w:t>
-      </w:r>
-      <w:proofErr w:type="spellStart"/>
-      <w:r>
-        <w:rPr>
-          <w:sz w:val="24"/>
-          <w:szCs w:val="24"/>
-        </w:rPr>
-        <w:t>Wulan</w:t>
-      </w:r>
-      <w:proofErr w:type="spellEnd"/>
-      <w:r>
-        <w:rPr>
-          <w:sz w:val="24"/>
-          <w:szCs w:val="24"/>
-        </w:rPr>
-        <w:t xml:space="preserve"> dan </w:t>
+        <w:t xml:space="preserve">Dara Retno Wulan dan </w:t>
       </w:r>
       <w:proofErr w:type="spellStart"/>
       <w:r>
@@ -54333,23 +53856,7 @@
           <w:sz w:val="24"/>
           <w:szCs w:val="24"/>
         </w:rPr>
-        <w:t xml:space="preserve">, </w:t>
-      </w:r>
-      <w:proofErr w:type="spellStart"/>
-      <w:r>
-        <w:rPr>
-          <w:sz w:val="24"/>
-          <w:szCs w:val="24"/>
-        </w:rPr>
-        <w:t>Riset</w:t>
-      </w:r>
-      <w:proofErr w:type="spellEnd"/>
-      <w:r>
-        <w:rPr>
-          <w:sz w:val="24"/>
-          <w:szCs w:val="24"/>
-        </w:rPr>
-        <w:t xml:space="preserve">, dan </w:t>
+        <w:t xml:space="preserve">, Riset, dan </w:t>
       </w:r>
       <w:proofErr w:type="spellStart"/>
       <w:r>
@@ -54475,16 +53982,8 @@
               <w:rPr>
                 <w:b/>
               </w:rPr>
-              <w:t xml:space="preserve"> </w:t>
+              <w:t xml:space="preserve"> Sekolah</w:t>
             </w:r>
-            <w:proofErr w:type="spellStart"/>
-            <w:r>
-              <w:rPr>
-                <w:b/>
-              </w:rPr>
-              <w:t>Sekolah</w:t>
-            </w:r>
-            <w:proofErr w:type="spellEnd"/>
           </w:p>
           <w:p>
             <w:pPr>
@@ -54541,8 +54040,17 @@
                 <w:b/>
                 <w:u w:val="single"/>
               </w:rPr>
-              <w:t>AI KULSUM NURYANI, M.PD</w:t>
+              <w:t xml:space="preserve">AI KULSUM NURYANI, </w:t>
             </w:r>
+            <w:proofErr w:type="gramStart"/>
+            <w:r>
+              <w:rPr>
+                <w:b/>
+                <w:u w:val="single"/>
+              </w:rPr>
+              <w:t>M.PD</w:t>
+            </w:r>
+            <w:proofErr w:type="gramEnd"/>
           </w:p>
           <w:p>
             <w:pPr>
@@ -54594,6 +54102,7 @@
                 <w:b/>
               </w:rPr>
             </w:pPr>
+            <w:proofErr w:type="gramStart"/>
             <w:r>
               <w:rPr>
                 <w:b/>
@@ -54608,6 +54117,7 @@
               <w:t>Kelas</w:t>
             </w:r>
             <w:proofErr w:type="spellEnd"/>
+            <w:proofErr w:type="gramEnd"/>
           </w:p>
           <w:p>
             <w:pPr>
@@ -54664,8 +54174,17 @@
                 <w:b/>
                 <w:u w:val="single"/>
               </w:rPr>
-              <w:t>SRI DEWI YULIA, S.PD</w:t>
+              <w:t xml:space="preserve">SRI DEWI YULIA, </w:t>
             </w:r>
+            <w:proofErr w:type="gramStart"/>
+            <w:r>
+              <w:rPr>
+                <w:b/>
+                <w:u w:val="single"/>
+              </w:rPr>
+              <w:t>S.PD</w:t>
+            </w:r>
+            <w:proofErr w:type="gramEnd"/>
           </w:p>
           <w:p>
             <w:pPr>
@@ -54725,7 +54244,7 @@
 </file>
 
 <file path=word/endnotes.xml><?xml version="1.0" encoding="utf-8"?>
-<w:endnotes xmlns:wpc="http://schemas.microsoft.com/office/word/2010/wordprocessingCanvas" xmlns:cx="http://schemas.microsoft.com/office/drawing/2014/chartex" xmlns:cx1="http://schemas.microsoft.com/office/drawing/2015/9/8/chartex" xmlns:cx2="http://schemas.microsoft.com/office/drawing/2015/10/21/chartex" xmlns:cx3="http://schemas.microsoft.com/office/drawing/2016/5/9/chartex" xmlns:cx4="http://schemas.microsoft.com/office/drawing/2016/5/10/chartex" xmlns:cx5="http://schemas.microsoft.com/office/drawing/2016/5/11/chartex" xmlns:cx6="http://schemas.microsoft.com/office/drawing/2016/5/12/chartex" xmlns:cx7="http://schemas.microsoft.com/office/drawing/2016/5/13/chartex" xmlns:cx8="http://schemas.microsoft.com/office/drawing/2016/5/14/chartex" xmlns:mc="http://schemas.openxmlformats.org/markup-compatibility/2006" xmlns:aink="http://schemas.microsoft.com/office/drawing/2016/ink" xmlns:am3d="http://schemas.microsoft.com/office/drawing/2017/model3d" xmlns:o="urn:schemas-microsoft-com:office:office" xmlns:oel="http://schemas.microsoft.com/office/2019/extlst" xmlns:r="http://schemas.openxmlformats.org/officeDocument/2006/relationships" xmlns:m="http://schemas.openxmlformats.org/officeDocument/2006/math" xmlns:v="urn:schemas-microsoft-com:vml" xmlns:wp14="http://schemas.microsoft.com/office/word/2010/wordprocessingDrawing" xmlns:wp="http://schemas.openxmlformats.org/drawingml/2006/wordprocessingDrawing" xmlns:w10="urn:schemas-microsoft-com:office:word" xmlns:w="http://schemas.openxmlformats.org/wordprocessingml/2006/main" xmlns:w14="http://schemas.microsoft.com/office/word/2010/wordml" xmlns:w15="http://schemas.microsoft.com/office/word/2012/wordml" xmlns:w16cex="http://schemas.microsoft.com/office/word/2018/wordml/cex" xmlns:w16cid="http://schemas.microsoft.com/office/word/2016/wordml/cid" xmlns:w16="http://schemas.microsoft.com/office/word/2018/wordml" xmlns:w16sdtdh="http://schemas.microsoft.com/office/word/2020/wordml/sdtdatahash" xmlns:w16se="http://schemas.microsoft.com/office/word/2015/wordml/symex" xmlns:wpg="http://schemas.microsoft.com/office/word/2010/wordprocessingGroup" xmlns:wpi="http://schemas.microsoft.com/office/word/2010/wordprocessingInk" xmlns:wne="http://schemas.microsoft.com/office/word/2006/wordml" xmlns:wps="http://schemas.microsoft.com/office/word/2010/wordprocessingShape" mc:Ignorable="w14 w15 w16se w16cid w16 w16cex w16sdtdh wp14">
+<w:endnotes xmlns:wpc="http://schemas.microsoft.com/office/word/2010/wordprocessingCanvas" xmlns:cx="http://schemas.microsoft.com/office/drawing/2014/chartex" xmlns:cx1="http://schemas.microsoft.com/office/drawing/2015/9/8/chartex" xmlns:cx2="http://schemas.microsoft.com/office/drawing/2015/10/21/chartex" xmlns:cx3="http://schemas.microsoft.com/office/drawing/2016/5/9/chartex" xmlns:cx4="http://schemas.microsoft.com/office/drawing/2016/5/10/chartex" xmlns:cx5="http://schemas.microsoft.com/office/drawing/2016/5/11/chartex" xmlns:cx6="http://schemas.microsoft.com/office/drawing/2016/5/12/chartex" xmlns:cx7="http://schemas.microsoft.com/office/drawing/2016/5/13/chartex" xmlns:cx8="http://schemas.microsoft.com/office/drawing/2016/5/14/chartex" xmlns:mc="http://schemas.openxmlformats.org/markup-compatibility/2006" xmlns:aink="http://schemas.microsoft.com/office/drawing/2016/ink" xmlns:am3d="http://schemas.microsoft.com/office/drawing/2017/model3d" xmlns:o="urn:schemas-microsoft-com:office:office" xmlns:oel="http://schemas.microsoft.com/office/2019/extlst" xmlns:r="http://schemas.openxmlformats.org/officeDocument/2006/relationships" xmlns:m="http://schemas.openxmlformats.org/officeDocument/2006/math" xmlns:v="urn:schemas-microsoft-com:vml" xmlns:wp14="http://schemas.microsoft.com/office/word/2010/wordprocessingDrawing" xmlns:wp="http://schemas.openxmlformats.org/drawingml/2006/wordprocessingDrawing" xmlns:w10="urn:schemas-microsoft-com:office:word" xmlns:w="http://schemas.openxmlformats.org/wordprocessingml/2006/main" xmlns:w14="http://schemas.microsoft.com/office/word/2010/wordml" xmlns:w15="http://schemas.microsoft.com/office/word/2012/wordml" xmlns:w16cex="http://schemas.microsoft.com/office/word/2018/wordml/cex" xmlns:w16cid="http://schemas.microsoft.com/office/word/2016/wordml/cid" xmlns:w16="http://schemas.microsoft.com/office/word/2018/wordml" xmlns:w16du="http://schemas.microsoft.com/office/word/2023/wordml/word16du" xmlns:w16sdtdh="http://schemas.microsoft.com/office/word/2020/wordml/sdtdatahash" xmlns:w16sdtfl="http://schemas.microsoft.com/office/word/2024/wordml/sdtformatlock" xmlns:w16se="http://schemas.microsoft.com/office/word/2015/wordml/symex" xmlns:wpg="http://schemas.microsoft.com/office/word/2010/wordprocessingGroup" xmlns:wpi="http://schemas.microsoft.com/office/word/2010/wordprocessingInk" xmlns:wne="http://schemas.microsoft.com/office/word/2006/wordml" xmlns:wps="http://schemas.microsoft.com/office/word/2010/wordprocessingShape" mc:Ignorable="w14 w15 w16se w16cid w16 w16cex w16sdtdh w16sdtfl w16du wp14">
   <w:endnote w:type="separator" w:id="-1">
     <w:p>
       <w:r>
@@ -54744,7 +54263,7 @@
 </file>
 
 <file path=word/footer1.xml><?xml version="1.0" encoding="utf-8"?>
-<w:ftr xmlns:wpc="http://schemas.microsoft.com/office/word/2010/wordprocessingCanvas" xmlns:cx="http://schemas.microsoft.com/office/drawing/2014/chartex" xmlns:cx1="http://schemas.microsoft.com/office/drawing/2015/9/8/chartex" xmlns:cx2="http://schemas.microsoft.com/office/drawing/2015/10/21/chartex" xmlns:cx3="http://schemas.microsoft.com/office/drawing/2016/5/9/chartex" xmlns:cx4="http://schemas.microsoft.com/office/drawing/2016/5/10/chartex" xmlns:cx5="http://schemas.microsoft.com/office/drawing/2016/5/11/chartex" xmlns:cx6="http://schemas.microsoft.com/office/drawing/2016/5/12/chartex" xmlns:cx7="http://schemas.microsoft.com/office/drawing/2016/5/13/chartex" xmlns:cx8="http://schemas.microsoft.com/office/drawing/2016/5/14/chartex" xmlns:mc="http://schemas.openxmlformats.org/markup-compatibility/2006" xmlns:aink="http://schemas.microsoft.com/office/drawing/2016/ink" xmlns:am3d="http://schemas.microsoft.com/office/drawing/2017/model3d" xmlns:o="urn:schemas-microsoft-com:office:office" xmlns:oel="http://schemas.microsoft.com/office/2019/extlst" xmlns:r="http://schemas.openxmlformats.org/officeDocument/2006/relationships" xmlns:m="http://schemas.openxmlformats.org/officeDocument/2006/math" xmlns:v="urn:schemas-microsoft-com:vml" xmlns:wp14="http://schemas.microsoft.com/office/word/2010/wordprocessingDrawing" xmlns:wp="http://schemas.openxmlformats.org/drawingml/2006/wordprocessingDrawing" xmlns:w10="urn:schemas-microsoft-com:office:word" xmlns:w="http://schemas.openxmlformats.org/wordprocessingml/2006/main" xmlns:w14="http://schemas.microsoft.com/office/word/2010/wordml" xmlns:w15="http://schemas.microsoft.com/office/word/2012/wordml" xmlns:w16cex="http://schemas.microsoft.com/office/word/2018/wordml/cex" xmlns:w16cid="http://schemas.microsoft.com/office/word/2016/wordml/cid" xmlns:w16="http://schemas.microsoft.com/office/word/2018/wordml" xmlns:w16sdtdh="http://schemas.microsoft.com/office/word/2020/wordml/sdtdatahash" xmlns:w16se="http://schemas.microsoft.com/office/word/2015/wordml/symex" xmlns:wpg="http://schemas.microsoft.com/office/word/2010/wordprocessingGroup" xmlns:wpi="http://schemas.microsoft.com/office/word/2010/wordprocessingInk" xmlns:wne="http://schemas.microsoft.com/office/word/2006/wordml" xmlns:wps="http://schemas.microsoft.com/office/word/2010/wordprocessingShape" mc:Ignorable="w14 w15 w16se w16cid w16 w16cex w16sdtdh wp14">
+<w:ftr xmlns:wpc="http://schemas.microsoft.com/office/word/2010/wordprocessingCanvas" xmlns:cx="http://schemas.microsoft.com/office/drawing/2014/chartex" xmlns:cx1="http://schemas.microsoft.com/office/drawing/2015/9/8/chartex" xmlns:cx2="http://schemas.microsoft.com/office/drawing/2015/10/21/chartex" xmlns:cx3="http://schemas.microsoft.com/office/drawing/2016/5/9/chartex" xmlns:cx4="http://schemas.microsoft.com/office/drawing/2016/5/10/chartex" xmlns:cx5="http://schemas.microsoft.com/office/drawing/2016/5/11/chartex" xmlns:cx6="http://schemas.microsoft.com/office/drawing/2016/5/12/chartex" xmlns:cx7="http://schemas.microsoft.com/office/drawing/2016/5/13/chartex" xmlns:cx8="http://schemas.microsoft.com/office/drawing/2016/5/14/chartex" xmlns:mc="http://schemas.openxmlformats.org/markup-compatibility/2006" xmlns:aink="http://schemas.microsoft.com/office/drawing/2016/ink" xmlns:am3d="http://schemas.microsoft.com/office/drawing/2017/model3d" xmlns:o="urn:schemas-microsoft-com:office:office" xmlns:oel="http://schemas.microsoft.com/office/2019/extlst" xmlns:r="http://schemas.openxmlformats.org/officeDocument/2006/relationships" xmlns:m="http://schemas.openxmlformats.org/officeDocument/2006/math" xmlns:v="urn:schemas-microsoft-com:vml" xmlns:wp14="http://schemas.microsoft.com/office/word/2010/wordprocessingDrawing" xmlns:wp="http://schemas.openxmlformats.org/drawingml/2006/wordprocessingDrawing" xmlns:w10="urn:schemas-microsoft-com:office:word" xmlns:w="http://schemas.openxmlformats.org/wordprocessingml/2006/main" xmlns:w14="http://schemas.microsoft.com/office/word/2010/wordml" xmlns:w15="http://schemas.microsoft.com/office/word/2012/wordml" xmlns:w16cex="http://schemas.microsoft.com/office/word/2018/wordml/cex" xmlns:w16cid="http://schemas.microsoft.com/office/word/2016/wordml/cid" xmlns:w16="http://schemas.microsoft.com/office/word/2018/wordml" xmlns:w16du="http://schemas.microsoft.com/office/word/2023/wordml/word16du" xmlns:w16sdtdh="http://schemas.microsoft.com/office/word/2020/wordml/sdtdatahash" xmlns:w16sdtfl="http://schemas.microsoft.com/office/word/2024/wordml/sdtformatlock" xmlns:w16se="http://schemas.microsoft.com/office/word/2015/wordml/symex" xmlns:wpg="http://schemas.microsoft.com/office/word/2010/wordprocessingGroup" xmlns:wpi="http://schemas.microsoft.com/office/word/2010/wordprocessingInk" xmlns:wne="http://schemas.microsoft.com/office/word/2006/wordml" xmlns:wps="http://schemas.microsoft.com/office/word/2010/wordprocessingShape" mc:Ignorable="w14 w15 w16se w16cid w16 w16cex w16sdtdh w16sdtfl w16du wp14">
   <w:p>
     <w:pPr>
       <w:pStyle w:val="Footer"/>
@@ -54754,7 +54273,7 @@
 </file>
 
 <file path=word/footer2.xml><?xml version="1.0" encoding="utf-8"?>
-<w:ftr xmlns:wpc="http://schemas.microsoft.com/office/word/2010/wordprocessingCanvas" xmlns:cx="http://schemas.microsoft.com/office/drawing/2014/chartex" xmlns:cx1="http://schemas.microsoft.com/office/drawing/2015/9/8/chartex" xmlns:cx2="http://schemas.microsoft.com/office/drawing/2015/10/21/chartex" xmlns:cx3="http://schemas.microsoft.com/office/drawing/2016/5/9/chartex" xmlns:cx4="http://schemas.microsoft.com/office/drawing/2016/5/10/chartex" xmlns:cx5="http://schemas.microsoft.com/office/drawing/2016/5/11/chartex" xmlns:cx6="http://schemas.microsoft.com/office/drawing/2016/5/12/chartex" xmlns:cx7="http://schemas.microsoft.com/office/drawing/2016/5/13/chartex" xmlns:cx8="http://schemas.microsoft.com/office/drawing/2016/5/14/chartex" xmlns:mc="http://schemas.openxmlformats.org/markup-compatibility/2006" xmlns:aink="http://schemas.microsoft.com/office/drawing/2016/ink" xmlns:am3d="http://schemas.microsoft.com/office/drawing/2017/model3d" xmlns:o="urn:schemas-microsoft-com:office:office" xmlns:oel="http://schemas.microsoft.com/office/2019/extlst" xmlns:r="http://schemas.openxmlformats.org/officeDocument/2006/relationships" xmlns:m="http://schemas.openxmlformats.org/officeDocument/2006/math" xmlns:v="urn:schemas-microsoft-com:vml" xmlns:wp14="http://schemas.microsoft.com/office/word/2010/wordprocessingDrawing" xmlns:wp="http://schemas.openxmlformats.org/drawingml/2006/wordprocessingDrawing" xmlns:w10="urn:schemas-microsoft-com:office:word" xmlns:w="http://schemas.openxmlformats.org/wordprocessingml/2006/main" xmlns:w14="http://schemas.microsoft.com/office/word/2010/wordml" xmlns:w15="http://schemas.microsoft.com/office/word/2012/wordml" xmlns:w16cex="http://schemas.microsoft.com/office/word/2018/wordml/cex" xmlns:w16cid="http://schemas.microsoft.com/office/word/2016/wordml/cid" xmlns:w16="http://schemas.microsoft.com/office/word/2018/wordml" xmlns:w16sdtdh="http://schemas.microsoft.com/office/word/2020/wordml/sdtdatahash" xmlns:w16se="http://schemas.microsoft.com/office/word/2015/wordml/symex" xmlns:wpg="http://schemas.microsoft.com/office/word/2010/wordprocessingGroup" xmlns:wpi="http://schemas.microsoft.com/office/word/2010/wordprocessingInk" xmlns:wne="http://schemas.microsoft.com/office/word/2006/wordml" xmlns:wps="http://schemas.microsoft.com/office/word/2010/wordprocessingShape" mc:Ignorable="w14 w15 w16se w16cid w16 w16cex w16sdtdh wp14">
+<w:ftr xmlns:wpc="http://schemas.microsoft.com/office/word/2010/wordprocessingCanvas" xmlns:cx="http://schemas.microsoft.com/office/drawing/2014/chartex" xmlns:cx1="http://schemas.microsoft.com/office/drawing/2015/9/8/chartex" xmlns:cx2="http://schemas.microsoft.com/office/drawing/2015/10/21/chartex" xmlns:cx3="http://schemas.microsoft.com/office/drawing/2016/5/9/chartex" xmlns:cx4="http://schemas.microsoft.com/office/drawing/2016/5/10/chartex" xmlns:cx5="http://schemas.microsoft.com/office/drawing/2016/5/11/chartex" xmlns:cx6="http://schemas.microsoft.com/office/drawing/2016/5/12/chartex" xmlns:cx7="http://schemas.microsoft.com/office/drawing/2016/5/13/chartex" xmlns:cx8="http://schemas.microsoft.com/office/drawing/2016/5/14/chartex" xmlns:mc="http://schemas.openxmlformats.org/markup-compatibility/2006" xmlns:aink="http://schemas.microsoft.com/office/drawing/2016/ink" xmlns:am3d="http://schemas.microsoft.com/office/drawing/2017/model3d" xmlns:o="urn:schemas-microsoft-com:office:office" xmlns:oel="http://schemas.microsoft.com/office/2019/extlst" xmlns:r="http://schemas.openxmlformats.org/officeDocument/2006/relationships" xmlns:m="http://schemas.openxmlformats.org/officeDocument/2006/math" xmlns:v="urn:schemas-microsoft-com:vml" xmlns:wp14="http://schemas.microsoft.com/office/word/2010/wordprocessingDrawing" xmlns:wp="http://schemas.openxmlformats.org/drawingml/2006/wordprocessingDrawing" xmlns:w10="urn:schemas-microsoft-com:office:word" xmlns:w="http://schemas.openxmlformats.org/wordprocessingml/2006/main" xmlns:w14="http://schemas.microsoft.com/office/word/2010/wordml" xmlns:w15="http://schemas.microsoft.com/office/word/2012/wordml" xmlns:w16cex="http://schemas.microsoft.com/office/word/2018/wordml/cex" xmlns:w16cid="http://schemas.microsoft.com/office/word/2016/wordml/cid" xmlns:w16="http://schemas.microsoft.com/office/word/2018/wordml" xmlns:w16du="http://schemas.microsoft.com/office/word/2023/wordml/word16du" xmlns:w16sdtdh="http://schemas.microsoft.com/office/word/2020/wordml/sdtdatahash" xmlns:w16sdtfl="http://schemas.microsoft.com/office/word/2024/wordml/sdtformatlock" xmlns:w16se="http://schemas.microsoft.com/office/word/2015/wordml/symex" xmlns:wpg="http://schemas.microsoft.com/office/word/2010/wordprocessingGroup" xmlns:wpi="http://schemas.microsoft.com/office/word/2010/wordprocessingInk" xmlns:wne="http://schemas.microsoft.com/office/word/2006/wordml" xmlns:wps="http://schemas.microsoft.com/office/word/2010/wordprocessingShape" mc:Ignorable="w14 w15 w16se w16cid w16 w16cex w16sdtdh w16sdtfl w16du wp14">
   <w:p>
     <w:pPr>
       <w:pStyle w:val="Footer"/>
@@ -54764,7 +54283,7 @@
 </file>
 
 <file path=word/footer3.xml><?xml version="1.0" encoding="utf-8"?>
-<w:ftr xmlns:wpc="http://schemas.microsoft.com/office/word/2010/wordprocessingCanvas" xmlns:cx="http://schemas.microsoft.com/office/drawing/2014/chartex" xmlns:cx1="http://schemas.microsoft.com/office/drawing/2015/9/8/chartex" xmlns:cx2="http://schemas.microsoft.com/office/drawing/2015/10/21/chartex" xmlns:cx3="http://schemas.microsoft.com/office/drawing/2016/5/9/chartex" xmlns:cx4="http://schemas.microsoft.com/office/drawing/2016/5/10/chartex" xmlns:cx5="http://schemas.microsoft.com/office/drawing/2016/5/11/chartex" xmlns:cx6="http://schemas.microsoft.com/office/drawing/2016/5/12/chartex" xmlns:cx7="http://schemas.microsoft.com/office/drawing/2016/5/13/chartex" xmlns:cx8="http://schemas.microsoft.com/office/drawing/2016/5/14/chartex" xmlns:mc="http://schemas.openxmlformats.org/markup-compatibility/2006" xmlns:aink="http://schemas.microsoft.com/office/drawing/2016/ink" xmlns:am3d="http://schemas.microsoft.com/office/drawing/2017/model3d" xmlns:o="urn:schemas-microsoft-com:office:office" xmlns:oel="http://schemas.microsoft.com/office/2019/extlst" xmlns:r="http://schemas.openxmlformats.org/officeDocument/2006/relationships" xmlns:m="http://schemas.openxmlformats.org/officeDocument/2006/math" xmlns:v="urn:schemas-microsoft-com:vml" xmlns:wp14="http://schemas.microsoft.com/office/word/2010/wordprocessingDrawing" xmlns:wp="http://schemas.openxmlformats.org/drawingml/2006/wordprocessingDrawing" xmlns:w10="urn:schemas-microsoft-com:office:word" xmlns:w="http://schemas.openxmlformats.org/wordprocessingml/2006/main" xmlns:w14="http://schemas.microsoft.com/office/word/2010/wordml" xmlns:w15="http://schemas.microsoft.com/office/word/2012/wordml" xmlns:w16cex="http://schemas.microsoft.com/office/word/2018/wordml/cex" xmlns:w16cid="http://schemas.microsoft.com/office/word/2016/wordml/cid" xmlns:w16="http://schemas.microsoft.com/office/word/2018/wordml" xmlns:w16sdtdh="http://schemas.microsoft.com/office/word/2020/wordml/sdtdatahash" xmlns:w16se="http://schemas.microsoft.com/office/word/2015/wordml/symex" xmlns:wpg="http://schemas.microsoft.com/office/word/2010/wordprocessingGroup" xmlns:wpi="http://schemas.microsoft.com/office/word/2010/wordprocessingInk" xmlns:wne="http://schemas.microsoft.com/office/word/2006/wordml" xmlns:wps="http://schemas.microsoft.com/office/word/2010/wordprocessingShape" mc:Ignorable="w14 w15 w16se w16cid w16 w16cex w16sdtdh wp14">
+<w:ftr xmlns:wpc="http://schemas.microsoft.com/office/word/2010/wordprocessingCanvas" xmlns:cx="http://schemas.microsoft.com/office/drawing/2014/chartex" xmlns:cx1="http://schemas.microsoft.com/office/drawing/2015/9/8/chartex" xmlns:cx2="http://schemas.microsoft.com/office/drawing/2015/10/21/chartex" xmlns:cx3="http://schemas.microsoft.com/office/drawing/2016/5/9/chartex" xmlns:cx4="http://schemas.microsoft.com/office/drawing/2016/5/10/chartex" xmlns:cx5="http://schemas.microsoft.com/office/drawing/2016/5/11/chartex" xmlns:cx6="http://schemas.microsoft.com/office/drawing/2016/5/12/chartex" xmlns:cx7="http://schemas.microsoft.com/office/drawing/2016/5/13/chartex" xmlns:cx8="http://schemas.microsoft.com/office/drawing/2016/5/14/chartex" xmlns:mc="http://schemas.openxmlformats.org/markup-compatibility/2006" xmlns:aink="http://schemas.microsoft.com/office/drawing/2016/ink" xmlns:am3d="http://schemas.microsoft.com/office/drawing/2017/model3d" xmlns:o="urn:schemas-microsoft-com:office:office" xmlns:oel="http://schemas.microsoft.com/office/2019/extlst" xmlns:r="http://schemas.openxmlformats.org/officeDocument/2006/relationships" xmlns:m="http://schemas.openxmlformats.org/officeDocument/2006/math" xmlns:v="urn:schemas-microsoft-com:vml" xmlns:wp14="http://schemas.microsoft.com/office/word/2010/wordprocessingDrawing" xmlns:wp="http://schemas.openxmlformats.org/drawingml/2006/wordprocessingDrawing" xmlns:w10="urn:schemas-microsoft-com:office:word" xmlns:w="http://schemas.openxmlformats.org/wordprocessingml/2006/main" xmlns:w14="http://schemas.microsoft.com/office/word/2010/wordml" xmlns:w15="http://schemas.microsoft.com/office/word/2012/wordml" xmlns:w16cex="http://schemas.microsoft.com/office/word/2018/wordml/cex" xmlns:w16cid="http://schemas.microsoft.com/office/word/2016/wordml/cid" xmlns:w16="http://schemas.microsoft.com/office/word/2018/wordml" xmlns:w16du="http://schemas.microsoft.com/office/word/2023/wordml/word16du" xmlns:w16sdtdh="http://schemas.microsoft.com/office/word/2020/wordml/sdtdatahash" xmlns:w16sdtfl="http://schemas.microsoft.com/office/word/2024/wordml/sdtformatlock" xmlns:w16se="http://schemas.microsoft.com/office/word/2015/wordml/symex" xmlns:wpg="http://schemas.microsoft.com/office/word/2010/wordprocessingGroup" xmlns:wpi="http://schemas.microsoft.com/office/word/2010/wordprocessingInk" xmlns:wne="http://schemas.microsoft.com/office/word/2006/wordml" xmlns:wps="http://schemas.microsoft.com/office/word/2010/wordprocessingShape" mc:Ignorable="w14 w15 w16se w16cid w16 w16cex w16sdtdh w16sdtfl w16du wp14">
   <w:p>
     <w:pPr>
       <w:pStyle w:val="Footer"/>
@@ -54774,7 +54293,7 @@
 </file>
 
 <file path=word/footnotes.xml><?xml version="1.0" encoding="utf-8"?>
-<w:footnotes xmlns:wpc="http://schemas.microsoft.com/office/word/2010/wordprocessingCanvas" xmlns:cx="http://schemas.microsoft.com/office/drawing/2014/chartex" xmlns:cx1="http://schemas.microsoft.com/office/drawing/2015/9/8/chartex" xmlns:cx2="http://schemas.microsoft.com/office/drawing/2015/10/21/chartex" xmlns:cx3="http://schemas.microsoft.com/office/drawing/2016/5/9/chartex" xmlns:cx4="http://schemas.microsoft.com/office/drawing/2016/5/10/chartex" xmlns:cx5="http://schemas.microsoft.com/office/drawing/2016/5/11/chartex" xmlns:cx6="http://schemas.microsoft.com/office/drawing/2016/5/12/chartex" xmlns:cx7="http://schemas.microsoft.com/office/drawing/2016/5/13/chartex" xmlns:cx8="http://schemas.microsoft.com/office/drawing/2016/5/14/chartex" xmlns:mc="http://schemas.openxmlformats.org/markup-compatibility/2006" xmlns:aink="http://schemas.microsoft.com/office/drawing/2016/ink" xmlns:am3d="http://schemas.microsoft.com/office/drawing/2017/model3d" xmlns:o="urn:schemas-microsoft-com:office:office" xmlns:oel="http://schemas.microsoft.com/office/2019/extlst" xmlns:r="http://schemas.openxmlformats.org/officeDocument/2006/relationships" xmlns:m="http://schemas.openxmlformats.org/officeDocument/2006/math" xmlns:v="urn:schemas-microsoft-com:vml" xmlns:wp14="http://schemas.microsoft.com/office/word/2010/wordprocessingDrawing" xmlns:wp="http://schemas.openxmlformats.org/drawingml/2006/wordprocessingDrawing" xmlns:w10="urn:schemas-microsoft-com:office:word" xmlns:w="http://schemas.openxmlformats.org/wordprocessingml/2006/main" xmlns:w14="http://schemas.microsoft.com/office/word/2010/wordml" xmlns:w15="http://schemas.microsoft.com/office/word/2012/wordml" xmlns:w16cex="http://schemas.microsoft.com/office/word/2018/wordml/cex" xmlns:w16cid="http://schemas.microsoft.com/office/word/2016/wordml/cid" xmlns:w16="http://schemas.microsoft.com/office/word/2018/wordml" xmlns:w16sdtdh="http://schemas.microsoft.com/office/word/2020/wordml/sdtdatahash" xmlns:w16se="http://schemas.microsoft.com/office/word/2015/wordml/symex" xmlns:wpg="http://schemas.microsoft.com/office/word/2010/wordprocessingGroup" xmlns:wpi="http://schemas.microsoft.com/office/word/2010/wordprocessingInk" xmlns:wne="http://schemas.microsoft.com/office/word/2006/wordml" xmlns:wps="http://schemas.microsoft.com/office/word/2010/wordprocessingShape" mc:Ignorable="w14 w15 w16se w16cid w16 w16cex w16sdtdh wp14">
+<w:footnotes xmlns:wpc="http://schemas.microsoft.com/office/word/2010/wordprocessingCanvas" xmlns:cx="http://schemas.microsoft.com/office/drawing/2014/chartex" xmlns:cx1="http://schemas.microsoft.com/office/drawing/2015/9/8/chartex" xmlns:cx2="http://schemas.microsoft.com/office/drawing/2015/10/21/chartex" xmlns:cx3="http://schemas.microsoft.com/office/drawing/2016/5/9/chartex" xmlns:cx4="http://schemas.microsoft.com/office/drawing/2016/5/10/chartex" xmlns:cx5="http://schemas.microsoft.com/office/drawing/2016/5/11/chartex" xmlns:cx6="http://schemas.microsoft.com/office/drawing/2016/5/12/chartex" xmlns:cx7="http://schemas.microsoft.com/office/drawing/2016/5/13/chartex" xmlns:cx8="http://schemas.microsoft.com/office/drawing/2016/5/14/chartex" xmlns:mc="http://schemas.openxmlformats.org/markup-compatibility/2006" xmlns:aink="http://schemas.microsoft.com/office/drawing/2016/ink" xmlns:am3d="http://schemas.microsoft.com/office/drawing/2017/model3d" xmlns:o="urn:schemas-microsoft-com:office:office" xmlns:oel="http://schemas.microsoft.com/office/2019/extlst" xmlns:r="http://schemas.openxmlformats.org/officeDocument/2006/relationships" xmlns:m="http://schemas.openxmlformats.org/officeDocument/2006/math" xmlns:v="urn:schemas-microsoft-com:vml" xmlns:wp14="http://schemas.microsoft.com/office/word/2010/wordprocessingDrawing" xmlns:wp="http://schemas.openxmlformats.org/drawingml/2006/wordprocessingDrawing" xmlns:w10="urn:schemas-microsoft-com:office:word" xmlns:w="http://schemas.openxmlformats.org/wordprocessingml/2006/main" xmlns:w14="http://schemas.microsoft.com/office/word/2010/wordml" xmlns:w15="http://schemas.microsoft.com/office/word/2012/wordml" xmlns:w16cex="http://schemas.microsoft.com/office/word/2018/wordml/cex" xmlns:w16cid="http://schemas.microsoft.com/office/word/2016/wordml/cid" xmlns:w16="http://schemas.microsoft.com/office/word/2018/wordml" xmlns:w16du="http://schemas.microsoft.com/office/word/2023/wordml/word16du" xmlns:w16sdtdh="http://schemas.microsoft.com/office/word/2020/wordml/sdtdatahash" xmlns:w16sdtfl="http://schemas.microsoft.com/office/word/2024/wordml/sdtformatlock" xmlns:w16se="http://schemas.microsoft.com/office/word/2015/wordml/symex" xmlns:wpg="http://schemas.microsoft.com/office/word/2010/wordprocessingGroup" xmlns:wpi="http://schemas.microsoft.com/office/word/2010/wordprocessingInk" xmlns:wne="http://schemas.microsoft.com/office/word/2006/wordml" xmlns:wps="http://schemas.microsoft.com/office/word/2010/wordprocessingShape" mc:Ignorable="w14 w15 w16se w16cid w16 w16cex w16sdtdh w16sdtfl w16du wp14">
   <w:footnote w:type="separator" w:id="-1">
     <w:p>
       <w:r>
@@ -54793,7 +54312,7 @@
 </file>
 
 <file path=word/header1.xml><?xml version="1.0" encoding="utf-8"?>
-<w:hdr xmlns:wpc="http://schemas.microsoft.com/office/word/2010/wordprocessingCanvas" xmlns:cx="http://schemas.microsoft.com/office/drawing/2014/chartex" xmlns:cx1="http://schemas.microsoft.com/office/drawing/2015/9/8/chartex" xmlns:cx2="http://schemas.microsoft.com/office/drawing/2015/10/21/chartex" xmlns:cx3="http://schemas.microsoft.com/office/drawing/2016/5/9/chartex" xmlns:cx4="http://schemas.microsoft.com/office/drawing/2016/5/10/chartex" xmlns:cx5="http://schemas.microsoft.com/office/drawing/2016/5/11/chartex" xmlns:cx6="http://schemas.microsoft.com/office/drawing/2016/5/12/chartex" xmlns:cx7="http://schemas.microsoft.com/office/drawing/2016/5/13/chartex" xmlns:cx8="http://schemas.microsoft.com/office/drawing/2016/5/14/chartex" xmlns:mc="http://schemas.openxmlformats.org/markup-compatibility/2006" xmlns:aink="http://schemas.microsoft.com/office/drawing/2016/ink" xmlns:am3d="http://schemas.microsoft.com/office/drawing/2017/model3d" xmlns:o="urn:schemas-microsoft-com:office:office" xmlns:oel="http://schemas.microsoft.com/office/2019/extlst" xmlns:r="http://schemas.openxmlformats.org/officeDocument/2006/relationships" xmlns:m="http://schemas.openxmlformats.org/officeDocument/2006/math" xmlns:v="urn:schemas-microsoft-com:vml" xmlns:wp14="http://schemas.microsoft.com/office/word/2010/wordprocessingDrawing" xmlns:wp="http://schemas.openxmlformats.org/drawingml/2006/wordprocessingDrawing" xmlns:w10="urn:schemas-microsoft-com:office:word" xmlns:w="http://schemas.openxmlformats.org/wordprocessingml/2006/main" xmlns:w14="http://schemas.microsoft.com/office/word/2010/wordml" xmlns:w15="http://schemas.microsoft.com/office/word/2012/wordml" xmlns:w16cex="http://schemas.microsoft.com/office/word/2018/wordml/cex" xmlns:w16cid="http://schemas.microsoft.com/office/word/2016/wordml/cid" xmlns:w16="http://schemas.microsoft.com/office/word/2018/wordml" xmlns:w16sdtdh="http://schemas.microsoft.com/office/word/2020/wordml/sdtdatahash" xmlns:w16se="http://schemas.microsoft.com/office/word/2015/wordml/symex" xmlns:wpg="http://schemas.microsoft.com/office/word/2010/wordprocessingGroup" xmlns:wpi="http://schemas.microsoft.com/office/word/2010/wordprocessingInk" xmlns:wne="http://schemas.microsoft.com/office/word/2006/wordml" xmlns:wps="http://schemas.microsoft.com/office/word/2010/wordprocessingShape" mc:Ignorable="w14 w15 w16se w16cid w16 w16cex w16sdtdh wp14">
+<w:hdr xmlns:wpc="http://schemas.microsoft.com/office/word/2010/wordprocessingCanvas" xmlns:cx="http://schemas.microsoft.com/office/drawing/2014/chartex" xmlns:cx1="http://schemas.microsoft.com/office/drawing/2015/9/8/chartex" xmlns:cx2="http://schemas.microsoft.com/office/drawing/2015/10/21/chartex" xmlns:cx3="http://schemas.microsoft.com/office/drawing/2016/5/9/chartex" xmlns:cx4="http://schemas.microsoft.com/office/drawing/2016/5/10/chartex" xmlns:cx5="http://schemas.microsoft.com/office/drawing/2016/5/11/chartex" xmlns:cx6="http://schemas.microsoft.com/office/drawing/2016/5/12/chartex" xmlns:cx7="http://schemas.microsoft.com/office/drawing/2016/5/13/chartex" xmlns:cx8="http://schemas.microsoft.com/office/drawing/2016/5/14/chartex" xmlns:mc="http://schemas.openxmlformats.org/markup-compatibility/2006" xmlns:aink="http://schemas.microsoft.com/office/drawing/2016/ink" xmlns:am3d="http://schemas.microsoft.com/office/drawing/2017/model3d" xmlns:o="urn:schemas-microsoft-com:office:office" xmlns:oel="http://schemas.microsoft.com/office/2019/extlst" xmlns:r="http://schemas.openxmlformats.org/officeDocument/2006/relationships" xmlns:m="http://schemas.openxmlformats.org/officeDocument/2006/math" xmlns:v="urn:schemas-microsoft-com:vml" xmlns:wp14="http://schemas.microsoft.com/office/word/2010/wordprocessingDrawing" xmlns:wp="http://schemas.openxmlformats.org/drawingml/2006/wordprocessingDrawing" xmlns:w10="urn:schemas-microsoft-com:office:word" xmlns:w="http://schemas.openxmlformats.org/wordprocessingml/2006/main" xmlns:w14="http://schemas.microsoft.com/office/word/2010/wordml" xmlns:w15="http://schemas.microsoft.com/office/word/2012/wordml" xmlns:w16cex="http://schemas.microsoft.com/office/word/2018/wordml/cex" xmlns:w16cid="http://schemas.microsoft.com/office/word/2016/wordml/cid" xmlns:w16="http://schemas.microsoft.com/office/word/2018/wordml" xmlns:w16du="http://schemas.microsoft.com/office/word/2023/wordml/word16du" xmlns:w16sdtdh="http://schemas.microsoft.com/office/word/2020/wordml/sdtdatahash" xmlns:w16sdtfl="http://schemas.microsoft.com/office/word/2024/wordml/sdtformatlock" xmlns:w16se="http://schemas.microsoft.com/office/word/2015/wordml/symex" xmlns:wpg="http://schemas.microsoft.com/office/word/2010/wordprocessingGroup" xmlns:wpi="http://schemas.microsoft.com/office/word/2010/wordprocessingInk" xmlns:wne="http://schemas.microsoft.com/office/word/2006/wordml" xmlns:wps="http://schemas.microsoft.com/office/word/2010/wordprocessingShape" mc:Ignorable="w14 w15 w16se w16cid w16 w16cex w16sdtdh w16sdtfl w16du wp14">
   <w:p>
     <w:pPr>
       <w:pStyle w:val="Header"/>
@@ -54803,7 +54322,7 @@
 </file>
 
 <file path=word/header2.xml><?xml version="1.0" encoding="utf-8"?>
-<w:hdr xmlns:wpc="http://schemas.microsoft.com/office/word/2010/wordprocessingCanvas" xmlns:cx="http://schemas.microsoft.com/office/drawing/2014/chartex" xmlns:cx1="http://schemas.microsoft.com/office/drawing/2015/9/8/chartex" xmlns:cx2="http://schemas.microsoft.com/office/drawing/2015/10/21/chartex" xmlns:cx3="http://schemas.microsoft.com/office/drawing/2016/5/9/chartex" xmlns:cx4="http://schemas.microsoft.com/office/drawing/2016/5/10/chartex" xmlns:cx5="http://schemas.microsoft.com/office/drawing/2016/5/11/chartex" xmlns:cx6="http://schemas.microsoft.com/office/drawing/2016/5/12/chartex" xmlns:cx7="http://schemas.microsoft.com/office/drawing/2016/5/13/chartex" xmlns:cx8="http://schemas.microsoft.com/office/drawing/2016/5/14/chartex" xmlns:mc="http://schemas.openxmlformats.org/markup-compatibility/2006" xmlns:aink="http://schemas.microsoft.com/office/drawing/2016/ink" xmlns:am3d="http://schemas.microsoft.com/office/drawing/2017/model3d" xmlns:o="urn:schemas-microsoft-com:office:office" xmlns:oel="http://schemas.microsoft.com/office/2019/extlst" xmlns:r="http://schemas.openxmlformats.org/officeDocument/2006/relationships" xmlns:m="http://schemas.openxmlformats.org/officeDocument/2006/math" xmlns:v="urn:schemas-microsoft-com:vml" xmlns:wp14="http://schemas.microsoft.com/office/word/2010/wordprocessingDrawing" xmlns:wp="http://schemas.openxmlformats.org/drawingml/2006/wordprocessingDrawing" xmlns:w10="urn:schemas-microsoft-com:office:word" xmlns:w="http://schemas.openxmlformats.org/wordprocessingml/2006/main" xmlns:w14="http://schemas.microsoft.com/office/word/2010/wordml" xmlns:w15="http://schemas.microsoft.com/office/word/2012/wordml" xmlns:w16cex="http://schemas.microsoft.com/office/word/2018/wordml/cex" xmlns:w16cid="http://schemas.microsoft.com/office/word/2016/wordml/cid" xmlns:w16="http://schemas.microsoft.com/office/word/2018/wordml" xmlns:w16sdtdh="http://schemas.microsoft.com/office/word/2020/wordml/sdtdatahash" xmlns:w16se="http://schemas.microsoft.com/office/word/2015/wordml/symex" xmlns:wpg="http://schemas.microsoft.com/office/word/2010/wordprocessingGroup" xmlns:wpi="http://schemas.microsoft.com/office/word/2010/wordprocessingInk" xmlns:wne="http://schemas.microsoft.com/office/word/2006/wordml" xmlns:wps="http://schemas.microsoft.com/office/word/2010/wordprocessingShape" mc:Ignorable="w14 w15 w16se w16cid w16 w16cex w16sdtdh wp14">
+<w:hdr xmlns:wpc="http://schemas.microsoft.com/office/word/2010/wordprocessingCanvas" xmlns:cx="http://schemas.microsoft.com/office/drawing/2014/chartex" xmlns:cx1="http://schemas.microsoft.com/office/drawing/2015/9/8/chartex" xmlns:cx2="http://schemas.microsoft.com/office/drawing/2015/10/21/chartex" xmlns:cx3="http://schemas.microsoft.com/office/drawing/2016/5/9/chartex" xmlns:cx4="http://schemas.microsoft.com/office/drawing/2016/5/10/chartex" xmlns:cx5="http://schemas.microsoft.com/office/drawing/2016/5/11/chartex" xmlns:cx6="http://schemas.microsoft.com/office/drawing/2016/5/12/chartex" xmlns:cx7="http://schemas.microsoft.com/office/drawing/2016/5/13/chartex" xmlns:cx8="http://schemas.microsoft.com/office/drawing/2016/5/14/chartex" xmlns:mc="http://schemas.openxmlformats.org/markup-compatibility/2006" xmlns:aink="http://schemas.microsoft.com/office/drawing/2016/ink" xmlns:am3d="http://schemas.microsoft.com/office/drawing/2017/model3d" xmlns:o="urn:schemas-microsoft-com:office:office" xmlns:oel="http://schemas.microsoft.com/office/2019/extlst" xmlns:r="http://schemas.openxmlformats.org/officeDocument/2006/relationships" xmlns:m="http://schemas.openxmlformats.org/officeDocument/2006/math" xmlns:v="urn:schemas-microsoft-com:vml" xmlns:wp14="http://schemas.microsoft.com/office/word/2010/wordprocessingDrawing" xmlns:wp="http://schemas.openxmlformats.org/drawingml/2006/wordprocessingDrawing" xmlns:w10="urn:schemas-microsoft-com:office:word" xmlns:w="http://schemas.openxmlformats.org/wordprocessingml/2006/main" xmlns:w14="http://schemas.microsoft.com/office/word/2010/wordml" xmlns:w15="http://schemas.microsoft.com/office/word/2012/wordml" xmlns:w16cex="http://schemas.microsoft.com/office/word/2018/wordml/cex" xmlns:w16cid="http://schemas.microsoft.com/office/word/2016/wordml/cid" xmlns:w16="http://schemas.microsoft.com/office/word/2018/wordml" xmlns:w16du="http://schemas.microsoft.com/office/word/2023/wordml/word16du" xmlns:w16sdtdh="http://schemas.microsoft.com/office/word/2020/wordml/sdtdatahash" xmlns:w16sdtfl="http://schemas.microsoft.com/office/word/2024/wordml/sdtformatlock" xmlns:w16se="http://schemas.microsoft.com/office/word/2015/wordml/symex" xmlns:wpg="http://schemas.microsoft.com/office/word/2010/wordprocessingGroup" xmlns:wpi="http://schemas.microsoft.com/office/word/2010/wordprocessingInk" xmlns:wne="http://schemas.microsoft.com/office/word/2006/wordml" xmlns:wps="http://schemas.microsoft.com/office/word/2010/wordprocessingShape" mc:Ignorable="w14 w15 w16se w16cid w16 w16cex w16sdtdh w16sdtfl w16du wp14">
   <w:p>
     <w:pPr>
       <w:pStyle w:val="Header"/>
@@ -54813,7 +54332,7 @@
 </file>
 
 <file path=word/header3.xml><?xml version="1.0" encoding="utf-8"?>
-<w:hdr xmlns:wpc="http://schemas.microsoft.com/office/word/2010/wordprocessingCanvas" xmlns:cx="http://schemas.microsoft.com/office/drawing/2014/chartex" xmlns:cx1="http://schemas.microsoft.com/office/drawing/2015/9/8/chartex" xmlns:cx2="http://schemas.microsoft.com/office/drawing/2015/10/21/chartex" xmlns:cx3="http://schemas.microsoft.com/office/drawing/2016/5/9/chartex" xmlns:cx4="http://schemas.microsoft.com/office/drawing/2016/5/10/chartex" xmlns:cx5="http://schemas.microsoft.com/office/drawing/2016/5/11/chartex" xmlns:cx6="http://schemas.microsoft.com/office/drawing/2016/5/12/chartex" xmlns:cx7="http://schemas.microsoft.com/office/drawing/2016/5/13/chartex" xmlns:cx8="http://schemas.microsoft.com/office/drawing/2016/5/14/chartex" xmlns:mc="http://schemas.openxmlformats.org/markup-compatibility/2006" xmlns:aink="http://schemas.microsoft.com/office/drawing/2016/ink" xmlns:am3d="http://schemas.microsoft.com/office/drawing/2017/model3d" xmlns:o="urn:schemas-microsoft-com:office:office" xmlns:oel="http://schemas.microsoft.com/office/2019/extlst" xmlns:r="http://schemas.openxmlformats.org/officeDocument/2006/relationships" xmlns:m="http://schemas.openxmlformats.org/officeDocument/2006/math" xmlns:v="urn:schemas-microsoft-com:vml" xmlns:wp14="http://schemas.microsoft.com/office/word/2010/wordprocessingDrawing" xmlns:wp="http://schemas.openxmlformats.org/drawingml/2006/wordprocessingDrawing" xmlns:w10="urn:schemas-microsoft-com:office:word" xmlns:w="http://schemas.openxmlformats.org/wordprocessingml/2006/main" xmlns:w14="http://schemas.microsoft.com/office/word/2010/wordml" xmlns:w15="http://schemas.microsoft.com/office/word/2012/wordml" xmlns:w16cex="http://schemas.microsoft.com/office/word/2018/wordml/cex" xmlns:w16cid="http://schemas.microsoft.com/office/word/2016/wordml/cid" xmlns:w16="http://schemas.microsoft.com/office/word/2018/wordml" xmlns:w16sdtdh="http://schemas.microsoft.com/office/word/2020/wordml/sdtdatahash" xmlns:w16se="http://schemas.microsoft.com/office/word/2015/wordml/symex" xmlns:wpg="http://schemas.microsoft.com/office/word/2010/wordprocessingGroup" xmlns:wpi="http://schemas.microsoft.com/office/word/2010/wordprocessingInk" xmlns:wne="http://schemas.microsoft.com/office/word/2006/wordml" xmlns:wps="http://schemas.microsoft.com/office/word/2010/wordprocessingShape" mc:Ignorable="w14 w15 w16se w16cid w16 w16cex w16sdtdh wp14">
+<w:hdr xmlns:wpc="http://schemas.microsoft.com/office/word/2010/wordprocessingCanvas" xmlns:cx="http://schemas.microsoft.com/office/drawing/2014/chartex" xmlns:cx1="http://schemas.microsoft.com/office/drawing/2015/9/8/chartex" xmlns:cx2="http://schemas.microsoft.com/office/drawing/2015/10/21/chartex" xmlns:cx3="http://schemas.microsoft.com/office/drawing/2016/5/9/chartex" xmlns:cx4="http://schemas.microsoft.com/office/drawing/2016/5/10/chartex" xmlns:cx5="http://schemas.microsoft.com/office/drawing/2016/5/11/chartex" xmlns:cx6="http://schemas.microsoft.com/office/drawing/2016/5/12/chartex" xmlns:cx7="http://schemas.microsoft.com/office/drawing/2016/5/13/chartex" xmlns:cx8="http://schemas.microsoft.com/office/drawing/2016/5/14/chartex" xmlns:mc="http://schemas.openxmlformats.org/markup-compatibility/2006" xmlns:aink="http://schemas.microsoft.com/office/drawing/2016/ink" xmlns:am3d="http://schemas.microsoft.com/office/drawing/2017/model3d" xmlns:o="urn:schemas-microsoft-com:office:office" xmlns:oel="http://schemas.microsoft.com/office/2019/extlst" xmlns:r="http://schemas.openxmlformats.org/officeDocument/2006/relationships" xmlns:m="http://schemas.openxmlformats.org/officeDocument/2006/math" xmlns:v="urn:schemas-microsoft-com:vml" xmlns:wp14="http://schemas.microsoft.com/office/word/2010/wordprocessingDrawing" xmlns:wp="http://schemas.openxmlformats.org/drawingml/2006/wordprocessingDrawing" xmlns:w10="urn:schemas-microsoft-com:office:word" xmlns:w="http://schemas.openxmlformats.org/wordprocessingml/2006/main" xmlns:w14="http://schemas.microsoft.com/office/word/2010/wordml" xmlns:w15="http://schemas.microsoft.com/office/word/2012/wordml" xmlns:w16cex="http://schemas.microsoft.com/office/word/2018/wordml/cex" xmlns:w16cid="http://schemas.microsoft.com/office/word/2016/wordml/cid" xmlns:w16="http://schemas.microsoft.com/office/word/2018/wordml" xmlns:w16du="http://schemas.microsoft.com/office/word/2023/wordml/word16du" xmlns:w16sdtdh="http://schemas.microsoft.com/office/word/2020/wordml/sdtdatahash" xmlns:w16sdtfl="http://schemas.microsoft.com/office/word/2024/wordml/sdtformatlock" xmlns:w16se="http://schemas.microsoft.com/office/word/2015/wordml/symex" xmlns:wpg="http://schemas.microsoft.com/office/word/2010/wordprocessingGroup" xmlns:wpi="http://schemas.microsoft.com/office/word/2010/wordprocessingInk" xmlns:wne="http://schemas.microsoft.com/office/word/2006/wordml" xmlns:wps="http://schemas.microsoft.com/office/word/2010/wordprocessingShape" mc:Ignorable="w14 w15 w16se w16cid w16 w16cex w16sdtdh w16sdtfl w16du wp14">
   <w:p>
     <w:pPr>
       <w:pStyle w:val="Header"/>
@@ -54823,7 +54342,7 @@
 </file>
 
 <file path=word/numbering.xml><?xml version="1.0" encoding="utf-8"?>
-<w:numbering xmlns:wpc="http://schemas.microsoft.com/office/word/2010/wordprocessingCanvas" xmlns:cx="http://schemas.microsoft.com/office/drawing/2014/chartex" xmlns:cx1="http://schemas.microsoft.com/office/drawing/2015/9/8/chartex" xmlns:cx2="http://schemas.microsoft.com/office/drawing/2015/10/21/chartex" xmlns:cx3="http://schemas.microsoft.com/office/drawing/2016/5/9/chartex" xmlns:cx4="http://schemas.microsoft.com/office/drawing/2016/5/10/chartex" xmlns:cx5="http://schemas.microsoft.com/office/drawing/2016/5/11/chartex" xmlns:cx6="http://schemas.microsoft.com/office/drawing/2016/5/12/chartex" xmlns:cx7="http://schemas.microsoft.com/office/drawing/2016/5/13/chartex" xmlns:cx8="http://schemas.microsoft.com/office/drawing/2016/5/14/chartex" xmlns:mc="http://schemas.openxmlformats.org/markup-compatibility/2006" xmlns:aink="http://schemas.microsoft.com/office/drawing/2016/ink" xmlns:am3d="http://schemas.microsoft.com/office/drawing/2017/model3d" xmlns:o="urn:schemas-microsoft-com:office:office" xmlns:oel="http://schemas.microsoft.com/office/2019/extlst" xmlns:r="http://schemas.openxmlformats.org/officeDocument/2006/relationships" xmlns:m="http://schemas.openxmlformats.org/officeDocument/2006/math" xmlns:v="urn:schemas-microsoft-com:vml" xmlns:wp14="http://schemas.microsoft.com/office/word/2010/wordprocessingDrawing" xmlns:wp="http://schemas.openxmlformats.org/drawingml/2006/wordprocessingDrawing" xmlns:w10="urn:schemas-microsoft-com:office:word" xmlns:w="http://schemas.openxmlformats.org/wordprocessingml/2006/main" xmlns:w14="http://schemas.microsoft.com/office/word/2010/wordml" xmlns:w15="http://schemas.microsoft.com/office/word/2012/wordml" xmlns:w16cex="http://schemas.microsoft.com/office/word/2018/wordml/cex" xmlns:w16cid="http://schemas.microsoft.com/office/word/2016/wordml/cid" xmlns:w16="http://schemas.microsoft.com/office/word/2018/wordml" xmlns:w16sdtdh="http://schemas.microsoft.com/office/word/2020/wordml/sdtdatahash" xmlns:w16se="http://schemas.microsoft.com/office/word/2015/wordml/symex" xmlns:wpg="http://schemas.microsoft.com/office/word/2010/wordprocessingGroup" xmlns:wpi="http://schemas.microsoft.com/office/word/2010/wordprocessingInk" xmlns:wne="http://schemas.microsoft.com/office/word/2006/wordml" xmlns:wps="http://schemas.microsoft.com/office/word/2010/wordprocessingShape" mc:Ignorable="w14 w15 w16se w16cid w16 w16cex w16sdtdh wp14">
+<w:numbering xmlns:wpc="http://schemas.microsoft.com/office/word/2010/wordprocessingCanvas" xmlns:cx="http://schemas.microsoft.com/office/drawing/2014/chartex" xmlns:cx1="http://schemas.microsoft.com/office/drawing/2015/9/8/chartex" xmlns:cx2="http://schemas.microsoft.com/office/drawing/2015/10/21/chartex" xmlns:cx3="http://schemas.microsoft.com/office/drawing/2016/5/9/chartex" xmlns:cx4="http://schemas.microsoft.com/office/drawing/2016/5/10/chartex" xmlns:cx5="http://schemas.microsoft.com/office/drawing/2016/5/11/chartex" xmlns:cx6="http://schemas.microsoft.com/office/drawing/2016/5/12/chartex" xmlns:cx7="http://schemas.microsoft.com/office/drawing/2016/5/13/chartex" xmlns:cx8="http://schemas.microsoft.com/office/drawing/2016/5/14/chartex" xmlns:mc="http://schemas.openxmlformats.org/markup-compatibility/2006" xmlns:aink="http://schemas.microsoft.com/office/drawing/2016/ink" xmlns:am3d="http://schemas.microsoft.com/office/drawing/2017/model3d" xmlns:o="urn:schemas-microsoft-com:office:office" xmlns:oel="http://schemas.microsoft.com/office/2019/extlst" xmlns:r="http://schemas.openxmlformats.org/officeDocument/2006/relationships" xmlns:m="http://schemas.openxmlformats.org/officeDocument/2006/math" xmlns:v="urn:schemas-microsoft-com:vml" xmlns:wp14="http://schemas.microsoft.com/office/word/2010/wordprocessingDrawing" xmlns:wp="http://schemas.openxmlformats.org/drawingml/2006/wordprocessingDrawing" xmlns:w10="urn:schemas-microsoft-com:office:word" xmlns:w="http://schemas.openxmlformats.org/wordprocessingml/2006/main" xmlns:w14="http://schemas.microsoft.com/office/word/2010/wordml" xmlns:w15="http://schemas.microsoft.com/office/word/2012/wordml" xmlns:w16cex="http://schemas.microsoft.com/office/word/2018/wordml/cex" xmlns:w16cid="http://schemas.microsoft.com/office/word/2016/wordml/cid" xmlns:w16="http://schemas.microsoft.com/office/word/2018/wordml" xmlns:w16du="http://schemas.microsoft.com/office/word/2023/wordml/word16du" xmlns:w16sdtdh="http://schemas.microsoft.com/office/word/2020/wordml/sdtdatahash" xmlns:w16sdtfl="http://schemas.microsoft.com/office/word/2024/wordml/sdtformatlock" xmlns:w16se="http://schemas.microsoft.com/office/word/2015/wordml/symex" xmlns:wpg="http://schemas.microsoft.com/office/word/2010/wordprocessingGroup" xmlns:wpi="http://schemas.microsoft.com/office/word/2010/wordprocessingInk" xmlns:wne="http://schemas.microsoft.com/office/word/2006/wordml" xmlns:wps="http://schemas.microsoft.com/office/word/2010/wordprocessingShape" mc:Ignorable="w14 w15 w16se w16cid w16 w16cex w16sdtdh w16sdtfl w16du wp14">
   <w:abstractNum w:abstractNumId="0" w15:restartNumberingAfterBreak="0">
     <w:nsid w:val="04B004E2"/>
     <w:multiLevelType w:val="hybridMultilevel"/>
@@ -59459,7 +58978,7 @@
 </file>
 
 <file path=word/styles.xml><?xml version="1.0" encoding="utf-8"?>
-<w:styles xmlns:mc="http://schemas.openxmlformats.org/markup-compatibility/2006" xmlns:r="http://schemas.openxmlformats.org/officeDocument/2006/relationships" xmlns:w="http://schemas.openxmlformats.org/wordprocessingml/2006/main" xmlns:w14="http://schemas.microsoft.com/office/word/2010/wordml" xmlns:w15="http://schemas.microsoft.com/office/word/2012/wordml" xmlns:w16cex="http://schemas.microsoft.com/office/word/2018/wordml/cex" xmlns:w16cid="http://schemas.microsoft.com/office/word/2016/wordml/cid" xmlns:w16="http://schemas.microsoft.com/office/word/2018/wordml" xmlns:w16sdtdh="http://schemas.microsoft.com/office/word/2020/wordml/sdtdatahash" xmlns:w16se="http://schemas.microsoft.com/office/word/2015/wordml/symex" mc:Ignorable="w14 w15 w16se w16cid w16 w16cex w16sdtdh">
+<w:styles xmlns:mc="http://schemas.openxmlformats.org/markup-compatibility/2006" xmlns:r="http://schemas.openxmlformats.org/officeDocument/2006/relationships" xmlns:w="http://schemas.openxmlformats.org/wordprocessingml/2006/main" xmlns:w14="http://schemas.microsoft.com/office/word/2010/wordml" xmlns:w15="http://schemas.microsoft.com/office/word/2012/wordml" xmlns:w16cex="http://schemas.microsoft.com/office/word/2018/wordml/cex" xmlns:w16cid="http://schemas.microsoft.com/office/word/2016/wordml/cid" xmlns:w16="http://schemas.microsoft.com/office/word/2018/wordml" xmlns:w16du="http://schemas.microsoft.com/office/word/2023/wordml/word16du" xmlns:w16sdtdh="http://schemas.microsoft.com/office/word/2020/wordml/sdtdatahash" xmlns:w16sdtfl="http://schemas.microsoft.com/office/word/2024/wordml/sdtformatlock" xmlns:w16se="http://schemas.microsoft.com/office/word/2015/wordml/symex" mc:Ignorable="w14 w15 w16se w16cid w16 w16cex w16sdtdh w16sdtfl w16du">
   <w:docDefaults>
     <w:rPrDefault>
       <w:rPr>
@@ -59852,11 +59371,11 @@
     <w:qFormat/>
     <w:rsid w:val="001B3490"/>
   </w:style>
-  <w:style w:type="paragraph" w:styleId="Judul1">
+  <w:style w:type="paragraph" w:styleId="Heading1">
     <w:name w:val="heading 1"/>
     <w:basedOn w:val="Normal"/>
     <w:next w:val="Normal"/>
-    <w:link w:val="Judul1KAR"/>
+    <w:link w:val="Heading1Char"/>
     <w:uiPriority w:val="9"/>
     <w:qFormat/>
     <w:rsid w:val="001B3490"/>
@@ -59878,11 +59397,11 @@
       <w:szCs w:val="32"/>
     </w:rPr>
   </w:style>
-  <w:style w:type="paragraph" w:styleId="Judul2">
+  <w:style w:type="paragraph" w:styleId="Heading2">
     <w:name w:val="heading 2"/>
     <w:basedOn w:val="Normal"/>
     <w:next w:val="Normal"/>
-    <w:link w:val="Judul2KAR"/>
+    <w:link w:val="Heading2Char"/>
     <w:uiPriority w:val="9"/>
     <w:semiHidden/>
     <w:unhideWhenUsed/>
@@ -59907,11 +59426,11 @@
       <w:szCs w:val="28"/>
     </w:rPr>
   </w:style>
-  <w:style w:type="paragraph" w:styleId="Judul3">
+  <w:style w:type="paragraph" w:styleId="Heading3">
     <w:name w:val="heading 3"/>
     <w:basedOn w:val="Normal"/>
     <w:next w:val="Normal"/>
-    <w:link w:val="Judul3KAR"/>
+    <w:link w:val="Heading3Char"/>
     <w:uiPriority w:val="9"/>
     <w:semiHidden/>
     <w:unhideWhenUsed/>
@@ -59934,11 +59453,11 @@
       <w:szCs w:val="26"/>
     </w:rPr>
   </w:style>
-  <w:style w:type="paragraph" w:styleId="Judul4">
+  <w:style w:type="paragraph" w:styleId="Heading4">
     <w:name w:val="heading 4"/>
     <w:basedOn w:val="Normal"/>
     <w:next w:val="Normal"/>
-    <w:link w:val="Judul4KAR"/>
+    <w:link w:val="Heading4Char"/>
     <w:uiPriority w:val="9"/>
     <w:semiHidden/>
     <w:unhideWhenUsed/>
@@ -59961,11 +59480,11 @@
       <w:szCs w:val="28"/>
     </w:rPr>
   </w:style>
-  <w:style w:type="paragraph" w:styleId="Judul5">
+  <w:style w:type="paragraph" w:styleId="Heading5">
     <w:name w:val="heading 5"/>
     <w:basedOn w:val="Normal"/>
     <w:next w:val="Normal"/>
-    <w:link w:val="Judul5KAR"/>
+    <w:link w:val="Heading5Char"/>
     <w:uiPriority w:val="9"/>
     <w:semiHidden/>
     <w:unhideWhenUsed/>
@@ -59989,11 +59508,11 @@
       <w:szCs w:val="26"/>
     </w:rPr>
   </w:style>
-  <w:style w:type="paragraph" w:styleId="Judul6">
+  <w:style w:type="paragraph" w:styleId="Heading6">
     <w:name w:val="heading 6"/>
     <w:basedOn w:val="Normal"/>
     <w:next w:val="Normal"/>
-    <w:link w:val="Judul6KAR"/>
+    <w:link w:val="Heading6Char"/>
     <w:qFormat/>
     <w:rsid w:val="001B3490"/>
     <w:pPr>
@@ -60011,11 +59530,11 @@
       <w:szCs w:val="22"/>
     </w:rPr>
   </w:style>
-  <w:style w:type="paragraph" w:styleId="Judul7">
+  <w:style w:type="paragraph" w:styleId="Heading7">
     <w:name w:val="heading 7"/>
     <w:basedOn w:val="Normal"/>
     <w:next w:val="Normal"/>
-    <w:link w:val="Judul7KAR"/>
+    <w:link w:val="Heading7Char"/>
     <w:uiPriority w:val="9"/>
     <w:semiHidden/>
     <w:unhideWhenUsed/>
@@ -60035,11 +59554,11 @@
       <w:szCs w:val="24"/>
     </w:rPr>
   </w:style>
-  <w:style w:type="paragraph" w:styleId="Judul8">
+  <w:style w:type="paragraph" w:styleId="Heading8">
     <w:name w:val="heading 8"/>
     <w:basedOn w:val="Normal"/>
     <w:next w:val="Normal"/>
-    <w:link w:val="Judul8KAR"/>
+    <w:link w:val="Heading8Char"/>
     <w:uiPriority w:val="9"/>
     <w:semiHidden/>
     <w:unhideWhenUsed/>
@@ -60061,11 +59580,11 @@
       <w:szCs w:val="24"/>
     </w:rPr>
   </w:style>
-  <w:style w:type="paragraph" w:styleId="Judul9">
+  <w:style w:type="paragraph" w:styleId="Heading9">
     <w:name w:val="heading 9"/>
     <w:basedOn w:val="Normal"/>
     <w:next w:val="Normal"/>
-    <w:link w:val="Judul9KAR"/>
+    <w:link w:val="Heading9Char"/>
     <w:uiPriority w:val="9"/>
     <w:semiHidden/>
     <w:unhideWhenUsed/>
@@ -60085,13 +59604,13 @@
       <w:szCs w:val="22"/>
     </w:rPr>
   </w:style>
-  <w:style w:type="character" w:default="1" w:styleId="FontParagrafDefault">
+  <w:style w:type="character" w:default="1" w:styleId="DefaultParagraphFont">
     <w:name w:val="Default Paragraph Font"/>
     <w:uiPriority w:val="1"/>
     <w:semiHidden/>
     <w:unhideWhenUsed/>
   </w:style>
-  <w:style w:type="table" w:default="1" w:styleId="TabelNormal">
+  <w:style w:type="table" w:default="1" w:styleId="TableNormal">
     <w:name w:val="Normal Table"/>
     <w:uiPriority w:val="99"/>
     <w:semiHidden/>
@@ -60106,16 +59625,16 @@
       </w:tblCellMar>
     </w:tblPr>
   </w:style>
-  <w:style w:type="numbering" w:default="1" w:styleId="TidakAdaDaftar">
+  <w:style w:type="numbering" w:default="1" w:styleId="NoList">
     <w:name w:val="No List"/>
     <w:uiPriority w:val="99"/>
     <w:semiHidden/>
     <w:unhideWhenUsed/>
   </w:style>
-  <w:style w:type="character" w:customStyle="1" w:styleId="Judul1KAR">
-    <w:name w:val="Judul 1 KAR"/>
-    <w:basedOn w:val="FontParagrafDefault"/>
-    <w:link w:val="Judul1"/>
+  <w:style w:type="character" w:customStyle="1" w:styleId="Heading1Char">
+    <w:name w:val="Heading 1 Char"/>
+    <w:basedOn w:val="DefaultParagraphFont"/>
+    <w:link w:val="Heading1"/>
     <w:uiPriority w:val="9"/>
     <w:rsid w:val="001B3490"/>
     <w:rPr>
@@ -60127,10 +59646,10 @@
       <w:szCs w:val="32"/>
     </w:rPr>
   </w:style>
-  <w:style w:type="character" w:customStyle="1" w:styleId="Judul2KAR">
-    <w:name w:val="Judul 2 KAR"/>
-    <w:basedOn w:val="FontParagrafDefault"/>
-    <w:link w:val="Judul2"/>
+  <w:style w:type="character" w:customStyle="1" w:styleId="Heading2Char">
+    <w:name w:val="Heading 2 Char"/>
+    <w:basedOn w:val="DefaultParagraphFont"/>
+    <w:link w:val="Heading2"/>
     <w:uiPriority w:val="9"/>
     <w:semiHidden/>
     <w:rsid w:val="001B3490"/>
@@ -60144,10 +59663,10 @@
       <w:szCs w:val="28"/>
     </w:rPr>
   </w:style>
-  <w:style w:type="character" w:customStyle="1" w:styleId="Judul3KAR">
-    <w:name w:val="Judul 3 KAR"/>
-    <w:basedOn w:val="FontParagrafDefault"/>
-    <w:link w:val="Judul3"/>
+  <w:style w:type="character" w:customStyle="1" w:styleId="Heading3Char">
+    <w:name w:val="Heading 3 Char"/>
+    <w:basedOn w:val="DefaultParagraphFont"/>
+    <w:link w:val="Heading3"/>
     <w:uiPriority w:val="9"/>
     <w:semiHidden/>
     <w:rsid w:val="001B3490"/>
@@ -60159,10 +59678,10 @@
       <w:szCs w:val="26"/>
     </w:rPr>
   </w:style>
-  <w:style w:type="character" w:customStyle="1" w:styleId="Judul4KAR">
-    <w:name w:val="Judul 4 KAR"/>
-    <w:basedOn w:val="FontParagrafDefault"/>
-    <w:link w:val="Judul4"/>
+  <w:style w:type="character" w:customStyle="1" w:styleId="Heading4Char">
+    <w:name w:val="Heading 4 Char"/>
+    <w:basedOn w:val="DefaultParagraphFont"/>
+    <w:link w:val="Heading4"/>
     <w:uiPriority w:val="9"/>
     <w:semiHidden/>
     <w:rsid w:val="001B3490"/>
@@ -60174,10 +59693,10 @@
       <w:szCs w:val="28"/>
     </w:rPr>
   </w:style>
-  <w:style w:type="character" w:customStyle="1" w:styleId="Judul5KAR">
-    <w:name w:val="Judul 5 KAR"/>
-    <w:basedOn w:val="FontParagrafDefault"/>
-    <w:link w:val="Judul5"/>
+  <w:style w:type="character" w:customStyle="1" w:styleId="Heading5Char">
+    <w:name w:val="Heading 5 Char"/>
+    <w:basedOn w:val="DefaultParagraphFont"/>
+    <w:link w:val="Heading5"/>
     <w:uiPriority w:val="9"/>
     <w:semiHidden/>
     <w:rsid w:val="001B3490"/>
@@ -60191,10 +59710,10 @@
       <w:szCs w:val="26"/>
     </w:rPr>
   </w:style>
-  <w:style w:type="character" w:customStyle="1" w:styleId="Judul6KAR">
-    <w:name w:val="Judul 6 KAR"/>
-    <w:basedOn w:val="FontParagrafDefault"/>
-    <w:link w:val="Judul6"/>
+  <w:style w:type="character" w:customStyle="1" w:styleId="Heading6Char">
+    <w:name w:val="Heading 6 Char"/>
+    <w:basedOn w:val="DefaultParagraphFont"/>
+    <w:link w:val="Heading6"/>
     <w:rsid w:val="001B3490"/>
     <w:rPr>
       <w:b/>
@@ -60203,10 +59722,10 @@
       <w:szCs w:val="22"/>
     </w:rPr>
   </w:style>
-  <w:style w:type="character" w:customStyle="1" w:styleId="Judul7KAR">
-    <w:name w:val="Judul 7 KAR"/>
-    <w:basedOn w:val="FontParagrafDefault"/>
-    <w:link w:val="Judul7"/>
+  <w:style w:type="character" w:customStyle="1" w:styleId="Heading7Char">
+    <w:name w:val="Heading 7 Char"/>
+    <w:basedOn w:val="DefaultParagraphFont"/>
+    <w:link w:val="Heading7"/>
     <w:uiPriority w:val="9"/>
     <w:semiHidden/>
     <w:rsid w:val="001B3490"/>
@@ -60216,10 +59735,10 @@
       <w:szCs w:val="24"/>
     </w:rPr>
   </w:style>
-  <w:style w:type="character" w:customStyle="1" w:styleId="Judul8KAR">
-    <w:name w:val="Judul 8 KAR"/>
-    <w:basedOn w:val="FontParagrafDefault"/>
-    <w:link w:val="Judul8"/>
+  <w:style w:type="character" w:customStyle="1" w:styleId="Heading8Char">
+    <w:name w:val="Heading 8 Char"/>
+    <w:basedOn w:val="DefaultParagraphFont"/>
+    <w:link w:val="Heading8"/>
     <w:uiPriority w:val="9"/>
     <w:semiHidden/>
     <w:rsid w:val="001B3490"/>
@@ -60231,10 +59750,10 @@
       <w:szCs w:val="24"/>
     </w:rPr>
   </w:style>
-  <w:style w:type="character" w:customStyle="1" w:styleId="Judul9KAR">
-    <w:name w:val="Judul 9 KAR"/>
-    <w:basedOn w:val="FontParagrafDefault"/>
-    <w:link w:val="Judul9"/>
+  <w:style w:type="character" w:customStyle="1" w:styleId="Heading9Char">
+    <w:name w:val="Heading 9 Char"/>
+    <w:basedOn w:val="DefaultParagraphFont"/>
+    <w:link w:val="Heading9"/>
     <w:uiPriority w:val="9"/>
     <w:semiHidden/>
     <w:rsid w:val="001B3490"/>
@@ -60244,11 +59763,11 @@
       <w:szCs w:val="22"/>
     </w:rPr>
   </w:style>
-  <w:style w:type="paragraph" w:styleId="DaftarParagraf">
+  <w:style w:type="paragraph" w:styleId="ListParagraph">
     <w:name w:val="List Paragraph"/>
     <w:aliases w:val="Body of text,Colorful List - Accent 11,List Paragraph1,Body of text+1,Body of text+2,Body of text+3,List Paragraph11,HEADING 1,Medium Grid 1 - Accent 21,soal jawab,Body of textCxSp,List Paragraph Char Char Char,List Paragraph Char Char"/>
     <w:basedOn w:val="Normal"/>
-    <w:link w:val="DaftarParagrafKAR"/>
+    <w:link w:val="ListParagraphChar"/>
     <w:uiPriority w:val="34"/>
     <w:qFormat/>
     <w:rsid w:val="00A654BC"/>
@@ -60272,10 +59791,10 @@
       <w:szCs w:val="24"/>
     </w:rPr>
   </w:style>
-  <w:style w:type="table" w:styleId="KisiTabel">
+  <w:style w:type="table" w:styleId="TableGrid">
     <w:name w:val="Table Grid"/>
     <w:aliases w:val="Tabel"/>
-    <w:basedOn w:val="TabelNormal"/>
+    <w:basedOn w:val="TableNormal"/>
     <w:uiPriority w:val="59"/>
     <w:rsid w:val="0035587B"/>
     <w:tblPr>
@@ -60289,10 +59808,10 @@
       </w:tblBorders>
     </w:tblPr>
   </w:style>
-  <w:style w:type="paragraph" w:styleId="TeksBalon">
+  <w:style w:type="paragraph" w:styleId="BalloonText">
     <w:name w:val="Balloon Text"/>
     <w:basedOn w:val="Normal"/>
-    <w:link w:val="TeksBalonKAR"/>
+    <w:link w:val="BalloonTextChar"/>
     <w:uiPriority w:val="99"/>
     <w:semiHidden/>
     <w:unhideWhenUsed/>
@@ -60303,10 +59822,10 @@
       <w:szCs w:val="16"/>
     </w:rPr>
   </w:style>
-  <w:style w:type="character" w:customStyle="1" w:styleId="TeksBalonKAR">
-    <w:name w:val="Teks Balon KAR"/>
-    <w:basedOn w:val="FontParagrafDefault"/>
-    <w:link w:val="TeksBalon"/>
+  <w:style w:type="character" w:customStyle="1" w:styleId="BalloonTextChar">
+    <w:name w:val="Balloon Text Char"/>
+    <w:basedOn w:val="DefaultParagraphFont"/>
+    <w:link w:val="BalloonText"/>
     <w:uiPriority w:val="99"/>
     <w:semiHidden/>
     <w:rsid w:val="00FD3458"/>
@@ -60316,7 +59835,7 @@
       <w:szCs w:val="16"/>
     </w:rPr>
   </w:style>
-  <w:style w:type="paragraph" w:styleId="TidakAdaSpasi">
+  <w:style w:type="paragraph" w:styleId="NoSpacing">
     <w:name w:val="No Spacing"/>
     <w:uiPriority w:val="99"/>
     <w:qFormat/>
@@ -60342,10 +59861,10 @@
       <w:lang w:val="id-ID" w:eastAsia="id-ID"/>
     </w:rPr>
   </w:style>
-  <w:style w:type="character" w:customStyle="1" w:styleId="DaftarParagrafKAR">
-    <w:name w:val="Daftar Paragraf KAR"/>
-    <w:aliases w:val="Body of text KAR,Colorful List - Accent 11 KAR,List Paragraph1 KAR,Body of text+1 KAR,Body of text+2 KAR,Body of text+3 KAR,List Paragraph11 KAR,HEADING 1 KAR,Medium Grid 1 - Accent 21 KAR,soal jawab KAR,Body of textCxSp KAR"/>
-    <w:link w:val="DaftarParagraf"/>
+  <w:style w:type="character" w:customStyle="1" w:styleId="ListParagraphChar">
+    <w:name w:val="List Paragraph Char"/>
+    <w:aliases w:val="Body of text Char,Colorful List - Accent 11 Char,List Paragraph1 Char,Body of text+1 Char,Body of text+2 Char,Body of text+3 Char,List Paragraph11 Char,HEADING 1 Char,Medium Grid 1 - Accent 21 Char,soal jawab Char"/>
+    <w:link w:val="ListParagraph"/>
     <w:uiPriority w:val="34"/>
     <w:qFormat/>
     <w:locked/>
@@ -60354,7 +59873,7 @@
   <w:style w:type="paragraph" w:styleId="Header">
     <w:name w:val="header"/>
     <w:basedOn w:val="Normal"/>
-    <w:link w:val="HeaderKAR"/>
+    <w:link w:val="HeaderChar"/>
     <w:uiPriority w:val="99"/>
     <w:unhideWhenUsed/>
     <w:rsid w:val="001C7B89"/>
@@ -60365,9 +59884,9 @@
       </w:tabs>
     </w:pPr>
   </w:style>
-  <w:style w:type="character" w:customStyle="1" w:styleId="HeaderKAR">
-    <w:name w:val="Header KAR"/>
-    <w:basedOn w:val="FontParagrafDefault"/>
+  <w:style w:type="character" w:customStyle="1" w:styleId="HeaderChar">
+    <w:name w:val="Header Char"/>
+    <w:basedOn w:val="DefaultParagraphFont"/>
     <w:link w:val="Header"/>
     <w:uiPriority w:val="99"/>
     <w:rsid w:val="001C7B89"/>
@@ -60375,7 +59894,7 @@
   <w:style w:type="paragraph" w:styleId="Footer">
     <w:name w:val="footer"/>
     <w:basedOn w:val="Normal"/>
-    <w:link w:val="FooterKAR"/>
+    <w:link w:val="FooterChar"/>
     <w:uiPriority w:val="99"/>
     <w:unhideWhenUsed/>
     <w:rsid w:val="001C7B89"/>
@@ -60386,16 +59905,16 @@
       </w:tabs>
     </w:pPr>
   </w:style>
-  <w:style w:type="character" w:customStyle="1" w:styleId="FooterKAR">
-    <w:name w:val="Footer KAR"/>
-    <w:basedOn w:val="FontParagrafDefault"/>
+  <w:style w:type="character" w:customStyle="1" w:styleId="FooterChar">
+    <w:name w:val="Footer Char"/>
+    <w:basedOn w:val="DefaultParagraphFont"/>
     <w:link w:val="Footer"/>
     <w:uiPriority w:val="99"/>
     <w:rsid w:val="001C7B89"/>
   </w:style>
   <w:style w:type="character" w:styleId="Hyperlink">
     <w:name w:val="Hyperlink"/>
-    <w:basedOn w:val="FontParagrafDefault"/>
+    <w:basedOn w:val="DefaultParagraphFont"/>
     <w:uiPriority w:val="99"/>
     <w:unhideWhenUsed/>
     <w:rsid w:val="006F07A1"/>
@@ -60404,9 +59923,9 @@
       <w:u w:val="single"/>
     </w:rPr>
   </w:style>
-  <w:style w:type="character" w:styleId="SebutanYangBelumTerselesaikan">
+  <w:style w:type="character" w:styleId="UnresolvedMention">
     <w:name w:val="Unresolved Mention"/>
-    <w:basedOn w:val="FontParagrafDefault"/>
+    <w:basedOn w:val="DefaultParagraphFont"/>
     <w:uiPriority w:val="99"/>
     <w:semiHidden/>
     <w:unhideWhenUsed/>
@@ -60416,9 +59935,9 @@
       <w:shd w:val="clear" w:color="auto" w:fill="E1DFDD"/>
     </w:rPr>
   </w:style>
-  <w:style w:type="character" w:styleId="Kuat">
+  <w:style w:type="character" w:styleId="Strong">
     <w:name w:val="Strong"/>
-    <w:basedOn w:val="FontParagrafDefault"/>
+    <w:basedOn w:val="DefaultParagraphFont"/>
     <w:uiPriority w:val="22"/>
     <w:qFormat/>
     <w:rsid w:val="00BD2376"/>
